--- a/docs/31_심방_계획보고서.docx
+++ b/docs/31_심방_계획보고서.docx
@@ -11,7 +11,7 @@
         <w:rPr>
           <w:b w:val="0"/>
         </w:rPr>
-        <w:t>(교회명) 교구 및 시니어 심방 계획·보고서 (202__년 __월)</w:t>
+        <w:t>________년 ________월 (교회명) 교구·시니어 심방 계획 겸 보고서</w:t>
       </w:r>
     </w:p>
     <w:p>
@@ -22,7 +22,74 @@
         <w:rPr>
           <w:b w:val="0"/>
         </w:rPr>
-        <w:t>1. 월간 심방 계획표</w:t>
+        <w:t>개요</w:t>
+      </w:r>
+    </w:p>
+    <w:p>
+      <w:r>
+        <w:rPr>
+          <w:b w:val="0"/>
+        </w:rPr>
+        <w:t>주제 : ________월 교구·시니어 심방</w:t>
+      </w:r>
+    </w:p>
+    <w:p>
+      <w:r>
+        <w:rPr>
+          <w:b w:val="0"/>
+        </w:rPr>
+        <w:t>주제 말씀 : ________</w:t>
+      </w:r>
+    </w:p>
+    <w:p>
+      <w:r>
+        <w:rPr>
+          <w:b w:val="0"/>
+        </w:rPr>
+        <w:t>목적 : 가정의 안부를 살피고 말씀과 기도로 돌보며 필요한 도움을 연결한다.</w:t>
+      </w:r>
+    </w:p>
+    <w:p>
+      <w:r>
+        <w:rPr>
+          <w:b w:val="0"/>
+        </w:rPr>
+        <w:t>장소 : ________</w:t>
+      </w:r>
+    </w:p>
+    <w:p>
+      <w:r>
+        <w:rPr>
+          <w:b w:val="0"/>
+        </w:rPr>
+        <w:t>일시 : ________년 ________월 ________일 ~ ________일</w:t>
+      </w:r>
+    </w:p>
+    <w:p>
+      <w:r>
+        <w:rPr>
+          <w:b w:val="0"/>
+        </w:rPr>
+        <w:t>담당 : ________</w:t>
+      </w:r>
+    </w:p>
+    <w:p>
+      <w:r>
+        <w:rPr>
+          <w:b w:val="0"/>
+        </w:rPr>
+        <w:t>대상 : ________교구·시니어 (예상 인원 ________명, ________가정)</w:t>
+      </w:r>
+    </w:p>
+    <w:p>
+      <w:pPr>
+        <w:pStyle w:val="Heading2"/>
+      </w:pPr>
+      <w:r>
+        <w:rPr>
+          <w:b w:val="0"/>
+        </w:rPr>
+        <w:t>월간 심방 계획표</w:t>
       </w:r>
     </w:p>
     <w:tbl>
@@ -32,89 +99,75 @@
         <w:tblLook w:firstColumn="1" w:firstRow="1" w:lastColumn="0" w:lastRow="0" w:noHBand="0" w:noVBand="1" w:val="04A0"/>
       </w:tblPr>
       <w:tblGrid>
-        <w:gridCol w:w="1440"/>
-        <w:gridCol w:w="1440"/>
-        <w:gridCol w:w="1440"/>
-        <w:gridCol w:w="1440"/>
-        <w:gridCol w:w="1440"/>
-        <w:gridCol w:w="1440"/>
+        <w:gridCol w:w="1728"/>
+        <w:gridCol w:w="1728"/>
+        <w:gridCol w:w="1728"/>
+        <w:gridCol w:w="1728"/>
+        <w:gridCol w:w="1728"/>
       </w:tblGrid>
       <w:tr>
         <w:tc>
           <w:tcPr>
-            <w:tcW w:type="dxa" w:w="1440"/>
+            <w:tcW w:type="dxa" w:w="1728"/>
           </w:tcPr>
           <w:p>
             <w:r>
               <w:rPr>
                 <w:b/>
               </w:rPr>
-              <w:t>순번</w:t>
+              <w:t>가정(관리번호)</w:t>
             </w:r>
           </w:p>
         </w:tc>
         <w:tc>
           <w:tcPr>
-            <w:tcW w:type="dxa" w:w="1440"/>
+            <w:tcW w:type="dxa" w:w="1728"/>
           </w:tcPr>
           <w:p>
             <w:r>
               <w:rPr>
                 <w:b/>
               </w:rPr>
-              <w:t>성명(가정)</w:t>
+              <w:t>심방 사유</w:t>
             </w:r>
           </w:p>
         </w:tc>
         <w:tc>
           <w:tcPr>
-            <w:tcW w:type="dxa" w:w="1440"/>
+            <w:tcW w:type="dxa" w:w="1728"/>
           </w:tcPr>
           <w:p>
             <w:r>
               <w:rPr>
                 <w:b/>
               </w:rPr>
-              <w:t>심방 사유 (정기/신병/환난 등)</w:t>
+              <w:t>방문자</w:t>
             </w:r>
           </w:p>
         </w:tc>
         <w:tc>
           <w:tcPr>
-            <w:tcW w:type="dxa" w:w="1440"/>
+            <w:tcW w:type="dxa" w:w="1728"/>
           </w:tcPr>
           <w:p>
             <w:r>
               <w:rPr>
                 <w:b/>
               </w:rPr>
-              <w:t>방문자 (리더 및 동행자)</w:t>
+              <w:t>날짜·시간</w:t>
             </w:r>
           </w:p>
         </w:tc>
         <w:tc>
           <w:tcPr>
-            <w:tcW w:type="dxa" w:w="1440"/>
+            <w:tcW w:type="dxa" w:w="1728"/>
           </w:tcPr>
           <w:p>
             <w:r>
               <w:rPr>
                 <w:b/>
               </w:rPr>
-              <w:t>일시 및 시간</w:t>
-            </w:r>
-          </w:p>
-        </w:tc>
-        <w:tc>
-          <w:tcPr>
-            <w:tcW w:type="dxa" w:w="1440"/>
-          </w:tcPr>
-          <w:p>
-            <w:r>
-              <w:rPr>
-                <w:b/>
-              </w:rPr>
-              <w:t>비고</w:t>
+              <w:t>방문 동의·일정 확인</w:t>
             </w:r>
           </w:p>
         </w:tc>
@@ -122,20 +175,7 @@
       <w:tr>
         <w:tc>
           <w:tcPr>
-            <w:tcW w:type="dxa" w:w="1440"/>
-          </w:tcPr>
-          <w:p>
-            <w:r>
-              <w:rPr>
-                <w:b w:val="0"/>
-              </w:rPr>
-              <w:t>1</w:t>
-            </w:r>
-          </w:p>
-        </w:tc>
-        <w:tc>
-          <w:tcPr>
-            <w:tcW w:type="dxa" w:w="1440"/>
+            <w:tcW w:type="dxa" w:w="1728"/>
           </w:tcPr>
           <w:p>
             <w:r>
@@ -148,67 +188,7 @@
         </w:tc>
         <w:tc>
           <w:tcPr>
-            <w:tcW w:type="dxa" w:w="1440"/>
-          </w:tcPr>
-          <w:p>
-            <w:r>
-              <w:rPr>
-                <w:b w:val="0"/>
-              </w:rPr>
-              <w:t>____________________</w:t>
-            </w:r>
-          </w:p>
-        </w:tc>
-        <w:tc>
-          <w:tcPr>
-            <w:tcW w:type="dxa" w:w="1440"/>
-          </w:tcPr>
-          <w:p>
-            <w:r>
-              <w:rPr>
-                <w:b w:val="0"/>
-              </w:rPr>
-              <w:t>________________</w:t>
-            </w:r>
-          </w:p>
-        </w:tc>
-        <w:tc>
-          <w:tcPr>
-            <w:tcW w:type="dxa" w:w="1440"/>
-          </w:tcPr>
-          <w:p>
-            <w:r>
-              <w:rPr>
-                <w:b w:val="0"/>
-              </w:rPr>
-              <w:t>__월 __일 __시</w:t>
-            </w:r>
-          </w:p>
-        </w:tc>
-        <w:tc>
-          <w:tcPr>
-            <w:tcW w:type="dxa" w:w="1440"/>
-          </w:tcPr>
-          <w:p/>
-        </w:tc>
-      </w:tr>
-      <w:tr>
-        <w:tc>
-          <w:tcPr>
-            <w:tcW w:type="dxa" w:w="1440"/>
-          </w:tcPr>
-          <w:p>
-            <w:r>
-              <w:rPr>
-                <w:b w:val="0"/>
-              </w:rPr>
-              <w:t>2</w:t>
-            </w:r>
-          </w:p>
-        </w:tc>
-        <w:tc>
-          <w:tcPr>
-            <w:tcW w:type="dxa" w:w="1440"/>
+            <w:tcW w:type="dxa" w:w="1728"/>
           </w:tcPr>
           <w:p>
             <w:r>
@@ -221,67 +201,7 @@
         </w:tc>
         <w:tc>
           <w:tcPr>
-            <w:tcW w:type="dxa" w:w="1440"/>
-          </w:tcPr>
-          <w:p>
-            <w:r>
-              <w:rPr>
-                <w:b w:val="0"/>
-              </w:rPr>
-              <w:t>____________________</w:t>
-            </w:r>
-          </w:p>
-        </w:tc>
-        <w:tc>
-          <w:tcPr>
-            <w:tcW w:type="dxa" w:w="1440"/>
-          </w:tcPr>
-          <w:p>
-            <w:r>
-              <w:rPr>
-                <w:b w:val="0"/>
-              </w:rPr>
-              <w:t>________________</w:t>
-            </w:r>
-          </w:p>
-        </w:tc>
-        <w:tc>
-          <w:tcPr>
-            <w:tcW w:type="dxa" w:w="1440"/>
-          </w:tcPr>
-          <w:p>
-            <w:r>
-              <w:rPr>
-                <w:b w:val="0"/>
-              </w:rPr>
-              <w:t>__월 __일 __시</w:t>
-            </w:r>
-          </w:p>
-        </w:tc>
-        <w:tc>
-          <w:tcPr>
-            <w:tcW w:type="dxa" w:w="1440"/>
-          </w:tcPr>
-          <w:p/>
-        </w:tc>
-      </w:tr>
-      <w:tr>
-        <w:tc>
-          <w:tcPr>
-            <w:tcW w:type="dxa" w:w="1440"/>
-          </w:tcPr>
-          <w:p>
-            <w:r>
-              <w:rPr>
-                <w:b w:val="0"/>
-              </w:rPr>
-              <w:t>3</w:t>
-            </w:r>
-          </w:p>
-        </w:tc>
-        <w:tc>
-          <w:tcPr>
-            <w:tcW w:type="dxa" w:w="1440"/>
+            <w:tcW w:type="dxa" w:w="1728"/>
           </w:tcPr>
           <w:p>
             <w:r>
@@ -294,67 +214,7 @@
         </w:tc>
         <w:tc>
           <w:tcPr>
-            <w:tcW w:type="dxa" w:w="1440"/>
-          </w:tcPr>
-          <w:p>
-            <w:r>
-              <w:rPr>
-                <w:b w:val="0"/>
-              </w:rPr>
-              <w:t>____________________</w:t>
-            </w:r>
-          </w:p>
-        </w:tc>
-        <w:tc>
-          <w:tcPr>
-            <w:tcW w:type="dxa" w:w="1440"/>
-          </w:tcPr>
-          <w:p>
-            <w:r>
-              <w:rPr>
-                <w:b w:val="0"/>
-              </w:rPr>
-              <w:t>________________</w:t>
-            </w:r>
-          </w:p>
-        </w:tc>
-        <w:tc>
-          <w:tcPr>
-            <w:tcW w:type="dxa" w:w="1440"/>
-          </w:tcPr>
-          <w:p>
-            <w:r>
-              <w:rPr>
-                <w:b w:val="0"/>
-              </w:rPr>
-              <w:t>__월 __일 __시</w:t>
-            </w:r>
-          </w:p>
-        </w:tc>
-        <w:tc>
-          <w:tcPr>
-            <w:tcW w:type="dxa" w:w="1440"/>
-          </w:tcPr>
-          <w:p/>
-        </w:tc>
-      </w:tr>
-      <w:tr>
-        <w:tc>
-          <w:tcPr>
-            <w:tcW w:type="dxa" w:w="1440"/>
-          </w:tcPr>
-          <w:p>
-            <w:r>
-              <w:rPr>
-                <w:b w:val="0"/>
-              </w:rPr>
-              <w:t>4</w:t>
-            </w:r>
-          </w:p>
-        </w:tc>
-        <w:tc>
-          <w:tcPr>
-            <w:tcW w:type="dxa" w:w="1440"/>
+            <w:tcW w:type="dxa" w:w="1728"/>
           </w:tcPr>
           <w:p>
             <w:r>
@@ -367,67 +227,22 @@
         </w:tc>
         <w:tc>
           <w:tcPr>
-            <w:tcW w:type="dxa" w:w="1440"/>
+            <w:tcW w:type="dxa" w:w="1728"/>
           </w:tcPr>
           <w:p>
             <w:r>
               <w:rPr>
                 <w:b w:val="0"/>
               </w:rPr>
-              <w:t>____________________</w:t>
+              <w:t>________</w:t>
             </w:r>
           </w:p>
-        </w:tc>
-        <w:tc>
-          <w:tcPr>
-            <w:tcW w:type="dxa" w:w="1440"/>
-          </w:tcPr>
-          <w:p>
-            <w:r>
-              <w:rPr>
-                <w:b w:val="0"/>
-              </w:rPr>
-              <w:t>________________</w:t>
-            </w:r>
-          </w:p>
-        </w:tc>
-        <w:tc>
-          <w:tcPr>
-            <w:tcW w:type="dxa" w:w="1440"/>
-          </w:tcPr>
-          <w:p>
-            <w:r>
-              <w:rPr>
-                <w:b w:val="0"/>
-              </w:rPr>
-              <w:t>__월 __일 __시</w:t>
-            </w:r>
-          </w:p>
-        </w:tc>
-        <w:tc>
-          <w:tcPr>
-            <w:tcW w:type="dxa" w:w="1440"/>
-          </w:tcPr>
-          <w:p/>
         </w:tc>
       </w:tr>
       <w:tr>
         <w:tc>
           <w:tcPr>
-            <w:tcW w:type="dxa" w:w="1440"/>
-          </w:tcPr>
-          <w:p>
-            <w:r>
-              <w:rPr>
-                <w:b w:val="0"/>
-              </w:rPr>
-              <w:t>5</w:t>
-            </w:r>
-          </w:p>
-        </w:tc>
-        <w:tc>
-          <w:tcPr>
-            <w:tcW w:type="dxa" w:w="1440"/>
+            <w:tcW w:type="dxa" w:w="1728"/>
           </w:tcPr>
           <w:p>
             <w:r>
@@ -440,67 +255,7 @@
         </w:tc>
         <w:tc>
           <w:tcPr>
-            <w:tcW w:type="dxa" w:w="1440"/>
-          </w:tcPr>
-          <w:p>
-            <w:r>
-              <w:rPr>
-                <w:b w:val="0"/>
-              </w:rPr>
-              <w:t>____________________</w:t>
-            </w:r>
-          </w:p>
-        </w:tc>
-        <w:tc>
-          <w:tcPr>
-            <w:tcW w:type="dxa" w:w="1440"/>
-          </w:tcPr>
-          <w:p>
-            <w:r>
-              <w:rPr>
-                <w:b w:val="0"/>
-              </w:rPr>
-              <w:t>________________</w:t>
-            </w:r>
-          </w:p>
-        </w:tc>
-        <w:tc>
-          <w:tcPr>
-            <w:tcW w:type="dxa" w:w="1440"/>
-          </w:tcPr>
-          <w:p>
-            <w:r>
-              <w:rPr>
-                <w:b w:val="0"/>
-              </w:rPr>
-              <w:t>__월 __일 __시</w:t>
-            </w:r>
-          </w:p>
-        </w:tc>
-        <w:tc>
-          <w:tcPr>
-            <w:tcW w:type="dxa" w:w="1440"/>
-          </w:tcPr>
-          <w:p/>
-        </w:tc>
-      </w:tr>
-      <w:tr>
-        <w:tc>
-          <w:tcPr>
-            <w:tcW w:type="dxa" w:w="1440"/>
-          </w:tcPr>
-          <w:p>
-            <w:r>
-              <w:rPr>
-                <w:b w:val="0"/>
-              </w:rPr>
-              <w:t>6</w:t>
-            </w:r>
-          </w:p>
-        </w:tc>
-        <w:tc>
-          <w:tcPr>
-            <w:tcW w:type="dxa" w:w="1440"/>
+            <w:tcW w:type="dxa" w:w="1728"/>
           </w:tcPr>
           <w:p>
             <w:r>
@@ -513,67 +268,7 @@
         </w:tc>
         <w:tc>
           <w:tcPr>
-            <w:tcW w:type="dxa" w:w="1440"/>
-          </w:tcPr>
-          <w:p>
-            <w:r>
-              <w:rPr>
-                <w:b w:val="0"/>
-              </w:rPr>
-              <w:t>____________________</w:t>
-            </w:r>
-          </w:p>
-        </w:tc>
-        <w:tc>
-          <w:tcPr>
-            <w:tcW w:type="dxa" w:w="1440"/>
-          </w:tcPr>
-          <w:p>
-            <w:r>
-              <w:rPr>
-                <w:b w:val="0"/>
-              </w:rPr>
-              <w:t>________________</w:t>
-            </w:r>
-          </w:p>
-        </w:tc>
-        <w:tc>
-          <w:tcPr>
-            <w:tcW w:type="dxa" w:w="1440"/>
-          </w:tcPr>
-          <w:p>
-            <w:r>
-              <w:rPr>
-                <w:b w:val="0"/>
-              </w:rPr>
-              <w:t>__월 __일 __시</w:t>
-            </w:r>
-          </w:p>
-        </w:tc>
-        <w:tc>
-          <w:tcPr>
-            <w:tcW w:type="dxa" w:w="1440"/>
-          </w:tcPr>
-          <w:p/>
-        </w:tc>
-      </w:tr>
-      <w:tr>
-        <w:tc>
-          <w:tcPr>
-            <w:tcW w:type="dxa" w:w="1440"/>
-          </w:tcPr>
-          <w:p>
-            <w:r>
-              <w:rPr>
-                <w:b w:val="0"/>
-              </w:rPr>
-              <w:t>7</w:t>
-            </w:r>
-          </w:p>
-        </w:tc>
-        <w:tc>
-          <w:tcPr>
-            <w:tcW w:type="dxa" w:w="1440"/>
+            <w:tcW w:type="dxa" w:w="1728"/>
           </w:tcPr>
           <w:p>
             <w:r>
@@ -586,67 +281,7 @@
         </w:tc>
         <w:tc>
           <w:tcPr>
-            <w:tcW w:type="dxa" w:w="1440"/>
-          </w:tcPr>
-          <w:p>
-            <w:r>
-              <w:rPr>
-                <w:b w:val="0"/>
-              </w:rPr>
-              <w:t>____________________</w:t>
-            </w:r>
-          </w:p>
-        </w:tc>
-        <w:tc>
-          <w:tcPr>
-            <w:tcW w:type="dxa" w:w="1440"/>
-          </w:tcPr>
-          <w:p>
-            <w:r>
-              <w:rPr>
-                <w:b w:val="0"/>
-              </w:rPr>
-              <w:t>________________</w:t>
-            </w:r>
-          </w:p>
-        </w:tc>
-        <w:tc>
-          <w:tcPr>
-            <w:tcW w:type="dxa" w:w="1440"/>
-          </w:tcPr>
-          <w:p>
-            <w:r>
-              <w:rPr>
-                <w:b w:val="0"/>
-              </w:rPr>
-              <w:t>__월 __일 __시</w:t>
-            </w:r>
-          </w:p>
-        </w:tc>
-        <w:tc>
-          <w:tcPr>
-            <w:tcW w:type="dxa" w:w="1440"/>
-          </w:tcPr>
-          <w:p/>
-        </w:tc>
-      </w:tr>
-      <w:tr>
-        <w:tc>
-          <w:tcPr>
-            <w:tcW w:type="dxa" w:w="1440"/>
-          </w:tcPr>
-          <w:p>
-            <w:r>
-              <w:rPr>
-                <w:b w:val="0"/>
-              </w:rPr>
-              <w:t>8</w:t>
-            </w:r>
-          </w:p>
-        </w:tc>
-        <w:tc>
-          <w:tcPr>
-            <w:tcW w:type="dxa" w:w="1440"/>
+            <w:tcW w:type="dxa" w:w="1728"/>
           </w:tcPr>
           <w:p>
             <w:r>
@@ -659,48 +294,150 @@
         </w:tc>
         <w:tc>
           <w:tcPr>
-            <w:tcW w:type="dxa" w:w="1440"/>
+            <w:tcW w:type="dxa" w:w="1728"/>
           </w:tcPr>
           <w:p>
             <w:r>
               <w:rPr>
                 <w:b w:val="0"/>
               </w:rPr>
-              <w:t>____________________</w:t>
+              <w:t>________</w:t>
             </w:r>
           </w:p>
         </w:tc>
+      </w:tr>
+      <w:tr>
         <w:tc>
           <w:tcPr>
-            <w:tcW w:type="dxa" w:w="1440"/>
+            <w:tcW w:type="dxa" w:w="1728"/>
           </w:tcPr>
           <w:p>
             <w:r>
               <w:rPr>
                 <w:b w:val="0"/>
               </w:rPr>
-              <w:t>________________</w:t>
+              <w:t>________</w:t>
             </w:r>
           </w:p>
         </w:tc>
         <w:tc>
           <w:tcPr>
-            <w:tcW w:type="dxa" w:w="1440"/>
+            <w:tcW w:type="dxa" w:w="1728"/>
           </w:tcPr>
           <w:p>
             <w:r>
               <w:rPr>
                 <w:b w:val="0"/>
               </w:rPr>
-              <w:t>__월 __일 __시</w:t>
+              <w:t>________</w:t>
             </w:r>
           </w:p>
         </w:tc>
         <w:tc>
           <w:tcPr>
-            <w:tcW w:type="dxa" w:w="1440"/>
+            <w:tcW w:type="dxa" w:w="1728"/>
           </w:tcPr>
-          <w:p/>
+          <w:p>
+            <w:r>
+              <w:rPr>
+                <w:b w:val="0"/>
+              </w:rPr>
+              <w:t>________</w:t>
+            </w:r>
+          </w:p>
+        </w:tc>
+        <w:tc>
+          <w:tcPr>
+            <w:tcW w:type="dxa" w:w="1728"/>
+          </w:tcPr>
+          <w:p>
+            <w:r>
+              <w:rPr>
+                <w:b w:val="0"/>
+              </w:rPr>
+              <w:t>________</w:t>
+            </w:r>
+          </w:p>
+        </w:tc>
+        <w:tc>
+          <w:tcPr>
+            <w:tcW w:type="dxa" w:w="1728"/>
+          </w:tcPr>
+          <w:p>
+            <w:r>
+              <w:rPr>
+                <w:b w:val="0"/>
+              </w:rPr>
+              <w:t>________</w:t>
+            </w:r>
+          </w:p>
+        </w:tc>
+      </w:tr>
+      <w:tr>
+        <w:tc>
+          <w:tcPr>
+            <w:tcW w:type="dxa" w:w="1728"/>
+          </w:tcPr>
+          <w:p>
+            <w:r>
+              <w:rPr>
+                <w:b w:val="0"/>
+              </w:rPr>
+              <w:t>________</w:t>
+            </w:r>
+          </w:p>
+        </w:tc>
+        <w:tc>
+          <w:tcPr>
+            <w:tcW w:type="dxa" w:w="1728"/>
+          </w:tcPr>
+          <w:p>
+            <w:r>
+              <w:rPr>
+                <w:b w:val="0"/>
+              </w:rPr>
+              <w:t>________</w:t>
+            </w:r>
+          </w:p>
+        </w:tc>
+        <w:tc>
+          <w:tcPr>
+            <w:tcW w:type="dxa" w:w="1728"/>
+          </w:tcPr>
+          <w:p>
+            <w:r>
+              <w:rPr>
+                <w:b w:val="0"/>
+              </w:rPr>
+              <w:t>________</w:t>
+            </w:r>
+          </w:p>
+        </w:tc>
+        <w:tc>
+          <w:tcPr>
+            <w:tcW w:type="dxa" w:w="1728"/>
+          </w:tcPr>
+          <w:p>
+            <w:r>
+              <w:rPr>
+                <w:b w:val="0"/>
+              </w:rPr>
+              <w:t>________</w:t>
+            </w:r>
+          </w:p>
+        </w:tc>
+        <w:tc>
+          <w:tcPr>
+            <w:tcW w:type="dxa" w:w="1728"/>
+          </w:tcPr>
+          <w:p>
+            <w:r>
+              <w:rPr>
+                <w:b w:val="0"/>
+              </w:rPr>
+              <w:t>________</w:t>
+            </w:r>
+          </w:p>
         </w:tc>
       </w:tr>
     </w:tbl>
@@ -713,142 +450,7 @@
         <w:rPr>
           <w:b w:val="0"/>
         </w:rPr>
-        <w:t>2. 심방 상세 기록서</w:t>
-      </w:r>
-    </w:p>
-    <w:p>
-      <w:pPr>
-        <w:pStyle w:val="Heading3"/>
-      </w:pPr>
-      <w:r>
-        <w:rPr>
-          <w:b w:val="0"/>
-        </w:rPr>
-        <w:t>[심방 대상자 기본 정보]</w:t>
-      </w:r>
-    </w:p>
-    <w:p>
-      <w:pPr>
-        <w:pStyle w:val="ListBullet"/>
-      </w:pPr>
-      <w:r>
-        <w:rPr>
-          <w:b/>
-        </w:rPr>
-        <w:t>성명:</w:t>
-      </w:r>
-      <w:r>
-        <w:rPr>
-          <w:b w:val="0"/>
-        </w:rPr>
-        <w:t xml:space="preserve"> ________ (직분: ________)</w:t>
-      </w:r>
-    </w:p>
-    <w:p>
-      <w:pPr>
-        <w:pStyle w:val="ListBullet"/>
-      </w:pPr>
-      <w:r>
-        <w:rPr>
-          <w:b/>
-        </w:rPr>
-        <w:t>연락처:</w:t>
-      </w:r>
-      <w:r>
-        <w:rPr>
-          <w:b w:val="0"/>
-        </w:rPr>
-        <w:t xml:space="preserve"> ________-________-________</w:t>
-      </w:r>
-    </w:p>
-    <w:p>
-      <w:pPr>
-        <w:pStyle w:val="ListBullet"/>
-      </w:pPr>
-      <w:r>
-        <w:rPr>
-          <w:b/>
-        </w:rPr>
-        <w:t>주소:</w:t>
-      </w:r>
-      <w:r>
-        <w:rPr>
-          <w:b w:val="0"/>
-        </w:rPr>
-        <w:t xml:space="preserve"> ________________________________________________</w:t>
-      </w:r>
-    </w:p>
-    <w:p>
-      <w:pPr>
-        <w:pStyle w:val="ListBullet"/>
-      </w:pPr>
-      <w:r>
-        <w:rPr>
-          <w:b/>
-        </w:rPr>
-        <w:t>가족 상황:</w:t>
-      </w:r>
-      <w:r>
-        <w:rPr>
-          <w:b w:val="0"/>
-        </w:rPr>
-        <w:t xml:space="preserve"> ________________________________________________</w:t>
-      </w:r>
-    </w:p>
-    <w:p>
-      <w:pPr>
-        <w:pStyle w:val="Heading3"/>
-      </w:pPr>
-      <w:r>
-        <w:rPr>
-          <w:b w:val="0"/>
-        </w:rPr>
-        <w:t>[심방 예배 기록]</w:t>
-      </w:r>
-    </w:p>
-    <w:p>
-      <w:pPr>
-        <w:pStyle w:val="ListBullet"/>
-      </w:pPr>
-      <w:r>
-        <w:rPr>
-          <w:b/>
-        </w:rPr>
-        <w:t>성경 본문:</w:t>
-      </w:r>
-      <w:r>
-        <w:rPr>
-          <w:b w:val="0"/>
-        </w:rPr>
-        <w:t xml:space="preserve"> (추천 본문: 시편 23:1-6, 시편 91:1-16, 이사야 41:10, 요한복음 14:1-3, 빌립보서 4:6-7 등)</w:t>
-      </w:r>
-    </w:p>
-    <w:p>
-      <w:pPr>
-        <w:pStyle w:val="ListBullet"/>
-      </w:pPr>
-      <w:r>
-        <w:rPr>
-          <w:b/>
-        </w:rPr>
-        <w:t>읽은 말씀:</w:t>
-      </w:r>
-      <w:r>
-        <w:rPr>
-          <w:b w:val="0"/>
-        </w:rPr>
-        <w:t xml:space="preserve"> ________장 ________절</w:t>
-      </w:r>
-    </w:p>
-    <w:p>
-      <w:pPr>
-        <w:pStyle w:val="ListBullet"/>
-      </w:pPr>
-      <w:r>
-        <w:rPr>
-          <w:b/>
-        </w:rPr>
-        <w:t>말씀 요지:</w:t>
+        <w:t>심방 기록</w:t>
       </w:r>
     </w:p>
     <w:p>
@@ -856,233 +458,7 @@
         <w:rPr>
           <w:b w:val="0"/>
         </w:rPr>
-        <w:t>__________________________________________________________________________</w:t>
-      </w:r>
-    </w:p>
-    <w:p>
-      <w:r>
-        <w:rPr>
-          <w:b w:val="0"/>
-        </w:rPr>
-        <w:t>__________________________________________________________________________</w:t>
-      </w:r>
-    </w:p>
-    <w:p>
-      <w:pPr>
-        <w:pStyle w:val="Heading3"/>
-      </w:pPr>
-      <w:r>
-        <w:rPr>
-          <w:b w:val="0"/>
-        </w:rPr>
-        <w:t>[심방 내용 및 성도 상태]</w:t>
-      </w:r>
-    </w:p>
-    <w:p>
-      <w:pPr>
-        <w:pStyle w:val="ListBullet"/>
-      </w:pPr>
-      <w:r>
-        <w:rPr>
-          <w:b/>
-        </w:rPr>
-        <w:t>기도 제목:</w:t>
-      </w:r>
-    </w:p>
-    <w:p>
-      <w:pPr>
-        <w:pStyle w:val="ListNumber"/>
-      </w:pPr>
-      <w:r>
-        <w:rPr>
-          <w:b w:val="0"/>
-        </w:rPr>
-        <w:t>______________________________________________________________________</w:t>
-      </w:r>
-    </w:p>
-    <w:p>
-      <w:pPr>
-        <w:pStyle w:val="ListNumber"/>
-      </w:pPr>
-      <w:r>
-        <w:rPr>
-          <w:b w:val="0"/>
-        </w:rPr>
-        <w:t>______________________________________________________________________</w:t>
-      </w:r>
-    </w:p>
-    <w:p>
-      <w:pPr>
-        <w:pStyle w:val="ListNumber"/>
-      </w:pPr>
-      <w:r>
-        <w:rPr>
-          <w:b w:val="0"/>
-        </w:rPr>
-        <w:t>______________________________________________________________________</w:t>
-      </w:r>
-    </w:p>
-    <w:p>
-      <w:pPr>
-        <w:pStyle w:val="ListBullet"/>
-      </w:pPr>
-      <w:r>
-        <w:rPr>
-          <w:b/>
-        </w:rPr>
-        <w:t>영적·신앙 상태:</w:t>
-      </w:r>
-      <w:r>
-        <w:rPr>
-          <w:b w:val="0"/>
-        </w:rPr>
-        <w:t xml:space="preserve"> (특이사항 기재)</w:t>
-      </w:r>
-    </w:p>
-    <w:p>
-      <w:r>
-        <w:rPr>
-          <w:b w:val="0"/>
-        </w:rPr>
-        <w:t>__________________________________________________________________________</w:t>
-      </w:r>
-    </w:p>
-    <w:p>
-      <w:pPr>
-        <w:pStyle w:val="ListBullet"/>
-      </w:pPr>
-      <w:r>
-        <w:rPr>
-          <w:b/>
-        </w:rPr>
-        <w:t>건강·생활 상태:</w:t>
-      </w:r>
-      <w:r>
-        <w:rPr>
-          <w:b w:val="0"/>
-        </w:rPr>
-        <w:t xml:space="preserve"> (질병, 경제적 상황, 주거 환경 등)</w:t>
-      </w:r>
-    </w:p>
-    <w:p>
-      <w:r>
-        <w:rPr>
-          <w:b w:val="0"/>
-        </w:rPr>
-        <w:t>__________________________________________________________________________</w:t>
-      </w:r>
-    </w:p>
-    <w:p>
-      <w:pPr>
-        <w:pStyle w:val="ListBullet"/>
-      </w:pPr>
-      <w:r>
-        <w:rPr>
-          <w:b/>
-        </w:rPr>
-        <w:t>시니어 특이사항:</w:t>
-      </w:r>
-      <w:r>
-        <w:rPr>
-          <w:b w:val="0"/>
-        </w:rPr>
-        <w:t xml:space="preserve"> (장기 결석 징후, 인지 능력 변화, 돌봄 필요도 등)</w:t>
-      </w:r>
-    </w:p>
-    <w:p>
-      <w:r>
-        <w:rPr>
-          <w:b w:val="0"/>
-        </w:rPr>
-        <w:t>__________________________________________________________________________</w:t>
-      </w:r>
-    </w:p>
-    <w:p>
-      <w:pPr>
-        <w:pStyle w:val="Heading3"/>
-      </w:pPr>
-      <w:r>
-        <w:rPr>
-          <w:b w:val="0"/>
-        </w:rPr>
-        <w:t>[요청되는 도움]</w:t>
-      </w:r>
-    </w:p>
-    <w:p>
-      <w:pPr>
-        <w:pStyle w:val="ListBullet"/>
-      </w:pPr>
-      <w:r>
-        <w:rPr>
-          <w:b/>
-        </w:rPr>
-        <w:t>교회 측 지원 필요 사항:</w:t>
-      </w:r>
-    </w:p>
-    <w:p>
-      <w:pPr>
-        <w:pStyle w:val="ListBullet"/>
-      </w:pPr>
-      <w:r>
-        <w:rPr>
-          <w:b w:val="0"/>
-        </w:rPr>
-        <w:t>[ ] 중보기도 명단 추가</w:t>
-      </w:r>
-    </w:p>
-    <w:p>
-      <w:pPr>
-        <w:pStyle w:val="ListBullet"/>
-      </w:pPr>
-      <w:r>
-        <w:rPr>
-          <w:b w:val="0"/>
-        </w:rPr>
-        <w:t>[ ] 구제금/장학금 지원</w:t>
-      </w:r>
-    </w:p>
-    <w:p>
-      <w:pPr>
-        <w:pStyle w:val="ListBullet"/>
-      </w:pPr>
-      <w:r>
-        <w:rPr>
-          <w:b w:val="0"/>
-        </w:rPr>
-        <w:t>[ ] 병원 심방 요청 (교역자/담임목사)</w:t>
-      </w:r>
-    </w:p>
-    <w:p>
-      <w:pPr>
-        <w:pStyle w:val="ListBullet"/>
-      </w:pPr>
-      <w:r>
-        <w:rPr>
-          <w:b w:val="0"/>
-        </w:rPr>
-        <w:t>[ ] 가사 및 이동 봉사 (반찬, 차량 등)</w:t>
-      </w:r>
-    </w:p>
-    <w:p>
-      <w:pPr>
-        <w:pStyle w:val="ListBullet"/>
-      </w:pPr>
-      <w:r>
-        <w:rPr>
-          <w:b w:val="0"/>
-        </w:rPr>
-        <w:t>[ ] 기타 (________________)</w:t>
-      </w:r>
-    </w:p>
-    <w:p>
-      <w:pPr>
-        <w:pStyle w:val="Heading2"/>
-      </w:pPr>
-      <w:r>
-        <w:rPr>
-          <w:b w:val="0"/>
-        </w:rPr>
-        <w:t>3. 심방 후속 조치 보고</w:t>
+        <w:t>※ 가정별로 아래 표를 복사하여 작성한다.</w:t>
       </w:r>
     </w:p>
     <w:tbl>
@@ -1092,61 +468,33 @@
         <w:tblLook w:firstColumn="1" w:firstRow="1" w:lastColumn="0" w:lastRow="0" w:noHBand="0" w:noVBand="1" w:val="04A0"/>
       </w:tblPr>
       <w:tblGrid>
-        <w:gridCol w:w="2160"/>
-        <w:gridCol w:w="2160"/>
-        <w:gridCol w:w="2160"/>
-        <w:gridCol w:w="2160"/>
+        <w:gridCol w:w="4320"/>
+        <w:gridCol w:w="4320"/>
       </w:tblGrid>
       <w:tr>
         <w:tc>
           <w:tcPr>
-            <w:tcW w:type="dxa" w:w="2160"/>
+            <w:tcW w:type="dxa" w:w="4320"/>
           </w:tcPr>
           <w:p>
             <w:r>
               <w:rPr>
                 <w:b/>
               </w:rPr>
-              <w:t>조치 항목</w:t>
+              <w:t>항목</w:t>
             </w:r>
           </w:p>
         </w:tc>
         <w:tc>
           <w:tcPr>
-            <w:tcW w:type="dxa" w:w="2160"/>
+            <w:tcW w:type="dxa" w:w="4320"/>
           </w:tcPr>
           <w:p>
             <w:r>
               <w:rPr>
                 <w:b/>
               </w:rPr>
-              <w:t>세부 내용</w:t>
-            </w:r>
-          </w:p>
-        </w:tc>
-        <w:tc>
-          <w:tcPr>
-            <w:tcW w:type="dxa" w:w="2160"/>
-          </w:tcPr>
-          <w:p>
-            <w:r>
-              <w:rPr>
-                <w:b/>
-              </w:rPr>
-              <w:t>담당자</w:t>
-            </w:r>
-          </w:p>
-        </w:tc>
-        <w:tc>
-          <w:tcPr>
-            <w:tcW w:type="dxa" w:w="2160"/>
-          </w:tcPr>
-          <w:p>
-            <w:r>
-              <w:rPr>
-                <w:b/>
-              </w:rPr>
-              <w:t>완료 여부</w:t>
+              <w:t>기록</w:t>
             </w:r>
           </w:p>
         </w:tc>
@@ -1154,33 +502,408 @@
       <w:tr>
         <w:tc>
           <w:tcPr>
-            <w:tcW w:type="dxa" w:w="2160"/>
+            <w:tcW w:type="dxa" w:w="4320"/>
+          </w:tcPr>
+          <w:p>
+            <w:r>
+              <w:rPr>
+                <w:b w:val="0"/>
+              </w:rPr>
+              <w:t>가정(관리번호)</w:t>
+            </w:r>
+          </w:p>
+        </w:tc>
+        <w:tc>
+          <w:tcPr>
+            <w:tcW w:type="dxa" w:w="4320"/>
+          </w:tcPr>
+          <w:p>
+            <w:r>
+              <w:rPr>
+                <w:b w:val="0"/>
+              </w:rPr>
+              <w:t>________</w:t>
+            </w:r>
+          </w:p>
+        </w:tc>
+      </w:tr>
+      <w:tr>
+        <w:tc>
+          <w:tcPr>
+            <w:tcW w:type="dxa" w:w="4320"/>
+          </w:tcPr>
+          <w:p>
+            <w:r>
+              <w:rPr>
+                <w:b w:val="0"/>
+              </w:rPr>
+              <w:t>실제 방문 일시·장소</w:t>
+            </w:r>
+          </w:p>
+        </w:tc>
+        <w:tc>
+          <w:tcPr>
+            <w:tcW w:type="dxa" w:w="4320"/>
+          </w:tcPr>
+          <w:p>
+            <w:r>
+              <w:rPr>
+                <w:b w:val="0"/>
+              </w:rPr>
+              <w:t>________</w:t>
+            </w:r>
+          </w:p>
+        </w:tc>
+      </w:tr>
+      <w:tr>
+        <w:tc>
+          <w:tcPr>
+            <w:tcW w:type="dxa" w:w="4320"/>
+          </w:tcPr>
+          <w:p>
+            <w:r>
+              <w:rPr>
+                <w:b w:val="0"/>
+              </w:rPr>
+              <w:t>방문자·함께한 가족</w:t>
+            </w:r>
+          </w:p>
+        </w:tc>
+        <w:tc>
+          <w:tcPr>
+            <w:tcW w:type="dxa" w:w="4320"/>
+          </w:tcPr>
+          <w:p>
+            <w:r>
+              <w:rPr>
+                <w:b w:val="0"/>
+              </w:rPr>
+              <w:t>________</w:t>
+            </w:r>
+          </w:p>
+        </w:tc>
+      </w:tr>
+      <w:tr>
+        <w:tc>
+          <w:tcPr>
+            <w:tcW w:type="dxa" w:w="4320"/>
+          </w:tcPr>
+          <w:p>
+            <w:r>
+              <w:rPr>
+                <w:b w:val="0"/>
+              </w:rPr>
+              <w:t>진행 여부</w:t>
+            </w:r>
+          </w:p>
+        </w:tc>
+        <w:tc>
+          <w:tcPr>
+            <w:tcW w:type="dxa" w:w="4320"/>
+          </w:tcPr>
+          <w:p>
+            <w:r>
+              <w:rPr>
+                <w:b w:val="0"/>
+              </w:rPr>
+              <w:t>□ 방문 완료　□ 일정 변경　□ 전화 안부　□ 기타 ________</w:t>
+            </w:r>
+          </w:p>
+        </w:tc>
+      </w:tr>
+      <w:tr>
+        <w:tc>
+          <w:tcPr>
+            <w:tcW w:type="dxa" w:w="4320"/>
+          </w:tcPr>
+          <w:p>
+            <w:r>
+              <w:rPr>
+                <w:b w:val="0"/>
+              </w:rPr>
+              <w:t>말씀 장절</w:t>
+            </w:r>
+          </w:p>
+        </w:tc>
+        <w:tc>
+          <w:tcPr>
+            <w:tcW w:type="dxa" w:w="4320"/>
+          </w:tcPr>
+          <w:p>
+            <w:r>
+              <w:rPr>
+                <w:b w:val="0"/>
+              </w:rPr>
+              <w:t>________</w:t>
+            </w:r>
+          </w:p>
+        </w:tc>
+      </w:tr>
+      <w:tr>
+        <w:tc>
+          <w:tcPr>
+            <w:tcW w:type="dxa" w:w="4320"/>
+          </w:tcPr>
+          <w:p>
+            <w:r>
+              <w:rPr>
+                <w:b w:val="0"/>
+              </w:rPr>
+              <w:t>나눈 안부</w:t>
+            </w:r>
+          </w:p>
+        </w:tc>
+        <w:tc>
+          <w:tcPr>
+            <w:tcW w:type="dxa" w:w="4320"/>
+          </w:tcPr>
+          <w:p>
+            <w:r>
+              <w:rPr>
+                <w:b w:val="0"/>
+              </w:rPr>
+              <w:t>________</w:t>
+            </w:r>
+          </w:p>
+        </w:tc>
+      </w:tr>
+      <w:tr>
+        <w:tc>
+          <w:tcPr>
+            <w:tcW w:type="dxa" w:w="4320"/>
+          </w:tcPr>
+          <w:p>
+            <w:r>
+              <w:rPr>
+                <w:b w:val="0"/>
+              </w:rPr>
+              <w:t>기도 제목·함께 드린 기도</w:t>
+            </w:r>
+          </w:p>
+        </w:tc>
+        <w:tc>
+          <w:tcPr>
+            <w:tcW w:type="dxa" w:w="4320"/>
+          </w:tcPr>
+          <w:p>
+            <w:r>
+              <w:rPr>
+                <w:b w:val="0"/>
+              </w:rPr>
+              <w:t>________</w:t>
+            </w:r>
+          </w:p>
+        </w:tc>
+      </w:tr>
+      <w:tr>
+        <w:tc>
+          <w:tcPr>
+            <w:tcW w:type="dxa" w:w="4320"/>
+          </w:tcPr>
+          <w:p>
+            <w:r>
+              <w:rPr>
+                <w:b w:val="0"/>
+              </w:rPr>
+              <w:t>필요한 도움</w:t>
+            </w:r>
+          </w:p>
+        </w:tc>
+        <w:tc>
+          <w:tcPr>
+            <w:tcW w:type="dxa" w:w="4320"/>
+          </w:tcPr>
+          <w:p>
+            <w:r>
+              <w:rPr>
+                <w:b w:val="0"/>
+              </w:rPr>
+              <w:t>□ 식사　□ 이동　□ 생활 지원　□ 말벗　□ 기타 ________</w:t>
+            </w:r>
+          </w:p>
+        </w:tc>
+      </w:tr>
+      <w:tr>
+        <w:tc>
+          <w:tcPr>
+            <w:tcW w:type="dxa" w:w="4320"/>
+          </w:tcPr>
+          <w:p>
+            <w:r>
+              <w:rPr>
+                <w:b w:val="0"/>
+              </w:rPr>
+              <w:t>본인이 요청·동의한 지원 범위</w:t>
+            </w:r>
+          </w:p>
+        </w:tc>
+        <w:tc>
+          <w:tcPr>
+            <w:tcW w:type="dxa" w:w="4320"/>
+          </w:tcPr>
+          <w:p>
+            <w:r>
+              <w:rPr>
+                <w:b w:val="0"/>
+              </w:rPr>
+              <w:t>________</w:t>
+            </w:r>
+          </w:p>
+        </w:tc>
+      </w:tr>
+      <w:tr>
+        <w:tc>
+          <w:tcPr>
+            <w:tcW w:type="dxa" w:w="4320"/>
+          </w:tcPr>
+          <w:p>
+            <w:r>
+              <w:rPr>
+                <w:b w:val="0"/>
+              </w:rPr>
+              <w:t>후속 연락 희망 일시·방법</w:t>
+            </w:r>
+          </w:p>
+        </w:tc>
+        <w:tc>
+          <w:tcPr>
+            <w:tcW w:type="dxa" w:w="4320"/>
+          </w:tcPr>
+          <w:p>
+            <w:r>
+              <w:rPr>
+                <w:b w:val="0"/>
+              </w:rPr>
+              <w:t>________</w:t>
+            </w:r>
+          </w:p>
+        </w:tc>
+      </w:tr>
+      <w:tr>
+        <w:tc>
+          <w:tcPr>
+            <w:tcW w:type="dxa" w:w="4320"/>
+          </w:tcPr>
+          <w:p>
+            <w:r>
+              <w:rPr>
+                <w:b w:val="0"/>
+              </w:rPr>
+              <w:t>기록자·기록일</w:t>
+            </w:r>
+          </w:p>
+        </w:tc>
+        <w:tc>
+          <w:tcPr>
+            <w:tcW w:type="dxa" w:w="4320"/>
+          </w:tcPr>
+          <w:p>
+            <w:r>
+              <w:rPr>
+                <w:b w:val="0"/>
+              </w:rPr>
+              <w:t>________</w:t>
+            </w:r>
+          </w:p>
+        </w:tc>
+      </w:tr>
+    </w:tbl>
+    <w:p/>
+    <w:p>
+      <w:pPr>
+        <w:pStyle w:val="Heading2"/>
+      </w:pPr>
+      <w:r>
+        <w:rPr>
+          <w:b w:val="0"/>
+        </w:rPr>
+        <w:t>후속 조치</w:t>
+      </w:r>
+    </w:p>
+    <w:tbl>
+      <w:tblPr>
+        <w:tblStyle w:val="TableGrid"/>
+        <w:tblW w:type="auto" w:w="0"/>
+        <w:tblLook w:firstColumn="1" w:firstRow="1" w:lastColumn="0" w:lastRow="0" w:noHBand="0" w:noVBand="1" w:val="04A0"/>
+      </w:tblPr>
+      <w:tblGrid>
+        <w:gridCol w:w="1728"/>
+        <w:gridCol w:w="1728"/>
+        <w:gridCol w:w="1728"/>
+        <w:gridCol w:w="1728"/>
+        <w:gridCol w:w="1728"/>
+      </w:tblGrid>
+      <w:tr>
+        <w:tc>
+          <w:tcPr>
+            <w:tcW w:type="dxa" w:w="1728"/>
           </w:tcPr>
           <w:p>
             <w:r>
               <w:rPr>
                 <w:b/>
               </w:rPr>
-              <w:t>행정 보고</w:t>
+              <w:t>가정(관리번호)</w:t>
             </w:r>
           </w:p>
         </w:tc>
         <w:tc>
           <w:tcPr>
-            <w:tcW w:type="dxa" w:w="2160"/>
+            <w:tcW w:type="dxa" w:w="1728"/>
           </w:tcPr>
           <w:p>
             <w:r>
               <w:rPr>
-                <w:b w:val="0"/>
+                <w:b/>
               </w:rPr>
-              <w:t>당회 및 교역자실 보고</w:t>
+              <w:t>할 일</w:t>
             </w:r>
           </w:p>
         </w:tc>
         <w:tc>
           <w:tcPr>
-            <w:tcW w:type="dxa" w:w="2160"/>
+            <w:tcW w:type="dxa" w:w="1728"/>
+          </w:tcPr>
+          <w:p>
+            <w:r>
+              <w:rPr>
+                <w:b/>
+              </w:rPr>
+              <w:t>담당</w:t>
+            </w:r>
+          </w:p>
+        </w:tc>
+        <w:tc>
+          <w:tcPr>
+            <w:tcW w:type="dxa" w:w="1728"/>
+          </w:tcPr>
+          <w:p>
+            <w:r>
+              <w:rPr>
+                <w:b/>
+              </w:rPr>
+              <w:t>기한</w:t>
+            </w:r>
+          </w:p>
+        </w:tc>
+        <w:tc>
+          <w:tcPr>
+            <w:tcW w:type="dxa" w:w="1728"/>
+          </w:tcPr>
+          <w:p>
+            <w:r>
+              <w:rPr>
+                <w:b/>
+              </w:rPr>
+              <w:t>진행·완료 결과</w:t>
+            </w:r>
+          </w:p>
+        </w:tc>
+      </w:tr>
+      <w:tr>
+        <w:tc>
+          <w:tcPr>
+            <w:tcW w:type="dxa" w:w="1728"/>
           </w:tcPr>
           <w:p>
             <w:r>
@@ -1193,48 +916,7 @@
         </w:tc>
         <w:tc>
           <w:tcPr>
-            <w:tcW w:type="dxa" w:w="2160"/>
-          </w:tcPr>
-          <w:p>
-            <w:r>
-              <w:rPr>
-                <w:b w:val="0"/>
-              </w:rPr>
-              <w:t>[ ]</w:t>
-            </w:r>
-          </w:p>
-        </w:tc>
-      </w:tr>
-      <w:tr>
-        <w:tc>
-          <w:tcPr>
-            <w:tcW w:type="dxa" w:w="2160"/>
-          </w:tcPr>
-          <w:p>
-            <w:r>
-              <w:rPr>
-                <w:b/>
-              </w:rPr>
-              <w:t>중보기도 공유</w:t>
-            </w:r>
-          </w:p>
-        </w:tc>
-        <w:tc>
-          <w:tcPr>
-            <w:tcW w:type="dxa" w:w="2160"/>
-          </w:tcPr>
-          <w:p>
-            <w:r>
-              <w:rPr>
-                <w:b w:val="0"/>
-              </w:rPr>
-              <w:t>중보기도팀/구역(셀) 전달</w:t>
-            </w:r>
-          </w:p>
-        </w:tc>
-        <w:tc>
-          <w:tcPr>
-            <w:tcW w:type="dxa" w:w="2160"/>
+            <w:tcW w:type="dxa" w:w="1728"/>
           </w:tcPr>
           <w:p>
             <w:r>
@@ -1247,48 +929,7 @@
         </w:tc>
         <w:tc>
           <w:tcPr>
-            <w:tcW w:type="dxa" w:w="2160"/>
-          </w:tcPr>
-          <w:p>
-            <w:r>
-              <w:rPr>
-                <w:b w:val="0"/>
-              </w:rPr>
-              <w:t>[ ]</w:t>
-            </w:r>
-          </w:p>
-        </w:tc>
-      </w:tr>
-      <w:tr>
-        <w:tc>
-          <w:tcPr>
-            <w:tcW w:type="dxa" w:w="2160"/>
-          </w:tcPr>
-          <w:p>
-            <w:r>
-              <w:rPr>
-                <w:b/>
-              </w:rPr>
-              <w:t>복지 연결</w:t>
-            </w:r>
-          </w:p>
-        </w:tc>
-        <w:tc>
-          <w:tcPr>
-            <w:tcW w:type="dxa" w:w="2160"/>
-          </w:tcPr>
-          <w:p>
-            <w:r>
-              <w:rPr>
-                <w:b w:val="0"/>
-              </w:rPr>
-              <w:t>외부 복지 서비스 또는 교구 구제 연결</w:t>
-            </w:r>
-          </w:p>
-        </w:tc>
-        <w:tc>
-          <w:tcPr>
-            <w:tcW w:type="dxa" w:w="2160"/>
+            <w:tcW w:type="dxa" w:w="1728"/>
           </w:tcPr>
           <w:p>
             <w:r>
@@ -1301,48 +942,7 @@
         </w:tc>
         <w:tc>
           <w:tcPr>
-            <w:tcW w:type="dxa" w:w="2160"/>
-          </w:tcPr>
-          <w:p>
-            <w:r>
-              <w:rPr>
-                <w:b w:val="0"/>
-              </w:rPr>
-              <w:t>[ ]</w:t>
-            </w:r>
-          </w:p>
-        </w:tc>
-      </w:tr>
-      <w:tr>
-        <w:tc>
-          <w:tcPr>
-            <w:tcW w:type="dxa" w:w="2160"/>
-          </w:tcPr>
-          <w:p>
-            <w:r>
-              <w:rPr>
-                <w:b/>
-              </w:rPr>
-              <w:t>차기 심방</w:t>
-            </w:r>
-          </w:p>
-        </w:tc>
-        <w:tc>
-          <w:tcPr>
-            <w:tcW w:type="dxa" w:w="2160"/>
-          </w:tcPr>
-          <w:p>
-            <w:r>
-              <w:rPr>
-                <w:b w:val="0"/>
-              </w:rPr>
-              <w:t>재방문 및 안부 전화 일정 수립</w:t>
-            </w:r>
-          </w:p>
-        </w:tc>
-        <w:tc>
-          <w:tcPr>
-            <w:tcW w:type="dxa" w:w="2160"/>
+            <w:tcW w:type="dxa" w:w="1728"/>
           </w:tcPr>
           <w:p>
             <w:r>
@@ -1355,14 +955,148 @@
         </w:tc>
         <w:tc>
           <w:tcPr>
-            <w:tcW w:type="dxa" w:w="2160"/>
+            <w:tcW w:type="dxa" w:w="1728"/>
           </w:tcPr>
           <w:p>
             <w:r>
               <w:rPr>
                 <w:b w:val="0"/>
               </w:rPr>
-              <w:t>[ ]</w:t>
+              <w:t>________</w:t>
+            </w:r>
+          </w:p>
+        </w:tc>
+      </w:tr>
+      <w:tr>
+        <w:tc>
+          <w:tcPr>
+            <w:tcW w:type="dxa" w:w="1728"/>
+          </w:tcPr>
+          <w:p>
+            <w:r>
+              <w:rPr>
+                <w:b w:val="0"/>
+              </w:rPr>
+              <w:t>________</w:t>
+            </w:r>
+          </w:p>
+        </w:tc>
+        <w:tc>
+          <w:tcPr>
+            <w:tcW w:type="dxa" w:w="1728"/>
+          </w:tcPr>
+          <w:p>
+            <w:r>
+              <w:rPr>
+                <w:b w:val="0"/>
+              </w:rPr>
+              <w:t>________</w:t>
+            </w:r>
+          </w:p>
+        </w:tc>
+        <w:tc>
+          <w:tcPr>
+            <w:tcW w:type="dxa" w:w="1728"/>
+          </w:tcPr>
+          <w:p>
+            <w:r>
+              <w:rPr>
+                <w:b w:val="0"/>
+              </w:rPr>
+              <w:t>________</w:t>
+            </w:r>
+          </w:p>
+        </w:tc>
+        <w:tc>
+          <w:tcPr>
+            <w:tcW w:type="dxa" w:w="1728"/>
+          </w:tcPr>
+          <w:p>
+            <w:r>
+              <w:rPr>
+                <w:b w:val="0"/>
+              </w:rPr>
+              <w:t>________</w:t>
+            </w:r>
+          </w:p>
+        </w:tc>
+        <w:tc>
+          <w:tcPr>
+            <w:tcW w:type="dxa" w:w="1728"/>
+          </w:tcPr>
+          <w:p>
+            <w:r>
+              <w:rPr>
+                <w:b w:val="0"/>
+              </w:rPr>
+              <w:t>________</w:t>
+            </w:r>
+          </w:p>
+        </w:tc>
+      </w:tr>
+      <w:tr>
+        <w:tc>
+          <w:tcPr>
+            <w:tcW w:type="dxa" w:w="1728"/>
+          </w:tcPr>
+          <w:p>
+            <w:r>
+              <w:rPr>
+                <w:b w:val="0"/>
+              </w:rPr>
+              <w:t>________</w:t>
+            </w:r>
+          </w:p>
+        </w:tc>
+        <w:tc>
+          <w:tcPr>
+            <w:tcW w:type="dxa" w:w="1728"/>
+          </w:tcPr>
+          <w:p>
+            <w:r>
+              <w:rPr>
+                <w:b w:val="0"/>
+              </w:rPr>
+              <w:t>________</w:t>
+            </w:r>
+          </w:p>
+        </w:tc>
+        <w:tc>
+          <w:tcPr>
+            <w:tcW w:type="dxa" w:w="1728"/>
+          </w:tcPr>
+          <w:p>
+            <w:r>
+              <w:rPr>
+                <w:b w:val="0"/>
+              </w:rPr>
+              <w:t>________</w:t>
+            </w:r>
+          </w:p>
+        </w:tc>
+        <w:tc>
+          <w:tcPr>
+            <w:tcW w:type="dxa" w:w="1728"/>
+          </w:tcPr>
+          <w:p>
+            <w:r>
+              <w:rPr>
+                <w:b w:val="0"/>
+              </w:rPr>
+              <w:t>________</w:t>
+            </w:r>
+          </w:p>
+        </w:tc>
+        <w:tc>
+          <w:tcPr>
+            <w:tcW w:type="dxa" w:w="1728"/>
+          </w:tcPr>
+          <w:p>
+            <w:r>
+              <w:rPr>
+                <w:b w:val="0"/>
+              </w:rPr>
+              <w:t>________</w:t>
             </w:r>
           </w:p>
         </w:tc>
@@ -1371,31 +1105,167 @@
     <w:p/>
     <w:p>
       <w:pPr>
-        <w:pStyle w:val="ListBullet"/>
+        <w:pStyle w:val="Heading2"/>
       </w:pPr>
-      <w:r>
-        <w:rPr>
-          <w:b/>
-        </w:rPr>
-        <w:t>종합 의견:</w:t>
-      </w:r>
-    </w:p>
-    <w:p>
       <w:r>
         <w:rPr>
           <w:b w:val="0"/>
         </w:rPr>
-        <w:t>__________________________________________________________________________</w:t>
+        <w:t>월간 점검</w:t>
       </w:r>
     </w:p>
-    <w:p>
-      <w:r>
-        <w:rPr>
-          <w:b w:val="0"/>
-        </w:rPr>
-        <w:t>__________________________________________________________________________</w:t>
-      </w:r>
-    </w:p>
+    <w:tbl>
+      <w:tblPr>
+        <w:tblStyle w:val="TableGrid"/>
+        <w:tblW w:type="auto" w:w="0"/>
+        <w:tblLook w:firstColumn="1" w:firstRow="1" w:lastColumn="0" w:lastRow="0" w:noHBand="0" w:noVBand="1" w:val="04A0"/>
+      </w:tblPr>
+      <w:tblGrid>
+        <w:gridCol w:w="4320"/>
+        <w:gridCol w:w="4320"/>
+      </w:tblGrid>
+      <w:tr>
+        <w:tc>
+          <w:tcPr>
+            <w:tcW w:type="dxa" w:w="4320"/>
+          </w:tcPr>
+          <w:p>
+            <w:r>
+              <w:rPr>
+                <w:b/>
+              </w:rPr>
+              <w:t>항목</w:t>
+            </w:r>
+          </w:p>
+        </w:tc>
+        <w:tc>
+          <w:tcPr>
+            <w:tcW w:type="dxa" w:w="4320"/>
+          </w:tcPr>
+          <w:p>
+            <w:r>
+              <w:rPr>
+                <w:b/>
+              </w:rPr>
+              <w:t>내용</w:t>
+            </w:r>
+          </w:p>
+        </w:tc>
+      </w:tr>
+      <w:tr>
+        <w:tc>
+          <w:tcPr>
+            <w:tcW w:type="dxa" w:w="4320"/>
+          </w:tcPr>
+          <w:p>
+            <w:r>
+              <w:rPr>
+                <w:b w:val="0"/>
+              </w:rPr>
+              <w:t>계획·실시 현황</w:t>
+            </w:r>
+          </w:p>
+        </w:tc>
+        <w:tc>
+          <w:tcPr>
+            <w:tcW w:type="dxa" w:w="4320"/>
+          </w:tcPr>
+          <w:p>
+            <w:r>
+              <w:rPr>
+                <w:b w:val="0"/>
+              </w:rPr>
+              <w:t>계획 ________가정 / 방문 ________가정 / 전화 ________가정 / 연기 ________가정</w:t>
+            </w:r>
+          </w:p>
+        </w:tc>
+      </w:tr>
+      <w:tr>
+        <w:tc>
+          <w:tcPr>
+            <w:tcW w:type="dxa" w:w="4320"/>
+          </w:tcPr>
+          <w:p>
+            <w:r>
+              <w:rPr>
+                <w:b w:val="0"/>
+              </w:rPr>
+              <w:t>잘된 점</w:t>
+            </w:r>
+          </w:p>
+        </w:tc>
+        <w:tc>
+          <w:tcPr>
+            <w:tcW w:type="dxa" w:w="4320"/>
+          </w:tcPr>
+          <w:p>
+            <w:r>
+              <w:rPr>
+                <w:b w:val="0"/>
+              </w:rPr>
+              <w:t>________</w:t>
+            </w:r>
+          </w:p>
+        </w:tc>
+      </w:tr>
+      <w:tr>
+        <w:tc>
+          <w:tcPr>
+            <w:tcW w:type="dxa" w:w="4320"/>
+          </w:tcPr>
+          <w:p>
+            <w:r>
+              <w:rPr>
+                <w:b w:val="0"/>
+              </w:rPr>
+              <w:t>아쉬운 점</w:t>
+            </w:r>
+          </w:p>
+        </w:tc>
+        <w:tc>
+          <w:tcPr>
+            <w:tcW w:type="dxa" w:w="4320"/>
+          </w:tcPr>
+          <w:p>
+            <w:r>
+              <w:rPr>
+                <w:b w:val="0"/>
+              </w:rPr>
+              <w:t>________</w:t>
+            </w:r>
+          </w:p>
+        </w:tc>
+      </w:tr>
+      <w:tr>
+        <w:tc>
+          <w:tcPr>
+            <w:tcW w:type="dxa" w:w="4320"/>
+          </w:tcPr>
+          <w:p>
+            <w:r>
+              <w:rPr>
+                <w:b w:val="0"/>
+              </w:rPr>
+              <w:t>다음 달에 이어갈 돌봄</w:t>
+            </w:r>
+          </w:p>
+        </w:tc>
+        <w:tc>
+          <w:tcPr>
+            <w:tcW w:type="dxa" w:w="4320"/>
+          </w:tcPr>
+          <w:p>
+            <w:r>
+              <w:rPr>
+                <w:b w:val="0"/>
+              </w:rPr>
+              <w:t>________</w:t>
+            </w:r>
+          </w:p>
+        </w:tc>
+      </w:tr>
+    </w:tbl>
+    <w:p/>
     <w:p>
       <w:pPr>
         <w:pStyle w:val="Heading2"/>
@@ -1404,221 +1274,273 @@
         <w:rPr>
           <w:b w:val="0"/>
         </w:rPr>
-        <w:t>4. 개인정보 수집 및 이용 안내 (심방용)</w:t>
+        <w:t>개인정보 보호 안내</w:t>
       </w:r>
     </w:p>
-    <w:p>
-      <w:r>
-        <w:rPr>
-          <w:b/>
-        </w:rPr>
-        <w:t>(교회명)</w:t>
-      </w:r>
-      <w:r>
-        <w:rPr>
-          <w:b w:val="0"/>
-        </w:rPr>
-        <w:t>은 성도님의 신앙 관리와 원활한 목양 서비스를 제공하기 위해 아래와 같이 개인정보를 수집·이용합니다.</w:t>
-      </w:r>
-    </w:p>
-    <w:p>
-      <w:pPr>
-        <w:pStyle w:val="ListNumber"/>
-      </w:pPr>
-      <w:r>
-        <w:rPr>
-          <w:b/>
-        </w:rPr>
-        <w:t>수집 항목:</w:t>
-      </w:r>
-      <w:r>
-        <w:rPr>
-          <w:b w:val="0"/>
-        </w:rPr>
-        <w:t xml:space="preserve"> 성명, 연락처, 주소, 가족관계, 건강 상태, 기도 제목 등.</w:t>
-      </w:r>
-    </w:p>
-    <w:p>
-      <w:pPr>
-        <w:pStyle w:val="ListNumber"/>
-      </w:pPr>
-      <w:r>
-        <w:rPr>
-          <w:b/>
-        </w:rPr>
-        <w:t>이용 목적:</w:t>
-      </w:r>
-      <w:r>
-        <w:rPr>
-          <w:b w:val="0"/>
-        </w:rPr>
-        <w:t xml:space="preserve"> 심방 기록 보존, 목양적 돌봄, 긴급 연락, 교회 행정 지원.</w:t>
-      </w:r>
-    </w:p>
-    <w:p>
-      <w:pPr>
-        <w:pStyle w:val="ListNumber"/>
-      </w:pPr>
-      <w:r>
-        <w:rPr>
-          <w:b/>
-        </w:rPr>
-        <w:t>보유 및 이용 기간:</w:t>
-      </w:r>
-      <w:r>
-        <w:rPr>
-          <w:b w:val="0"/>
-        </w:rPr>
-        <w:t xml:space="preserve"> 교적 유지 기간 동안 (본인 요청 시 즉시 파기).</w:t>
-      </w:r>
-    </w:p>
-    <w:p>
-      <w:pPr>
-        <w:pStyle w:val="ListNumber"/>
-      </w:pPr>
-      <w:r>
-        <w:rPr>
-          <w:b/>
-        </w:rPr>
-        <w:t>동의 거부 권리:</w:t>
-      </w:r>
-      <w:r>
-        <w:rPr>
-          <w:b w:val="0"/>
-        </w:rPr>
-        <w:t xml:space="preserve"> 성도님은 본 정보 수집에 동의하지 않을 권리가 있으나, 동의 거부 시 체계적인 심방 및 돌봄 서비스 제공에 제한이 있을 수 있습니다.</w:t>
-      </w:r>
-    </w:p>
-    <w:p>
-      <w:pPr>
-        <w:pStyle w:val="ListNumber"/>
-      </w:pPr>
-      <w:r>
-        <w:rPr>
-          <w:b/>
-        </w:rPr>
-        <w:t>개인정보 보호 책임자:</w:t>
-      </w:r>
-      <w:r>
-        <w:rPr>
-          <w:b w:val="0"/>
-        </w:rPr>
-        <w:t xml:space="preserve"> (교회명) 담임목사 또는 지정 개인정보 관리자 (확인 필요)</w:t>
-      </w:r>
-    </w:p>
-    <w:p>
-      <w:pPr>
-        <w:pStyle w:val="ListBullet"/>
-      </w:pPr>
-      <w:r>
-        <w:rPr>
-          <w:b/>
-        </w:rPr>
-        <w:t>본인은 위 내용을 확인하였으며, 목양을 위한 개인정보 수집 및 이용에 동의합니다.</w:t>
-      </w:r>
-    </w:p>
-    <w:p>
-      <w:r>
-        <w:rPr>
-          <w:b/>
-        </w:rPr>
-        <w:t>202__년 __월 __일  성명: ________ (서명/인)</w:t>
-      </w:r>
-    </w:p>
-    <w:p>
-      <w:pPr>
-        <w:pStyle w:val="Heading2"/>
-      </w:pPr>
-      <w:r>
-        <w:rPr>
-          <w:b w:val="0"/>
-        </w:rPr>
-        <w:t>[부록] 시니어 심방 시 체크리스트 (리더용)</w:t>
-      </w:r>
-    </w:p>
-    <w:p>
-      <w:pPr>
-        <w:pStyle w:val="ListBullet"/>
-      </w:pPr>
-      <w:r>
-        <w:rPr>
-          <w:b w:val="0"/>
-        </w:rPr>
-        <w:t>[ ] 대상자의 청력 상태를 확인하고 적절한 목소리 크기로 대화하였는가?</w:t>
-      </w:r>
-    </w:p>
-    <w:p>
-      <w:pPr>
-        <w:pStyle w:val="ListBullet"/>
-      </w:pPr>
-      <w:r>
-        <w:rPr>
-          <w:b w:val="0"/>
-        </w:rPr>
-        <w:t>[ ] 약 복용 여부나 식사 상태 등 실제적인 건강 체크를 하였는가?</w:t>
-      </w:r>
-    </w:p>
-    <w:p>
-      <w:pPr>
-        <w:pStyle w:val="ListBullet"/>
-      </w:pPr>
-      <w:r>
-        <w:rPr>
-          <w:b w:val="0"/>
-        </w:rPr>
-        <w:t>[ ] 대화 중 반복되는 서운함이나 외로움의 표현이 있었는가?</w:t>
-      </w:r>
-    </w:p>
-    <w:p>
-      <w:pPr>
-        <w:pStyle w:val="ListBullet"/>
-      </w:pPr>
-      <w:r>
-        <w:rPr>
-          <w:b w:val="0"/>
-        </w:rPr>
-        <w:t>[ ] 자녀와의 관계나 가정 내 갈등 요소가 있는가?</w:t>
-      </w:r>
-    </w:p>
-    <w:p>
-      <w:pPr>
-        <w:pStyle w:val="ListBullet"/>
-      </w:pPr>
-      <w:r>
-        <w:rPr>
-          <w:b w:val="0"/>
-        </w:rPr>
-        <w:t>[ ] 교회 공지사항(절기 행사, 식사 메뉴 등)을 명확히 전달하였는가?</w:t>
-      </w:r>
-    </w:p>
-    <w:p>
-      <w:r>
-        <w:rPr>
-          <w:b/>
-        </w:rPr>
-        <w:t>보고자:</w:t>
-      </w:r>
-      <w:r>
-        <w:rPr>
-          <w:b w:val="0"/>
-        </w:rPr>
-        <w:t xml:space="preserve"> ________ (인)</w:t>
-      </w:r>
-    </w:p>
-    <w:p>
-      <w:r>
-        <w:rPr>
-          <w:b/>
-        </w:rPr>
-        <w:t>확인자:</w:t>
-      </w:r>
-      <w:r>
-        <w:rPr>
-          <w:b w:val="0"/>
-        </w:rPr>
-        <w:t xml:space="preserve"> (교회명) 당회/사역자 (확인 필요) (인)</w:t>
-      </w:r>
-    </w:p>
+    <w:tbl>
+      <w:tblPr>
+        <w:tblStyle w:val="TableGrid"/>
+        <w:tblW w:type="auto" w:w="0"/>
+        <w:tblLook w:firstColumn="1" w:firstRow="1" w:lastColumn="0" w:lastRow="0" w:noHBand="0" w:noVBand="1" w:val="04A0"/>
+      </w:tblPr>
+      <w:tblGrid>
+        <w:gridCol w:w="4320"/>
+        <w:gridCol w:w="4320"/>
+      </w:tblGrid>
+      <w:tr>
+        <w:tc>
+          <w:tcPr>
+            <w:tcW w:type="dxa" w:w="4320"/>
+          </w:tcPr>
+          <w:p>
+            <w:r>
+              <w:rPr>
+                <w:b/>
+              </w:rPr>
+              <w:t>구분</w:t>
+            </w:r>
+          </w:p>
+        </w:tc>
+        <w:tc>
+          <w:tcPr>
+            <w:tcW w:type="dxa" w:w="4320"/>
+          </w:tcPr>
+          <w:p>
+            <w:r>
+              <w:rPr>
+                <w:b/>
+              </w:rPr>
+              <w:t>지킬 사항</w:t>
+            </w:r>
+          </w:p>
+        </w:tc>
+      </w:tr>
+      <w:tr>
+        <w:tc>
+          <w:tcPr>
+            <w:tcW w:type="dxa" w:w="4320"/>
+          </w:tcPr>
+          <w:p>
+            <w:r>
+              <w:rPr>
+                <w:b w:val="0"/>
+              </w:rPr>
+              <w:t>방문 전 확인</w:t>
+            </w:r>
+          </w:p>
+        </w:tc>
+        <w:tc>
+          <w:tcPr>
+            <w:tcW w:type="dxa" w:w="4320"/>
+          </w:tcPr>
+          <w:p>
+            <w:r>
+              <w:rPr>
+                <w:b w:val="0"/>
+              </w:rPr>
+              <w:t>방문 목적·일시·방문자를 알리고 당사자의 의사를 확인한다.</w:t>
+            </w:r>
+          </w:p>
+        </w:tc>
+      </w:tr>
+      <w:tr>
+        <w:tc>
+          <w:tcPr>
+            <w:tcW w:type="dxa" w:w="4320"/>
+          </w:tcPr>
+          <w:p>
+            <w:r>
+              <w:rPr>
+                <w:b w:val="0"/>
+              </w:rPr>
+              <w:t>최소 기록</w:t>
+            </w:r>
+          </w:p>
+        </w:tc>
+        <w:tc>
+          <w:tcPr>
+            <w:tcW w:type="dxa" w:w="4320"/>
+          </w:tcPr>
+          <w:p>
+            <w:r>
+              <w:rPr>
+                <w:b w:val="0"/>
+              </w:rPr>
+              <w:t>공유용 계획표에는 가정 관리번호를 사용한다. 주소·연락처는 별도 연락망에서 관리하며, 돌봄에 필요한 내용만 기록한다.</w:t>
+            </w:r>
+          </w:p>
+        </w:tc>
+      </w:tr>
+      <w:tr>
+        <w:tc>
+          <w:tcPr>
+            <w:tcW w:type="dxa" w:w="4320"/>
+          </w:tcPr>
+          <w:p>
+            <w:r>
+              <w:rPr>
+                <w:b w:val="0"/>
+              </w:rPr>
+              <w:t>민감한 내용</w:t>
+            </w:r>
+          </w:p>
+        </w:tc>
+        <w:tc>
+          <w:tcPr>
+            <w:tcW w:type="dxa" w:w="4320"/>
+          </w:tcPr>
+          <w:p>
+            <w:r>
+              <w:rPr>
+                <w:b w:val="0"/>
+              </w:rPr>
+              <w:t>건강·가정 형편 등은 상세히 적지 않는다. 필요한 경우 당사자의 동의를 확인하고 최소한으로 기록한다.</w:t>
+            </w:r>
+          </w:p>
+        </w:tc>
+      </w:tr>
+      <w:tr>
+        <w:tc>
+          <w:tcPr>
+            <w:tcW w:type="dxa" w:w="4320"/>
+          </w:tcPr>
+          <w:p>
+            <w:r>
+              <w:rPr>
+                <w:b w:val="0"/>
+              </w:rPr>
+              <w:t>열람·공유</w:t>
+            </w:r>
+          </w:p>
+        </w:tc>
+        <w:tc>
+          <w:tcPr>
+            <w:tcW w:type="dxa" w:w="4320"/>
+          </w:tcPr>
+          <w:p>
+            <w:r>
+              <w:rPr>
+                <w:b w:val="0"/>
+              </w:rPr>
+              <w:t>지정된 담당자만 열람한다. 기도 제목·사진·기록을 단체 대화방이나 주보에 올릴 때에는 별도 동의를 확인한다.</w:t>
+            </w:r>
+          </w:p>
+        </w:tc>
+      </w:tr>
+      <w:tr>
+        <w:tc>
+          <w:tcPr>
+            <w:tcW w:type="dxa" w:w="4320"/>
+          </w:tcPr>
+          <w:p>
+            <w:r>
+              <w:rPr>
+                <w:b w:val="0"/>
+              </w:rPr>
+              <w:t>외부 도움 연결</w:t>
+            </w:r>
+          </w:p>
+        </w:tc>
+        <w:tc>
+          <w:tcPr>
+            <w:tcW w:type="dxa" w:w="4320"/>
+          </w:tcPr>
+          <w:p>
+            <w:r>
+              <w:rPr>
+                <w:b w:val="0"/>
+              </w:rPr>
+              <w:t>다른 기관에 정보를 전달하기 전에 제공 목적·항목·받는 곳을 설명하고 동의를 확인한다.</w:t>
+            </w:r>
+          </w:p>
+        </w:tc>
+      </w:tr>
+      <w:tr>
+        <w:tc>
+          <w:tcPr>
+            <w:tcW w:type="dxa" w:w="4320"/>
+          </w:tcPr>
+          <w:p>
+            <w:r>
+              <w:rPr>
+                <w:b w:val="0"/>
+              </w:rPr>
+              <w:t>보관·폐기</w:t>
+            </w:r>
+          </w:p>
+        </w:tc>
+        <w:tc>
+          <w:tcPr>
+            <w:tcW w:type="dxa" w:w="4320"/>
+          </w:tcPr>
+          <w:p>
+            <w:r>
+              <w:rPr>
+                <w:b w:val="0"/>
+              </w:rPr>
+              <w:t>종이는 잠금 보관하고 전자파일은 접근을 제한한다. 보관 기한이 지나면 파쇄하거나 삭제한다.</w:t>
+            </w:r>
+          </w:p>
+        </w:tc>
+      </w:tr>
+      <w:tr>
+        <w:tc>
+          <w:tcPr>
+            <w:tcW w:type="dxa" w:w="4320"/>
+          </w:tcPr>
+          <w:p>
+            <w:r>
+              <w:rPr>
+                <w:b w:val="0"/>
+              </w:rPr>
+              <w:t>관리 담당·보관 기한</w:t>
+            </w:r>
+          </w:p>
+        </w:tc>
+        <w:tc>
+          <w:tcPr>
+            <w:tcW w:type="dxa" w:w="4320"/>
+          </w:tcPr>
+          <w:p>
+            <w:r>
+              <w:rPr>
+                <w:b w:val="0"/>
+              </w:rPr>
+              <w:t>담당 ________ / 보관 장소 ________ / 보관 기한 ________</w:t>
+            </w:r>
+          </w:p>
+        </w:tc>
+      </w:tr>
+      <w:tr>
+        <w:tc>
+          <w:tcPr>
+            <w:tcW w:type="dxa" w:w="4320"/>
+          </w:tcPr>
+          <w:p>
+            <w:r>
+              <w:rPr>
+                <w:b w:val="0"/>
+              </w:rPr>
+              <w:t>열람·정정·삭제 요청</w:t>
+            </w:r>
+          </w:p>
+        </w:tc>
+        <w:tc>
+          <w:tcPr>
+            <w:tcW w:type="dxa" w:w="4320"/>
+          </w:tcPr>
+          <w:p>
+            <w:r>
+              <w:rPr>
+                <w:b w:val="0"/>
+              </w:rPr>
+              <w:t>교회 담당자 ________에게 요청한다.</w:t>
+            </w:r>
+          </w:p>
+        </w:tc>
+      </w:tr>
+    </w:tbl>
+    <w:p/>
     <w:sectPr>
       <w:pgSz w:w="12240" w:h="15840"/>
       <w:pgMar w:top="1440" w:right="1800" w:bottom="1440" w:left="1800" w:header="720" w:footer="720" w:gutter="0"/>

--- a/docs/31_심방_계획보고서.docx
+++ b/docs/31_심방_계획보고서.docx
@@ -11,7 +11,361 @@
         <w:rPr>
           <w:b w:val="0"/>
         </w:rPr>
-        <w:t>________년 ________월 (교회명) 교구·시니어 심방 계획 겸 보고서</w:t>
+        <w:t>[연도] (교회명) (교구·시니어부) 월간 심방 계획서 및 결과보고서</w:t>
+      </w:r>
+    </w:p>
+    <w:tbl>
+      <w:tblPr>
+        <w:tblStyle w:val="TableGrid"/>
+        <w:tblW w:type="auto" w:w="0"/>
+        <w:tblLook w:firstColumn="1" w:firstRow="1" w:lastColumn="0" w:lastRow="0" w:noHBand="0" w:noVBand="1" w:val="04A0"/>
+      </w:tblPr>
+      <w:tblGrid>
+        <w:gridCol w:w="2160"/>
+        <w:gridCol w:w="2160"/>
+        <w:gridCol w:w="2160"/>
+        <w:gridCol w:w="2160"/>
+      </w:tblGrid>
+      <w:tr>
+        <w:tc>
+          <w:tcPr>
+            <w:tcW w:type="dxa" w:w="2160"/>
+          </w:tcPr>
+          <w:p>
+            <w:r>
+              <w:rPr>
+                <w:b/>
+              </w:rPr>
+              <w:t>작성일</w:t>
+            </w:r>
+          </w:p>
+        </w:tc>
+        <w:tc>
+          <w:tcPr>
+            <w:tcW w:type="dxa" w:w="2160"/>
+          </w:tcPr>
+          <w:p>
+            <w:r>
+              <w:rPr>
+                <w:b/>
+              </w:rPr>
+              <w:t>작성자</w:t>
+            </w:r>
+          </w:p>
+        </w:tc>
+        <w:tc>
+          <w:tcPr>
+            <w:tcW w:type="dxa" w:w="2160"/>
+          </w:tcPr>
+          <w:p>
+            <w:r>
+              <w:rPr>
+                <w:b/>
+              </w:rPr>
+              <w:t>부서</w:t>
+            </w:r>
+          </w:p>
+        </w:tc>
+        <w:tc>
+          <w:tcPr>
+            <w:tcW w:type="dxa" w:w="2160"/>
+          </w:tcPr>
+          <w:p>
+            <w:r>
+              <w:rPr>
+                <w:b/>
+              </w:rPr>
+              <w:t>문서 상태(초안/확정)</w:t>
+            </w:r>
+          </w:p>
+        </w:tc>
+      </w:tr>
+      <w:tr>
+        <w:tc>
+          <w:tcPr>
+            <w:tcW w:type="dxa" w:w="2160"/>
+          </w:tcPr>
+          <w:p>
+            <w:r>
+              <w:rPr>
+                <w:b w:val="0"/>
+              </w:rPr>
+              <w:t>________</w:t>
+            </w:r>
+          </w:p>
+        </w:tc>
+        <w:tc>
+          <w:tcPr>
+            <w:tcW w:type="dxa" w:w="2160"/>
+          </w:tcPr>
+          <w:p>
+            <w:r>
+              <w:rPr>
+                <w:b w:val="0"/>
+              </w:rPr>
+              <w:t>________</w:t>
+            </w:r>
+          </w:p>
+        </w:tc>
+        <w:tc>
+          <w:tcPr>
+            <w:tcW w:type="dxa" w:w="2160"/>
+          </w:tcPr>
+          <w:p>
+            <w:r>
+              <w:rPr>
+                <w:b w:val="0"/>
+              </w:rPr>
+              <w:t>________</w:t>
+            </w:r>
+          </w:p>
+        </w:tc>
+        <w:tc>
+          <w:tcPr>
+            <w:tcW w:type="dxa" w:w="2160"/>
+          </w:tcPr>
+          <w:p>
+            <w:r>
+              <w:rPr>
+                <w:b w:val="0"/>
+              </w:rPr>
+              <w:t>________</w:t>
+            </w:r>
+          </w:p>
+        </w:tc>
+      </w:tr>
+    </w:tbl>
+    <w:p/>
+    <w:tbl>
+      <w:tblPr>
+        <w:tblStyle w:val="TableGrid"/>
+        <w:tblW w:type="auto" w:w="0"/>
+        <w:tblLook w:firstColumn="1" w:firstRow="1" w:lastColumn="0" w:lastRow="0" w:noHBand="0" w:noVBand="1" w:val="04A0"/>
+      </w:tblPr>
+      <w:tblGrid>
+        <w:gridCol w:w="2160"/>
+        <w:gridCol w:w="2160"/>
+        <w:gridCol w:w="2160"/>
+        <w:gridCol w:w="2160"/>
+      </w:tblGrid>
+      <w:tr>
+        <w:tc>
+          <w:tcPr>
+            <w:tcW w:type="dxa" w:w="2160"/>
+          </w:tcPr>
+          <w:p>
+            <w:r>
+              <w:rPr>
+                <w:b/>
+              </w:rPr>
+              <w:t>구분</w:t>
+            </w:r>
+          </w:p>
+        </w:tc>
+        <w:tc>
+          <w:tcPr>
+            <w:tcW w:type="dxa" w:w="2160"/>
+          </w:tcPr>
+          <w:p>
+            <w:r>
+              <w:rPr>
+                <w:b/>
+              </w:rPr>
+              <w:t>작성</w:t>
+            </w:r>
+          </w:p>
+        </w:tc>
+        <w:tc>
+          <w:tcPr>
+            <w:tcW w:type="dxa" w:w="2160"/>
+          </w:tcPr>
+          <w:p>
+            <w:r>
+              <w:rPr>
+                <w:b/>
+              </w:rPr>
+              <w:t>검토</w:t>
+            </w:r>
+          </w:p>
+        </w:tc>
+        <w:tc>
+          <w:tcPr>
+            <w:tcW w:type="dxa" w:w="2160"/>
+          </w:tcPr>
+          <w:p>
+            <w:r>
+              <w:rPr>
+                <w:b/>
+              </w:rPr>
+              <w:t>승인</w:t>
+            </w:r>
+          </w:p>
+        </w:tc>
+      </w:tr>
+      <w:tr>
+        <w:tc>
+          <w:tcPr>
+            <w:tcW w:type="dxa" w:w="2160"/>
+          </w:tcPr>
+          <w:p>
+            <w:r>
+              <w:rPr>
+                <w:b w:val="0"/>
+              </w:rPr>
+              <w:t>계획 승인</w:t>
+            </w:r>
+          </w:p>
+        </w:tc>
+        <w:tc>
+          <w:tcPr>
+            <w:tcW w:type="dxa" w:w="2160"/>
+          </w:tcPr>
+          <w:p>
+            <w:r>
+              <w:rPr>
+                <w:b w:val="0"/>
+              </w:rPr>
+              <w:t>________</w:t>
+            </w:r>
+          </w:p>
+        </w:tc>
+        <w:tc>
+          <w:tcPr>
+            <w:tcW w:type="dxa" w:w="2160"/>
+          </w:tcPr>
+          <w:p>
+            <w:r>
+              <w:rPr>
+                <w:b w:val="0"/>
+              </w:rPr>
+              <w:t>________</w:t>
+            </w:r>
+          </w:p>
+        </w:tc>
+        <w:tc>
+          <w:tcPr>
+            <w:tcW w:type="dxa" w:w="2160"/>
+          </w:tcPr>
+          <w:p>
+            <w:r>
+              <w:rPr>
+                <w:b w:val="0"/>
+              </w:rPr>
+              <w:t>________</w:t>
+            </w:r>
+          </w:p>
+        </w:tc>
+      </w:tr>
+      <w:tr>
+        <w:tc>
+          <w:tcPr>
+            <w:tcW w:type="dxa" w:w="2160"/>
+          </w:tcPr>
+          <w:p>
+            <w:r>
+              <w:rPr>
+                <w:b w:val="0"/>
+              </w:rPr>
+              <w:t>결과 보고 확인</w:t>
+            </w:r>
+          </w:p>
+        </w:tc>
+        <w:tc>
+          <w:tcPr>
+            <w:tcW w:type="dxa" w:w="2160"/>
+          </w:tcPr>
+          <w:p>
+            <w:r>
+              <w:rPr>
+                <w:b w:val="0"/>
+              </w:rPr>
+              <w:t>________</w:t>
+            </w:r>
+          </w:p>
+        </w:tc>
+        <w:tc>
+          <w:tcPr>
+            <w:tcW w:type="dxa" w:w="2160"/>
+          </w:tcPr>
+          <w:p>
+            <w:r>
+              <w:rPr>
+                <w:b w:val="0"/>
+              </w:rPr>
+              <w:t>________</w:t>
+            </w:r>
+          </w:p>
+        </w:tc>
+        <w:tc>
+          <w:tcPr>
+            <w:tcW w:type="dxa" w:w="2160"/>
+          </w:tcPr>
+          <w:p>
+            <w:r>
+              <w:rPr>
+                <w:b w:val="0"/>
+              </w:rPr>
+              <w:t>________</w:t>
+            </w:r>
+          </w:p>
+        </w:tc>
+      </w:tr>
+    </w:tbl>
+    <w:p/>
+    <w:p>
+      <w:r>
+        <w:rPr>
+          <w:b w:val="0"/>
+        </w:rPr>
+        <w:t>※ 날짜는 2026. 10. 24.(토), 시간은 09:00 형식으로 작성합니다. 본문에는 가정 관리번호를 사용하며, 성명·주소·연락처·건강정보는 별도 제한열람 자료로 관리합니다.</w:t>
+      </w:r>
+    </w:p>
+    <w:p>
+      <w:r>
+        <w:rPr>
+          <w:b/>
+        </w:rPr>
+        <w:t>월간 심방 계획</w:t>
+      </w:r>
+    </w:p>
+    <w:p>
+      <w:r>
+        <w:rPr>
+          <w:b/>
+        </w:rPr>
+        <w:t>요약</w:t>
+      </w:r>
+    </w:p>
+    <w:p>
+      <w:r>
+        <w:rPr>
+          <w:b w:val="0"/>
+        </w:rPr>
+        <w:t>가. 승인 요청 사항: ________월 심방 일정·방문자 배정 및 예산 승인</w:t>
+      </w:r>
+    </w:p>
+    <w:p>
+      <w:r>
+        <w:rPr>
+          <w:b w:val="0"/>
+        </w:rPr>
+        <w:t>나. 핵심 개요: ________교구·시니어 ________가정, 방문 기간 ________부터 ________까지</w:t>
+      </w:r>
+    </w:p>
+    <w:p>
+      <w:r>
+        <w:rPr>
+          <w:b w:val="0"/>
+        </w:rPr>
+        <w:t>다. 운영 원칙: 사전 동의, 2인 방문 원칙, 비밀 유지, 필요 도움 연계</w:t>
+      </w:r>
+    </w:p>
+    <w:p>
+      <w:r>
+        <w:rPr>
+          <w:b w:val="0"/>
+        </w:rPr>
+        <w:t>라. 예산 총액: 금________원(금________원) / 재원: ________</w:t>
       </w:r>
     </w:p>
     <w:p>
@@ -22,7 +376,7 @@
         <w:rPr>
           <w:b w:val="0"/>
         </w:rPr>
-        <w:t>개요</w:t>
+        <w:t>1. 추진 배경 및 필요성</w:t>
       </w:r>
     </w:p>
     <w:p>
@@ -30,7 +384,7 @@
         <w:rPr>
           <w:b w:val="0"/>
         </w:rPr>
-        <w:t>주제 : ________월 교구·시니어 심방</w:t>
+        <w:t>가. 예배 참여와 교회 공동체 교제가 어려운 교구·시니어 가정의 신앙생활을 살피고 지속적인 돌봄을 제공하고자 합니다.</w:t>
       </w:r>
     </w:p>
     <w:p>
@@ -38,47 +392,7 @@
         <w:rPr>
           <w:b w:val="0"/>
         </w:rPr>
-        <w:t>주제 말씀 : ________</w:t>
-      </w:r>
-    </w:p>
-    <w:p>
-      <w:r>
-        <w:rPr>
-          <w:b w:val="0"/>
-        </w:rPr>
-        <w:t>목적 : 가정의 안부를 살피고 말씀과 기도로 돌보며 필요한 도움을 연결한다.</w:t>
-      </w:r>
-    </w:p>
-    <w:p>
-      <w:r>
-        <w:rPr>
-          <w:b w:val="0"/>
-        </w:rPr>
-        <w:t>장소 : ________</w:t>
-      </w:r>
-    </w:p>
-    <w:p>
-      <w:r>
-        <w:rPr>
-          <w:b w:val="0"/>
-        </w:rPr>
-        <w:t>일시 : ________년 ________월 ________일 ~ ________일</w:t>
-      </w:r>
-    </w:p>
-    <w:p>
-      <w:r>
-        <w:rPr>
-          <w:b w:val="0"/>
-        </w:rPr>
-        <w:t>담당 : ________</w:t>
-      </w:r>
-    </w:p>
-    <w:p>
-      <w:r>
-        <w:rPr>
-          <w:b w:val="0"/>
-        </w:rPr>
-        <w:t>대상 : ________교구·시니어 (예상 인원 ________명, ________가정)</w:t>
+        <w:t>나. 심방 요청과 돌봄 필요를 확인하여 방문 계획을 수립하고, 방문 결과가 후속 지원으로 이어지도록 관리합니다.</w:t>
       </w:r>
     </w:p>
     <w:p>
@@ -89,7 +403,7 @@
         <w:rPr>
           <w:b w:val="0"/>
         </w:rPr>
-        <w:t>월간 심방 계획표</w:t>
+        <w:t>2. 목적 및 목표</w:t>
       </w:r>
     </w:p>
     <w:tbl>
@@ -115,7 +429,7 @@
               <w:rPr>
                 <w:b/>
               </w:rPr>
-              <w:t>가정(관리번호)</w:t>
+              <w:t>구분</w:t>
             </w:r>
           </w:p>
         </w:tc>
@@ -128,7 +442,7 @@
               <w:rPr>
                 <w:b/>
               </w:rPr>
-              <w:t>심방 사유</w:t>
+              <w:t>내용</w:t>
             </w:r>
           </w:p>
         </w:tc>
@@ -141,7 +455,7 @@
               <w:rPr>
                 <w:b/>
               </w:rPr>
-              <w:t>방문자</w:t>
+              <w:t>확인 방법</w:t>
             </w:r>
           </w:p>
         </w:tc>
@@ -154,7 +468,7 @@
               <w:rPr>
                 <w:b/>
               </w:rPr>
-              <w:t>날짜·시간</w:t>
+              <w:t>담당</w:t>
             </w:r>
           </w:p>
         </w:tc>
@@ -167,7 +481,7 @@
               <w:rPr>
                 <w:b/>
               </w:rPr>
-              <w:t>방문 동의·일정 확인</w:t>
+              <w:t>기한</w:t>
             </w:r>
           </w:p>
         </w:tc>
@@ -182,7 +496,7 @@
               <w:rPr>
                 <w:b w:val="0"/>
               </w:rPr>
-              <w:t>________</w:t>
+              <w:t>신앙적 목적</w:t>
             </w:r>
           </w:p>
         </w:tc>
@@ -195,7 +509,7 @@
               <w:rPr>
                 <w:b w:val="0"/>
               </w:rPr>
-              <w:t>________</w:t>
+              <w:t>말씀과 기도를 통한 위로 및 공동체 교제</w:t>
             </w:r>
           </w:p>
         </w:tc>
@@ -208,7 +522,7 @@
               <w:rPr>
                 <w:b w:val="0"/>
               </w:rPr>
-              <w:t>________</w:t>
+              <w:t>심방 기록의 말씀 장절·기도 주제 확인</w:t>
             </w:r>
           </w:p>
         </w:tc>
@@ -249,7 +563,7 @@
               <w:rPr>
                 <w:b w:val="0"/>
               </w:rPr>
-              <w:t>________</w:t>
+              <w:t>확인 가능한 목표</w:t>
             </w:r>
           </w:p>
         </w:tc>
@@ -262,7 +576,7 @@
               <w:rPr>
                 <w:b w:val="0"/>
               </w:rPr>
-              <w:t>________</w:t>
+              <w:t>동의한 ________가정 중 ________가정 방문</w:t>
             </w:r>
           </w:p>
         </w:tc>
@@ -275,7 +589,7 @@
               <w:rPr>
                 <w:b w:val="0"/>
               </w:rPr>
-              <w:t>________</w:t>
+              <w:t>계획·실적 대조</w:t>
             </w:r>
           </w:p>
         </w:tc>
@@ -316,7 +630,7 @@
               <w:rPr>
                 <w:b w:val="0"/>
               </w:rPr>
-              <w:t>________</w:t>
+              <w:t>확인 가능한 목표</w:t>
             </w:r>
           </w:p>
         </w:tc>
@@ -329,7 +643,7 @@
               <w:rPr>
                 <w:b w:val="0"/>
               </w:rPr>
-              <w:t>________</w:t>
+              <w:t>도움 요청 ________건 검토, 후속조치 ________건 완료</w:t>
             </w:r>
           </w:p>
         </w:tc>
@@ -342,74 +656,7 @@
               <w:rPr>
                 <w:b w:val="0"/>
               </w:rPr>
-              <w:t>________</w:t>
-            </w:r>
-          </w:p>
-        </w:tc>
-        <w:tc>
-          <w:tcPr>
-            <w:tcW w:type="dxa" w:w="1728"/>
-          </w:tcPr>
-          <w:p>
-            <w:r>
-              <w:rPr>
-                <w:b w:val="0"/>
-              </w:rPr>
-              <w:t>________</w:t>
-            </w:r>
-          </w:p>
-        </w:tc>
-        <w:tc>
-          <w:tcPr>
-            <w:tcW w:type="dxa" w:w="1728"/>
-          </w:tcPr>
-          <w:p>
-            <w:r>
-              <w:rPr>
-                <w:b w:val="0"/>
-              </w:rPr>
-              <w:t>________</w:t>
-            </w:r>
-          </w:p>
-        </w:tc>
-      </w:tr>
-      <w:tr>
-        <w:tc>
-          <w:tcPr>
-            <w:tcW w:type="dxa" w:w="1728"/>
-          </w:tcPr>
-          <w:p>
-            <w:r>
-              <w:rPr>
-                <w:b w:val="0"/>
-              </w:rPr>
-              <w:t>________</w:t>
-            </w:r>
-          </w:p>
-        </w:tc>
-        <w:tc>
-          <w:tcPr>
-            <w:tcW w:type="dxa" w:w="1728"/>
-          </w:tcPr>
-          <w:p>
-            <w:r>
-              <w:rPr>
-                <w:b w:val="0"/>
-              </w:rPr>
-              <w:t>________</w:t>
-            </w:r>
-          </w:p>
-        </w:tc>
-        <w:tc>
-          <w:tcPr>
-            <w:tcW w:type="dxa" w:w="1728"/>
-          </w:tcPr>
-          <w:p>
-            <w:r>
-              <w:rPr>
-                <w:b w:val="0"/>
-              </w:rPr>
-              <w:t>________</w:t>
+              <w:t>후속조치대장 확인</w:t>
             </w:r>
           </w:p>
         </w:tc>
@@ -450,15 +697,7 @@
         <w:rPr>
           <w:b w:val="0"/>
         </w:rPr>
-        <w:t>심방 기록</w:t>
-      </w:r>
-    </w:p>
-    <w:p>
-      <w:r>
-        <w:rPr>
-          <w:b w:val="0"/>
-        </w:rPr>
-        <w:t>※ 가정별로 아래 표를 복사하여 작성한다.</w:t>
+        <w:t>3. 행사 개요</w:t>
       </w:r>
     </w:p>
     <w:tbl>
@@ -494,7 +733,7 @@
               <w:rPr>
                 <w:b/>
               </w:rPr>
-              <w:t>기록</w:t>
+              <w:t>내용</w:t>
             </w:r>
           </w:p>
         </w:tc>
@@ -509,7 +748,7 @@
               <w:rPr>
                 <w:b w:val="0"/>
               </w:rPr>
-              <w:t>가정(관리번호)</w:t>
+              <w:t>행사명</w:t>
             </w:r>
           </w:p>
         </w:tc>
@@ -522,7 +761,7 @@
               <w:rPr>
                 <w:b w:val="0"/>
               </w:rPr>
-              <w:t>________</w:t>
+              <w:t>________월 교구·시니어 정기 심방</w:t>
             </w:r>
           </w:p>
         </w:tc>
@@ -537,7 +776,7 @@
               <w:rPr>
                 <w:b w:val="0"/>
               </w:rPr>
-              <w:t>실제 방문 일시·장소</w:t>
+              <w:t>주제</w:t>
             </w:r>
           </w:p>
         </w:tc>
@@ -565,7 +804,7 @@
               <w:rPr>
                 <w:b w:val="0"/>
               </w:rPr>
-              <w:t>방문자·함께한 가족</w:t>
+              <w:t>주제 말씀</w:t>
             </w:r>
           </w:p>
         </w:tc>
@@ -593,7 +832,7 @@
               <w:rPr>
                 <w:b w:val="0"/>
               </w:rPr>
-              <w:t>진행 여부</w:t>
+              <w:t>일시</w:t>
             </w:r>
           </w:p>
         </w:tc>
@@ -606,7 +845,7 @@
               <w:rPr>
                 <w:b w:val="0"/>
               </w:rPr>
-              <w:t>□ 방문 완료　□ 일정 변경　□ 전화 안부　□ 기타 ________</w:t>
+              <w:t>________부터 ________까지 / 방문 시간 ________</w:t>
             </w:r>
           </w:p>
         </w:tc>
@@ -621,7 +860,7 @@
               <w:rPr>
                 <w:b w:val="0"/>
               </w:rPr>
-              <w:t>말씀 장절</w:t>
+              <w:t>장소</w:t>
             </w:r>
           </w:p>
         </w:tc>
@@ -634,7 +873,7 @@
               <w:rPr>
                 <w:b w:val="0"/>
               </w:rPr>
-              <w:t>________</w:t>
+              <w:t>사전 동의한 가정 또는 협의 장소 / 상세 주소는 별도 관리</w:t>
             </w:r>
           </w:p>
         </w:tc>
@@ -649,7 +888,7 @@
               <w:rPr>
                 <w:b w:val="0"/>
               </w:rPr>
-              <w:t>나눈 안부</w:t>
+              <w:t>대상</w:t>
             </w:r>
           </w:p>
         </w:tc>
@@ -662,7 +901,7 @@
               <w:rPr>
                 <w:b w:val="0"/>
               </w:rPr>
-              <w:t>________</w:t>
+              <w:t>심방에 동의한 교구·시니어 가정</w:t>
             </w:r>
           </w:p>
         </w:tc>
@@ -677,7 +916,7 @@
               <w:rPr>
                 <w:b w:val="0"/>
               </w:rPr>
-              <w:t>기도 제목·함께 드린 기도</w:t>
+              <w:t>인원</w:t>
             </w:r>
           </w:p>
         </w:tc>
@@ -690,7 +929,7 @@
               <w:rPr>
                 <w:b w:val="0"/>
               </w:rPr>
-              <w:t>________</w:t>
+              <w:t>대상 ________가정 / 방문자 ________명</w:t>
             </w:r>
           </w:p>
         </w:tc>
@@ -705,7 +944,7 @@
               <w:rPr>
                 <w:b w:val="0"/>
               </w:rPr>
-              <w:t>필요한 도움</w:t>
+              <w:t>주관</w:t>
             </w:r>
           </w:p>
         </w:tc>
@@ -718,91 +957,7 @@
               <w:rPr>
                 <w:b w:val="0"/>
               </w:rPr>
-              <w:t>□ 식사　□ 이동　□ 생활 지원　□ 말벗　□ 기타 ________</w:t>
-            </w:r>
-          </w:p>
-        </w:tc>
-      </w:tr>
-      <w:tr>
-        <w:tc>
-          <w:tcPr>
-            <w:tcW w:type="dxa" w:w="4320"/>
-          </w:tcPr>
-          <w:p>
-            <w:r>
-              <w:rPr>
-                <w:b w:val="0"/>
-              </w:rPr>
-              <w:t>본인이 요청·동의한 지원 범위</w:t>
-            </w:r>
-          </w:p>
-        </w:tc>
-        <w:tc>
-          <w:tcPr>
-            <w:tcW w:type="dxa" w:w="4320"/>
-          </w:tcPr>
-          <w:p>
-            <w:r>
-              <w:rPr>
-                <w:b w:val="0"/>
-              </w:rPr>
-              <w:t>________</w:t>
-            </w:r>
-          </w:p>
-        </w:tc>
-      </w:tr>
-      <w:tr>
-        <w:tc>
-          <w:tcPr>
-            <w:tcW w:type="dxa" w:w="4320"/>
-          </w:tcPr>
-          <w:p>
-            <w:r>
-              <w:rPr>
-                <w:b w:val="0"/>
-              </w:rPr>
-              <w:t>후속 연락 희망 일시·방법</w:t>
-            </w:r>
-          </w:p>
-        </w:tc>
-        <w:tc>
-          <w:tcPr>
-            <w:tcW w:type="dxa" w:w="4320"/>
-          </w:tcPr>
-          <w:p>
-            <w:r>
-              <w:rPr>
-                <w:b w:val="0"/>
-              </w:rPr>
-              <w:t>________</w:t>
-            </w:r>
-          </w:p>
-        </w:tc>
-      </w:tr>
-      <w:tr>
-        <w:tc>
-          <w:tcPr>
-            <w:tcW w:type="dxa" w:w="4320"/>
-          </w:tcPr>
-          <w:p>
-            <w:r>
-              <w:rPr>
-                <w:b w:val="0"/>
-              </w:rPr>
-              <w:t>기록자·기록일</w:t>
-            </w:r>
-          </w:p>
-        </w:tc>
-        <w:tc>
-          <w:tcPr>
-            <w:tcW w:type="dxa" w:w="4320"/>
-          </w:tcPr>
-          <w:p>
-            <w:r>
-              <w:rPr>
-                <w:b w:val="0"/>
-              </w:rPr>
-              <w:t>________</w:t>
+              <w:t>(교회명) (교구·시니어부)</w:t>
             </w:r>
           </w:p>
         </w:tc>
@@ -817,7 +972,2857 @@
         <w:rPr>
           <w:b w:val="0"/>
         </w:rPr>
-        <w:t>후속 조치</w:t>
+        <w:t>4. 세부 추진 계획</w:t>
+      </w:r>
+    </w:p>
+    <w:p>
+      <w:r>
+        <w:rPr>
+          <w:b w:val="0"/>
+        </w:rPr>
+        <w:t>가. 월간 심방 계획표</w:t>
+      </w:r>
+    </w:p>
+    <w:tbl>
+      <w:tblPr>
+        <w:tblStyle w:val="TableGrid"/>
+        <w:tblW w:type="auto" w:w="0"/>
+        <w:tblLook w:firstColumn="1" w:firstRow="1" w:lastColumn="0" w:lastRow="0" w:noHBand="0" w:noVBand="1" w:val="04A0"/>
+      </w:tblPr>
+      <w:tblGrid>
+        <w:gridCol w:w="1440"/>
+        <w:gridCol w:w="1440"/>
+        <w:gridCol w:w="1440"/>
+        <w:gridCol w:w="1440"/>
+        <w:gridCol w:w="1440"/>
+        <w:gridCol w:w="1440"/>
+      </w:tblGrid>
+      <w:tr>
+        <w:tc>
+          <w:tcPr>
+            <w:tcW w:type="dxa" w:w="1440"/>
+          </w:tcPr>
+          <w:p>
+            <w:r>
+              <w:rPr>
+                <w:b/>
+              </w:rPr>
+              <w:t>가정(관리번호)</w:t>
+            </w:r>
+          </w:p>
+        </w:tc>
+        <w:tc>
+          <w:tcPr>
+            <w:tcW w:type="dxa" w:w="1440"/>
+          </w:tcPr>
+          <w:p>
+            <w:r>
+              <w:rPr>
+                <w:b/>
+              </w:rPr>
+              <w:t>사유</w:t>
+            </w:r>
+          </w:p>
+        </w:tc>
+        <w:tc>
+          <w:tcPr>
+            <w:tcW w:type="dxa" w:w="1440"/>
+          </w:tcPr>
+          <w:p>
+            <w:r>
+              <w:rPr>
+                <w:b/>
+              </w:rPr>
+              <w:t>방문자</w:t>
+            </w:r>
+          </w:p>
+        </w:tc>
+        <w:tc>
+          <w:tcPr>
+            <w:tcW w:type="dxa" w:w="1440"/>
+          </w:tcPr>
+          <w:p>
+            <w:r>
+              <w:rPr>
+                <w:b/>
+              </w:rPr>
+              <w:t>날짜·시간</w:t>
+            </w:r>
+          </w:p>
+        </w:tc>
+        <w:tc>
+          <w:tcPr>
+            <w:tcW w:type="dxa" w:w="1440"/>
+          </w:tcPr>
+          <w:p>
+            <w:r>
+              <w:rPr>
+                <w:b/>
+              </w:rPr>
+              <w:t>사전 동의 확인</w:t>
+            </w:r>
+          </w:p>
+        </w:tc>
+        <w:tc>
+          <w:tcPr>
+            <w:tcW w:type="dxa" w:w="1440"/>
+          </w:tcPr>
+          <w:p>
+            <w:r>
+              <w:rPr>
+                <w:b/>
+              </w:rPr>
+              <w:t>일정 확정 기한</w:t>
+            </w:r>
+          </w:p>
+        </w:tc>
+      </w:tr>
+      <w:tr>
+        <w:tc>
+          <w:tcPr>
+            <w:tcW w:type="dxa" w:w="1440"/>
+          </w:tcPr>
+          <w:p>
+            <w:r>
+              <w:rPr>
+                <w:b w:val="0"/>
+              </w:rPr>
+              <w:t>________</w:t>
+            </w:r>
+          </w:p>
+        </w:tc>
+        <w:tc>
+          <w:tcPr>
+            <w:tcW w:type="dxa" w:w="1440"/>
+          </w:tcPr>
+          <w:p>
+            <w:r>
+              <w:rPr>
+                <w:b w:val="0"/>
+              </w:rPr>
+              <w:t>________</w:t>
+            </w:r>
+          </w:p>
+        </w:tc>
+        <w:tc>
+          <w:tcPr>
+            <w:tcW w:type="dxa" w:w="1440"/>
+          </w:tcPr>
+          <w:p>
+            <w:r>
+              <w:rPr>
+                <w:b w:val="0"/>
+              </w:rPr>
+              <w:t>________</w:t>
+            </w:r>
+          </w:p>
+        </w:tc>
+        <w:tc>
+          <w:tcPr>
+            <w:tcW w:type="dxa" w:w="1440"/>
+          </w:tcPr>
+          <w:p>
+            <w:r>
+              <w:rPr>
+                <w:b w:val="0"/>
+              </w:rPr>
+              <w:t>________</w:t>
+            </w:r>
+          </w:p>
+        </w:tc>
+        <w:tc>
+          <w:tcPr>
+            <w:tcW w:type="dxa" w:w="1440"/>
+          </w:tcPr>
+          <w:p>
+            <w:r>
+              <w:rPr>
+                <w:b w:val="0"/>
+              </w:rPr>
+              <w:t>________</w:t>
+            </w:r>
+          </w:p>
+        </w:tc>
+        <w:tc>
+          <w:tcPr>
+            <w:tcW w:type="dxa" w:w="1440"/>
+          </w:tcPr>
+          <w:p>
+            <w:r>
+              <w:rPr>
+                <w:b w:val="0"/>
+              </w:rPr>
+              <w:t>________</w:t>
+            </w:r>
+          </w:p>
+        </w:tc>
+      </w:tr>
+      <w:tr>
+        <w:tc>
+          <w:tcPr>
+            <w:tcW w:type="dxa" w:w="1440"/>
+          </w:tcPr>
+          <w:p>
+            <w:r>
+              <w:rPr>
+                <w:b w:val="0"/>
+              </w:rPr>
+              <w:t>________</w:t>
+            </w:r>
+          </w:p>
+        </w:tc>
+        <w:tc>
+          <w:tcPr>
+            <w:tcW w:type="dxa" w:w="1440"/>
+          </w:tcPr>
+          <w:p>
+            <w:r>
+              <w:rPr>
+                <w:b w:val="0"/>
+              </w:rPr>
+              <w:t>________</w:t>
+            </w:r>
+          </w:p>
+        </w:tc>
+        <w:tc>
+          <w:tcPr>
+            <w:tcW w:type="dxa" w:w="1440"/>
+          </w:tcPr>
+          <w:p>
+            <w:r>
+              <w:rPr>
+                <w:b w:val="0"/>
+              </w:rPr>
+              <w:t>________</w:t>
+            </w:r>
+          </w:p>
+        </w:tc>
+        <w:tc>
+          <w:tcPr>
+            <w:tcW w:type="dxa" w:w="1440"/>
+          </w:tcPr>
+          <w:p>
+            <w:r>
+              <w:rPr>
+                <w:b w:val="0"/>
+              </w:rPr>
+              <w:t>________</w:t>
+            </w:r>
+          </w:p>
+        </w:tc>
+        <w:tc>
+          <w:tcPr>
+            <w:tcW w:type="dxa" w:w="1440"/>
+          </w:tcPr>
+          <w:p>
+            <w:r>
+              <w:rPr>
+                <w:b w:val="0"/>
+              </w:rPr>
+              <w:t>________</w:t>
+            </w:r>
+          </w:p>
+        </w:tc>
+        <w:tc>
+          <w:tcPr>
+            <w:tcW w:type="dxa" w:w="1440"/>
+          </w:tcPr>
+          <w:p>
+            <w:r>
+              <w:rPr>
+                <w:b w:val="0"/>
+              </w:rPr>
+              <w:t>________</w:t>
+            </w:r>
+          </w:p>
+        </w:tc>
+      </w:tr>
+      <w:tr>
+        <w:tc>
+          <w:tcPr>
+            <w:tcW w:type="dxa" w:w="1440"/>
+          </w:tcPr>
+          <w:p>
+            <w:r>
+              <w:rPr>
+                <w:b w:val="0"/>
+              </w:rPr>
+              <w:t>________</w:t>
+            </w:r>
+          </w:p>
+        </w:tc>
+        <w:tc>
+          <w:tcPr>
+            <w:tcW w:type="dxa" w:w="1440"/>
+          </w:tcPr>
+          <w:p>
+            <w:r>
+              <w:rPr>
+                <w:b w:val="0"/>
+              </w:rPr>
+              <w:t>________</w:t>
+            </w:r>
+          </w:p>
+        </w:tc>
+        <w:tc>
+          <w:tcPr>
+            <w:tcW w:type="dxa" w:w="1440"/>
+          </w:tcPr>
+          <w:p>
+            <w:r>
+              <w:rPr>
+                <w:b w:val="0"/>
+              </w:rPr>
+              <w:t>________</w:t>
+            </w:r>
+          </w:p>
+        </w:tc>
+        <w:tc>
+          <w:tcPr>
+            <w:tcW w:type="dxa" w:w="1440"/>
+          </w:tcPr>
+          <w:p>
+            <w:r>
+              <w:rPr>
+                <w:b w:val="0"/>
+              </w:rPr>
+              <w:t>________</w:t>
+            </w:r>
+          </w:p>
+        </w:tc>
+        <w:tc>
+          <w:tcPr>
+            <w:tcW w:type="dxa" w:w="1440"/>
+          </w:tcPr>
+          <w:p>
+            <w:r>
+              <w:rPr>
+                <w:b w:val="0"/>
+              </w:rPr>
+              <w:t>________</w:t>
+            </w:r>
+          </w:p>
+        </w:tc>
+        <w:tc>
+          <w:tcPr>
+            <w:tcW w:type="dxa" w:w="1440"/>
+          </w:tcPr>
+          <w:p>
+            <w:r>
+              <w:rPr>
+                <w:b w:val="0"/>
+              </w:rPr>
+              <w:t>________</w:t>
+            </w:r>
+          </w:p>
+        </w:tc>
+      </w:tr>
+    </w:tbl>
+    <w:p/>
+    <w:p>
+      <w:r>
+        <w:rPr>
+          <w:b w:val="0"/>
+        </w:rPr>
+        <w:t>※ 사유는 ‘정기·요청·돌봄’ 등 최소한으로 기재하며, 질환명·가족 갈등 등 상세 내용은 적지 않습니다.</w:t>
+      </w:r>
+    </w:p>
+    <w:p>
+      <w:r>
+        <w:rPr>
+          <w:b w:val="0"/>
+        </w:rPr>
+        <w:t>나. 방문 시간표</w:t>
+      </w:r>
+    </w:p>
+    <w:tbl>
+      <w:tblPr>
+        <w:tblStyle w:val="TableGrid"/>
+        <w:tblW w:type="auto" w:w="0"/>
+        <w:tblLook w:firstColumn="1" w:firstRow="1" w:lastColumn="0" w:lastRow="0" w:noHBand="0" w:noVBand="1" w:val="04A0"/>
+      </w:tblPr>
+      <w:tblGrid>
+        <w:gridCol w:w="2160"/>
+        <w:gridCol w:w="2160"/>
+        <w:gridCol w:w="2160"/>
+        <w:gridCol w:w="2160"/>
+      </w:tblGrid>
+      <w:tr>
+        <w:tc>
+          <w:tcPr>
+            <w:tcW w:type="dxa" w:w="2160"/>
+          </w:tcPr>
+          <w:p>
+            <w:r>
+              <w:rPr>
+                <w:b/>
+              </w:rPr>
+              <w:t>시간</w:t>
+            </w:r>
+          </w:p>
+        </w:tc>
+        <w:tc>
+          <w:tcPr>
+            <w:tcW w:type="dxa" w:w="2160"/>
+          </w:tcPr>
+          <w:p>
+            <w:r>
+              <w:rPr>
+                <w:b/>
+              </w:rPr>
+              <w:t>내용</w:t>
+            </w:r>
+          </w:p>
+        </w:tc>
+        <w:tc>
+          <w:tcPr>
+            <w:tcW w:type="dxa" w:w="2160"/>
+          </w:tcPr>
+          <w:p>
+            <w:r>
+              <w:rPr>
+                <w:b/>
+              </w:rPr>
+              <w:t>담당</w:t>
+            </w:r>
+          </w:p>
+        </w:tc>
+        <w:tc>
+          <w:tcPr>
+            <w:tcW w:type="dxa" w:w="2160"/>
+          </w:tcPr>
+          <w:p>
+            <w:r>
+              <w:rPr>
+                <w:b/>
+              </w:rPr>
+              <w:t>완료 기한</w:t>
+            </w:r>
+          </w:p>
+        </w:tc>
+      </w:tr>
+      <w:tr>
+        <w:tc>
+          <w:tcPr>
+            <w:tcW w:type="dxa" w:w="2160"/>
+          </w:tcPr>
+          <w:p>
+            <w:r>
+              <w:rPr>
+                <w:b w:val="0"/>
+              </w:rPr>
+              <w:t>________</w:t>
+            </w:r>
+          </w:p>
+        </w:tc>
+        <w:tc>
+          <w:tcPr>
+            <w:tcW w:type="dxa" w:w="2160"/>
+          </w:tcPr>
+          <w:p>
+            <w:r>
+              <w:rPr>
+                <w:b w:val="0"/>
+              </w:rPr>
+              <w:t>방문 의사·일정 재확인</w:t>
+            </w:r>
+          </w:p>
+        </w:tc>
+        <w:tc>
+          <w:tcPr>
+            <w:tcW w:type="dxa" w:w="2160"/>
+          </w:tcPr>
+          <w:p>
+            <w:r>
+              <w:rPr>
+                <w:b w:val="0"/>
+              </w:rPr>
+              <w:t>________</w:t>
+            </w:r>
+          </w:p>
+        </w:tc>
+        <w:tc>
+          <w:tcPr>
+            <w:tcW w:type="dxa" w:w="2160"/>
+          </w:tcPr>
+          <w:p>
+            <w:r>
+              <w:rPr>
+                <w:b w:val="0"/>
+              </w:rPr>
+              <w:t>방문 전 ________</w:t>
+            </w:r>
+          </w:p>
+        </w:tc>
+      </w:tr>
+      <w:tr>
+        <w:tc>
+          <w:tcPr>
+            <w:tcW w:type="dxa" w:w="2160"/>
+          </w:tcPr>
+          <w:p>
+            <w:r>
+              <w:rPr>
+                <w:b w:val="0"/>
+              </w:rPr>
+              <w:t>________</w:t>
+            </w:r>
+          </w:p>
+        </w:tc>
+        <w:tc>
+          <w:tcPr>
+            <w:tcW w:type="dxa" w:w="2160"/>
+          </w:tcPr>
+          <w:p>
+            <w:r>
+              <w:rPr>
+                <w:b w:val="0"/>
+              </w:rPr>
+              <w:t>안부 확인·말씀 나눔·기도</w:t>
+            </w:r>
+          </w:p>
+        </w:tc>
+        <w:tc>
+          <w:tcPr>
+            <w:tcW w:type="dxa" w:w="2160"/>
+          </w:tcPr>
+          <w:p>
+            <w:r>
+              <w:rPr>
+                <w:b w:val="0"/>
+              </w:rPr>
+              <w:t>________</w:t>
+            </w:r>
+          </w:p>
+        </w:tc>
+        <w:tc>
+          <w:tcPr>
+            <w:tcW w:type="dxa" w:w="2160"/>
+          </w:tcPr>
+          <w:p>
+            <w:r>
+              <w:rPr>
+                <w:b w:val="0"/>
+              </w:rPr>
+              <w:t>방문 당일 ________</w:t>
+            </w:r>
+          </w:p>
+        </w:tc>
+      </w:tr>
+      <w:tr>
+        <w:tc>
+          <w:tcPr>
+            <w:tcW w:type="dxa" w:w="2160"/>
+          </w:tcPr>
+          <w:p>
+            <w:r>
+              <w:rPr>
+                <w:b w:val="0"/>
+              </w:rPr>
+              <w:t>________</w:t>
+            </w:r>
+          </w:p>
+        </w:tc>
+        <w:tc>
+          <w:tcPr>
+            <w:tcW w:type="dxa" w:w="2160"/>
+          </w:tcPr>
+          <w:p>
+            <w:r>
+              <w:rPr>
+                <w:b w:val="0"/>
+              </w:rPr>
+              <w:t>필요 도움 및 후속 연락 동의 확인</w:t>
+            </w:r>
+          </w:p>
+        </w:tc>
+        <w:tc>
+          <w:tcPr>
+            <w:tcW w:type="dxa" w:w="2160"/>
+          </w:tcPr>
+          <w:p>
+            <w:r>
+              <w:rPr>
+                <w:b w:val="0"/>
+              </w:rPr>
+              <w:t>________</w:t>
+            </w:r>
+          </w:p>
+        </w:tc>
+        <w:tc>
+          <w:tcPr>
+            <w:tcW w:type="dxa" w:w="2160"/>
+          </w:tcPr>
+          <w:p>
+            <w:r>
+              <w:rPr>
+                <w:b w:val="0"/>
+              </w:rPr>
+              <w:t>방문 종료 전</w:t>
+            </w:r>
+          </w:p>
+        </w:tc>
+      </w:tr>
+      <w:tr>
+        <w:tc>
+          <w:tcPr>
+            <w:tcW w:type="dxa" w:w="2160"/>
+          </w:tcPr>
+          <w:p>
+            <w:r>
+              <w:rPr>
+                <w:b w:val="0"/>
+              </w:rPr>
+              <w:t>________</w:t>
+            </w:r>
+          </w:p>
+        </w:tc>
+        <w:tc>
+          <w:tcPr>
+            <w:tcW w:type="dxa" w:w="2160"/>
+          </w:tcPr>
+          <w:p>
+            <w:r>
+              <w:rPr>
+                <w:b w:val="0"/>
+              </w:rPr>
+              <w:t>심방 기록 작성·제한열람 자료 보관</w:t>
+            </w:r>
+          </w:p>
+        </w:tc>
+        <w:tc>
+          <w:tcPr>
+            <w:tcW w:type="dxa" w:w="2160"/>
+          </w:tcPr>
+          <w:p>
+            <w:r>
+              <w:rPr>
+                <w:b w:val="0"/>
+              </w:rPr>
+              <w:t>________</w:t>
+            </w:r>
+          </w:p>
+        </w:tc>
+        <w:tc>
+          <w:tcPr>
+            <w:tcW w:type="dxa" w:w="2160"/>
+          </w:tcPr>
+          <w:p>
+            <w:r>
+              <w:rPr>
+                <w:b w:val="0"/>
+              </w:rPr>
+              <w:t>________</w:t>
+            </w:r>
+          </w:p>
+        </w:tc>
+      </w:tr>
+    </w:tbl>
+    <w:p/>
+    <w:p>
+      <w:r>
+        <w:rPr>
+          <w:b w:val="0"/>
+        </w:rPr>
+        <w:t>다. 업무분장</w:t>
+      </w:r>
+    </w:p>
+    <w:tbl>
+      <w:tblPr>
+        <w:tblStyle w:val="TableGrid"/>
+        <w:tblW w:type="auto" w:w="0"/>
+        <w:tblLook w:firstColumn="1" w:firstRow="1" w:lastColumn="0" w:lastRow="0" w:noHBand="0" w:noVBand="1" w:val="04A0"/>
+      </w:tblPr>
+      <w:tblGrid>
+        <w:gridCol w:w="2160"/>
+        <w:gridCol w:w="2160"/>
+        <w:gridCol w:w="2160"/>
+        <w:gridCol w:w="2160"/>
+      </w:tblGrid>
+      <w:tr>
+        <w:tc>
+          <w:tcPr>
+            <w:tcW w:type="dxa" w:w="2160"/>
+          </w:tcPr>
+          <w:p>
+            <w:r>
+              <w:rPr>
+                <w:b/>
+              </w:rPr>
+              <w:t>업무</w:t>
+            </w:r>
+          </w:p>
+        </w:tc>
+        <w:tc>
+          <w:tcPr>
+            <w:tcW w:type="dxa" w:w="2160"/>
+          </w:tcPr>
+          <w:p>
+            <w:r>
+              <w:rPr>
+                <w:b/>
+              </w:rPr>
+              <w:t>담당</w:t>
+            </w:r>
+          </w:p>
+        </w:tc>
+        <w:tc>
+          <w:tcPr>
+            <w:tcW w:type="dxa" w:w="2160"/>
+          </w:tcPr>
+          <w:p>
+            <w:r>
+              <w:rPr>
+                <w:b/>
+              </w:rPr>
+              <w:t>기한</w:t>
+            </w:r>
+          </w:p>
+        </w:tc>
+        <w:tc>
+          <w:tcPr>
+            <w:tcW w:type="dxa" w:w="2160"/>
+          </w:tcPr>
+          <w:p>
+            <w:r>
+              <w:rPr>
+                <w:b/>
+              </w:rPr>
+              <w:t>확인</w:t>
+            </w:r>
+          </w:p>
+        </w:tc>
+      </w:tr>
+      <w:tr>
+        <w:tc>
+          <w:tcPr>
+            <w:tcW w:type="dxa" w:w="2160"/>
+          </w:tcPr>
+          <w:p>
+            <w:r>
+              <w:rPr>
+                <w:b w:val="0"/>
+              </w:rPr>
+              <w:t>대상 선정·방문 동의 확인</w:t>
+            </w:r>
+          </w:p>
+        </w:tc>
+        <w:tc>
+          <w:tcPr>
+            <w:tcW w:type="dxa" w:w="2160"/>
+          </w:tcPr>
+          <w:p>
+            <w:r>
+              <w:rPr>
+                <w:b w:val="0"/>
+              </w:rPr>
+              <w:t>________</w:t>
+            </w:r>
+          </w:p>
+        </w:tc>
+        <w:tc>
+          <w:tcPr>
+            <w:tcW w:type="dxa" w:w="2160"/>
+          </w:tcPr>
+          <w:p>
+            <w:r>
+              <w:rPr>
+                <w:b w:val="0"/>
+              </w:rPr>
+              <w:t>________</w:t>
+            </w:r>
+          </w:p>
+        </w:tc>
+        <w:tc>
+          <w:tcPr>
+            <w:tcW w:type="dxa" w:w="2160"/>
+          </w:tcPr>
+          <w:p>
+            <w:r>
+              <w:rPr>
+                <w:b w:val="0"/>
+              </w:rPr>
+              <w:t>________</w:t>
+            </w:r>
+          </w:p>
+        </w:tc>
+      </w:tr>
+      <w:tr>
+        <w:tc>
+          <w:tcPr>
+            <w:tcW w:type="dxa" w:w="2160"/>
+          </w:tcPr>
+          <w:p>
+            <w:r>
+              <w:rPr>
+                <w:b w:val="0"/>
+              </w:rPr>
+              <w:t>방문자 배정·일정 안내</w:t>
+            </w:r>
+          </w:p>
+        </w:tc>
+        <w:tc>
+          <w:tcPr>
+            <w:tcW w:type="dxa" w:w="2160"/>
+          </w:tcPr>
+          <w:p>
+            <w:r>
+              <w:rPr>
+                <w:b w:val="0"/>
+              </w:rPr>
+              <w:t>________</w:t>
+            </w:r>
+          </w:p>
+        </w:tc>
+        <w:tc>
+          <w:tcPr>
+            <w:tcW w:type="dxa" w:w="2160"/>
+          </w:tcPr>
+          <w:p>
+            <w:r>
+              <w:rPr>
+                <w:b w:val="0"/>
+              </w:rPr>
+              <w:t>________</w:t>
+            </w:r>
+          </w:p>
+        </w:tc>
+        <w:tc>
+          <w:tcPr>
+            <w:tcW w:type="dxa" w:w="2160"/>
+          </w:tcPr>
+          <w:p>
+            <w:r>
+              <w:rPr>
+                <w:b w:val="0"/>
+              </w:rPr>
+              <w:t>________</w:t>
+            </w:r>
+          </w:p>
+        </w:tc>
+      </w:tr>
+      <w:tr>
+        <w:tc>
+          <w:tcPr>
+            <w:tcW w:type="dxa" w:w="2160"/>
+          </w:tcPr>
+          <w:p>
+            <w:r>
+              <w:rPr>
+                <w:b w:val="0"/>
+              </w:rPr>
+              <w:t>말씀·기도 준비</w:t>
+            </w:r>
+          </w:p>
+        </w:tc>
+        <w:tc>
+          <w:tcPr>
+            <w:tcW w:type="dxa" w:w="2160"/>
+          </w:tcPr>
+          <w:p>
+            <w:r>
+              <w:rPr>
+                <w:b w:val="0"/>
+              </w:rPr>
+              <w:t>________</w:t>
+            </w:r>
+          </w:p>
+        </w:tc>
+        <w:tc>
+          <w:tcPr>
+            <w:tcW w:type="dxa" w:w="2160"/>
+          </w:tcPr>
+          <w:p>
+            <w:r>
+              <w:rPr>
+                <w:b w:val="0"/>
+              </w:rPr>
+              <w:t>________</w:t>
+            </w:r>
+          </w:p>
+        </w:tc>
+        <w:tc>
+          <w:tcPr>
+            <w:tcW w:type="dxa" w:w="2160"/>
+          </w:tcPr>
+          <w:p>
+            <w:r>
+              <w:rPr>
+                <w:b w:val="0"/>
+              </w:rPr>
+              <w:t>________</w:t>
+            </w:r>
+          </w:p>
+        </w:tc>
+      </w:tr>
+      <w:tr>
+        <w:tc>
+          <w:tcPr>
+            <w:tcW w:type="dxa" w:w="2160"/>
+          </w:tcPr>
+          <w:p>
+            <w:r>
+              <w:rPr>
+                <w:b w:val="0"/>
+              </w:rPr>
+              <w:t>필요 도움 검토·지원 연계</w:t>
+            </w:r>
+          </w:p>
+        </w:tc>
+        <w:tc>
+          <w:tcPr>
+            <w:tcW w:type="dxa" w:w="2160"/>
+          </w:tcPr>
+          <w:p>
+            <w:r>
+              <w:rPr>
+                <w:b w:val="0"/>
+              </w:rPr>
+              <w:t>________</w:t>
+            </w:r>
+          </w:p>
+        </w:tc>
+        <w:tc>
+          <w:tcPr>
+            <w:tcW w:type="dxa" w:w="2160"/>
+          </w:tcPr>
+          <w:p>
+            <w:r>
+              <w:rPr>
+                <w:b w:val="0"/>
+              </w:rPr>
+              <w:t>________</w:t>
+            </w:r>
+          </w:p>
+        </w:tc>
+        <w:tc>
+          <w:tcPr>
+            <w:tcW w:type="dxa" w:w="2160"/>
+          </w:tcPr>
+          <w:p>
+            <w:r>
+              <w:rPr>
+                <w:b w:val="0"/>
+              </w:rPr>
+              <w:t>________</w:t>
+            </w:r>
+          </w:p>
+        </w:tc>
+      </w:tr>
+      <w:tr>
+        <w:tc>
+          <w:tcPr>
+            <w:tcW w:type="dxa" w:w="2160"/>
+          </w:tcPr>
+          <w:p>
+            <w:r>
+              <w:rPr>
+                <w:b w:val="0"/>
+              </w:rPr>
+              <w:t>실적·정산 보고 및 기록 관리</w:t>
+            </w:r>
+          </w:p>
+        </w:tc>
+        <w:tc>
+          <w:tcPr>
+            <w:tcW w:type="dxa" w:w="2160"/>
+          </w:tcPr>
+          <w:p>
+            <w:r>
+              <w:rPr>
+                <w:b w:val="0"/>
+              </w:rPr>
+              <w:t>________</w:t>
+            </w:r>
+          </w:p>
+        </w:tc>
+        <w:tc>
+          <w:tcPr>
+            <w:tcW w:type="dxa" w:w="2160"/>
+          </w:tcPr>
+          <w:p>
+            <w:r>
+              <w:rPr>
+                <w:b w:val="0"/>
+              </w:rPr>
+              <w:t>________</w:t>
+            </w:r>
+          </w:p>
+        </w:tc>
+        <w:tc>
+          <w:tcPr>
+            <w:tcW w:type="dxa" w:w="2160"/>
+          </w:tcPr>
+          <w:p>
+            <w:r>
+              <w:rPr>
+                <w:b w:val="0"/>
+              </w:rPr>
+              <w:t>________</w:t>
+            </w:r>
+          </w:p>
+        </w:tc>
+      </w:tr>
+    </w:tbl>
+    <w:p/>
+    <w:p>
+      <w:pPr>
+        <w:pStyle w:val="Heading2"/>
+      </w:pPr>
+      <w:r>
+        <w:rPr>
+          <w:b w:val="0"/>
+        </w:rPr>
+        <w:t>5. 안전관리 계획</w:t>
+      </w:r>
+    </w:p>
+    <w:tbl>
+      <w:tblPr>
+        <w:tblStyle w:val="TableGrid"/>
+        <w:tblW w:type="auto" w:w="0"/>
+        <w:tblLook w:firstColumn="1" w:firstRow="1" w:lastColumn="0" w:lastRow="0" w:noHBand="0" w:noVBand="1" w:val="04A0"/>
+      </w:tblPr>
+      <w:tblGrid>
+        <w:gridCol w:w="2160"/>
+        <w:gridCol w:w="2160"/>
+        <w:gridCol w:w="2160"/>
+        <w:gridCol w:w="2160"/>
+      </w:tblGrid>
+      <w:tr>
+        <w:tc>
+          <w:tcPr>
+            <w:tcW w:type="dxa" w:w="2160"/>
+          </w:tcPr>
+          <w:p>
+            <w:r>
+              <w:rPr>
+                <w:b/>
+              </w:rPr>
+              <w:t>위험요인</w:t>
+            </w:r>
+          </w:p>
+        </w:tc>
+        <w:tc>
+          <w:tcPr>
+            <w:tcW w:type="dxa" w:w="2160"/>
+          </w:tcPr>
+          <w:p>
+            <w:r>
+              <w:rPr>
+                <w:b/>
+              </w:rPr>
+              <w:t>예방조치</w:t>
+            </w:r>
+          </w:p>
+        </w:tc>
+        <w:tc>
+          <w:tcPr>
+            <w:tcW w:type="dxa" w:w="2160"/>
+          </w:tcPr>
+          <w:p>
+            <w:r>
+              <w:rPr>
+                <w:b/>
+              </w:rPr>
+              <w:t>담당</w:t>
+            </w:r>
+          </w:p>
+        </w:tc>
+        <w:tc>
+          <w:tcPr>
+            <w:tcW w:type="dxa" w:w="2160"/>
+          </w:tcPr>
+          <w:p>
+            <w:r>
+              <w:rPr>
+                <w:b/>
+              </w:rPr>
+              <w:t>조치 기한</w:t>
+            </w:r>
+          </w:p>
+        </w:tc>
+      </w:tr>
+      <w:tr>
+        <w:tc>
+          <w:tcPr>
+            <w:tcW w:type="dxa" w:w="2160"/>
+          </w:tcPr>
+          <w:p>
+            <w:r>
+              <w:rPr>
+                <w:b w:val="0"/>
+              </w:rPr>
+              <w:t>방문 부담·방문 거절</w:t>
+            </w:r>
+          </w:p>
+        </w:tc>
+        <w:tc>
+          <w:tcPr>
+            <w:tcW w:type="dxa" w:w="2160"/>
+          </w:tcPr>
+          <w:p>
+            <w:r>
+              <w:rPr>
+                <w:b w:val="0"/>
+              </w:rPr>
+              <w:t>사전 동의 확인, 거절·중단 의사 존중</w:t>
+            </w:r>
+          </w:p>
+        </w:tc>
+        <w:tc>
+          <w:tcPr>
+            <w:tcW w:type="dxa" w:w="2160"/>
+          </w:tcPr>
+          <w:p>
+            <w:r>
+              <w:rPr>
+                <w:b w:val="0"/>
+              </w:rPr>
+              <w:t>________</w:t>
+            </w:r>
+          </w:p>
+        </w:tc>
+        <w:tc>
+          <w:tcPr>
+            <w:tcW w:type="dxa" w:w="2160"/>
+          </w:tcPr>
+          <w:p>
+            <w:r>
+              <w:rPr>
+                <w:b w:val="0"/>
+              </w:rPr>
+              <w:t>방문 확정 전</w:t>
+            </w:r>
+          </w:p>
+        </w:tc>
+      </w:tr>
+      <w:tr>
+        <w:tc>
+          <w:tcPr>
+            <w:tcW w:type="dxa" w:w="2160"/>
+          </w:tcPr>
+          <w:p>
+            <w:r>
+              <w:rPr>
+                <w:b w:val="0"/>
+              </w:rPr>
+              <w:t>낙상·이동 사고</w:t>
+            </w:r>
+          </w:p>
+        </w:tc>
+        <w:tc>
+          <w:tcPr>
+            <w:tcW w:type="dxa" w:w="2160"/>
+          </w:tcPr>
+          <w:p>
+            <w:r>
+              <w:rPr>
+                <w:b w:val="0"/>
+              </w:rPr>
+              <w:t>출입 동선 확인, 무리한 이동·신체 부축 지양</w:t>
+            </w:r>
+          </w:p>
+        </w:tc>
+        <w:tc>
+          <w:tcPr>
+            <w:tcW w:type="dxa" w:w="2160"/>
+          </w:tcPr>
+          <w:p>
+            <w:r>
+              <w:rPr>
+                <w:b w:val="0"/>
+              </w:rPr>
+              <w:t>________</w:t>
+            </w:r>
+          </w:p>
+        </w:tc>
+        <w:tc>
+          <w:tcPr>
+            <w:tcW w:type="dxa" w:w="2160"/>
+          </w:tcPr>
+          <w:p>
+            <w:r>
+              <w:rPr>
+                <w:b w:val="0"/>
+              </w:rPr>
+              <w:t>방문 시작 전</w:t>
+            </w:r>
+          </w:p>
+        </w:tc>
+      </w:tr>
+      <w:tr>
+        <w:tc>
+          <w:tcPr>
+            <w:tcW w:type="dxa" w:w="2160"/>
+          </w:tcPr>
+          <w:p>
+            <w:r>
+              <w:rPr>
+                <w:b w:val="0"/>
+              </w:rPr>
+              <w:t>감염 우려</w:t>
+            </w:r>
+          </w:p>
+        </w:tc>
+        <w:tc>
+          <w:tcPr>
+            <w:tcW w:type="dxa" w:w="2160"/>
+          </w:tcPr>
+          <w:p>
+            <w:r>
+              <w:rPr>
+                <w:b w:val="0"/>
+              </w:rPr>
+              <w:t>방문자 증상 확인, 필요 시 일정 변경·비대면 전환</w:t>
+            </w:r>
+          </w:p>
+        </w:tc>
+        <w:tc>
+          <w:tcPr>
+            <w:tcW w:type="dxa" w:w="2160"/>
+          </w:tcPr>
+          <w:p>
+            <w:r>
+              <w:rPr>
+                <w:b w:val="0"/>
+              </w:rPr>
+              <w:t>________</w:t>
+            </w:r>
+          </w:p>
+        </w:tc>
+        <w:tc>
+          <w:tcPr>
+            <w:tcW w:type="dxa" w:w="2160"/>
+          </w:tcPr>
+          <w:p>
+            <w:r>
+              <w:rPr>
+                <w:b w:val="0"/>
+              </w:rPr>
+              <w:t>방문 전</w:t>
+            </w:r>
+          </w:p>
+        </w:tc>
+      </w:tr>
+      <w:tr>
+        <w:tc>
+          <w:tcPr>
+            <w:tcW w:type="dxa" w:w="2160"/>
+          </w:tcPr>
+          <w:p>
+            <w:r>
+              <w:rPr>
+                <w:b w:val="0"/>
+              </w:rPr>
+              <w:t>응급상황</w:t>
+            </w:r>
+          </w:p>
+        </w:tc>
+        <w:tc>
+          <w:tcPr>
+            <w:tcW w:type="dxa" w:w="2160"/>
+          </w:tcPr>
+          <w:p>
+            <w:r>
+              <w:rPr>
+                <w:b w:val="0"/>
+              </w:rPr>
+              <w:t>위급 시 119 신고, 사전 지정 연락 대상에게 연락</w:t>
+            </w:r>
+          </w:p>
+        </w:tc>
+        <w:tc>
+          <w:tcPr>
+            <w:tcW w:type="dxa" w:w="2160"/>
+          </w:tcPr>
+          <w:p>
+            <w:r>
+              <w:rPr>
+                <w:b w:val="0"/>
+              </w:rPr>
+              <w:t>________</w:t>
+            </w:r>
+          </w:p>
+        </w:tc>
+        <w:tc>
+          <w:tcPr>
+            <w:tcW w:type="dxa" w:w="2160"/>
+          </w:tcPr>
+          <w:p>
+            <w:r>
+              <w:rPr>
+                <w:b w:val="0"/>
+              </w:rPr>
+              <w:t>발생 즉시</w:t>
+            </w:r>
+          </w:p>
+        </w:tc>
+      </w:tr>
+      <w:tr>
+        <w:tc>
+          <w:tcPr>
+            <w:tcW w:type="dxa" w:w="2160"/>
+          </w:tcPr>
+          <w:p>
+            <w:r>
+              <w:rPr>
+                <w:b w:val="0"/>
+              </w:rPr>
+              <w:t>금전·관계 문제</w:t>
+            </w:r>
+          </w:p>
+        </w:tc>
+        <w:tc>
+          <w:tcPr>
+            <w:tcW w:type="dxa" w:w="2160"/>
+          </w:tcPr>
+          <w:p>
+            <w:r>
+              <w:rPr>
+                <w:b w:val="0"/>
+              </w:rPr>
+              <w:t>2인 방문 원칙, 예외 시 사전 승인, 현장 금전 약속 금지</w:t>
+            </w:r>
+          </w:p>
+        </w:tc>
+        <w:tc>
+          <w:tcPr>
+            <w:tcW w:type="dxa" w:w="2160"/>
+          </w:tcPr>
+          <w:p>
+            <w:r>
+              <w:rPr>
+                <w:b w:val="0"/>
+              </w:rPr>
+              <w:t>________</w:t>
+            </w:r>
+          </w:p>
+        </w:tc>
+        <w:tc>
+          <w:tcPr>
+            <w:tcW w:type="dxa" w:w="2160"/>
+          </w:tcPr>
+          <w:p>
+            <w:r>
+              <w:rPr>
+                <w:b w:val="0"/>
+              </w:rPr>
+              <w:t>방문 전</w:t>
+            </w:r>
+          </w:p>
+        </w:tc>
+      </w:tr>
+      <w:tr>
+        <w:tc>
+          <w:tcPr>
+            <w:tcW w:type="dxa" w:w="2160"/>
+          </w:tcPr>
+          <w:p>
+            <w:r>
+              <w:rPr>
+                <w:b w:val="0"/>
+              </w:rPr>
+              <w:t>사생활 노출</w:t>
+            </w:r>
+          </w:p>
+        </w:tc>
+        <w:tc>
+          <w:tcPr>
+            <w:tcW w:type="dxa" w:w="2160"/>
+          </w:tcPr>
+          <w:p>
+            <w:r>
+              <w:rPr>
+                <w:b w:val="0"/>
+              </w:rPr>
+              <w:t>무단 촬영·녹음 금지, 사례 공유 시 식별정보 제거</w:t>
+            </w:r>
+          </w:p>
+        </w:tc>
+        <w:tc>
+          <w:tcPr>
+            <w:tcW w:type="dxa" w:w="2160"/>
+          </w:tcPr>
+          <w:p>
+            <w:r>
+              <w:rPr>
+                <w:b w:val="0"/>
+              </w:rPr>
+              <w:t>________</w:t>
+            </w:r>
+          </w:p>
+        </w:tc>
+        <w:tc>
+          <w:tcPr>
+            <w:tcW w:type="dxa" w:w="2160"/>
+          </w:tcPr>
+          <w:p>
+            <w:r>
+              <w:rPr>
+                <w:b w:val="0"/>
+              </w:rPr>
+              <w:t>방문 전 및 기록 시</w:t>
+            </w:r>
+          </w:p>
+        </w:tc>
+      </w:tr>
+    </w:tbl>
+    <w:p/>
+    <w:p>
+      <w:pPr>
+        <w:pStyle w:val="Heading2"/>
+      </w:pPr>
+      <w:r>
+        <w:rPr>
+          <w:b w:val="0"/>
+        </w:rPr>
+        <w:t>6. 소요 예산 및 재원</w:t>
+      </w:r>
+    </w:p>
+    <w:p>
+      <w:r>
+        <w:rPr>
+          <w:b w:val="0"/>
+        </w:rPr>
+        <w:t>(단위: 원)</w:t>
+      </w:r>
+    </w:p>
+    <w:tbl>
+      <w:tblPr>
+        <w:tblStyle w:val="TableGrid"/>
+        <w:tblW w:type="auto" w:w="0"/>
+        <w:tblLook w:firstColumn="1" w:firstRow="1" w:lastColumn="0" w:lastRow="0" w:noHBand="0" w:noVBand="1" w:val="04A0"/>
+      </w:tblPr>
+      <w:tblGrid>
+        <w:gridCol w:w="2160"/>
+        <w:gridCol w:w="2160"/>
+        <w:gridCol w:w="2160"/>
+        <w:gridCol w:w="2160"/>
+      </w:tblGrid>
+      <w:tr>
+        <w:tc>
+          <w:tcPr>
+            <w:tcW w:type="dxa" w:w="2160"/>
+          </w:tcPr>
+          <w:p>
+            <w:r>
+              <w:rPr>
+                <w:b/>
+              </w:rPr>
+              <w:t>항목</w:t>
+            </w:r>
+          </w:p>
+        </w:tc>
+        <w:tc>
+          <w:tcPr>
+            <w:tcW w:type="dxa" w:w="2160"/>
+          </w:tcPr>
+          <w:p>
+            <w:r>
+              <w:rPr>
+                <w:b/>
+              </w:rPr>
+              <w:t>산출근거</w:t>
+            </w:r>
+          </w:p>
+        </w:tc>
+        <w:tc>
+          <w:tcPr>
+            <w:tcW w:type="dxa" w:w="2160"/>
+          </w:tcPr>
+          <w:p>
+            <w:r>
+              <w:rPr>
+                <w:b/>
+              </w:rPr>
+              <w:t>금액</w:t>
+            </w:r>
+          </w:p>
+        </w:tc>
+        <w:tc>
+          <w:tcPr>
+            <w:tcW w:type="dxa" w:w="2160"/>
+          </w:tcPr>
+          <w:p>
+            <w:r>
+              <w:rPr>
+                <w:b/>
+              </w:rPr>
+              <w:t>재원</w:t>
+            </w:r>
+          </w:p>
+        </w:tc>
+      </w:tr>
+      <w:tr>
+        <w:tc>
+          <w:tcPr>
+            <w:tcW w:type="dxa" w:w="2160"/>
+          </w:tcPr>
+          <w:p>
+            <w:r>
+              <w:rPr>
+                <w:b w:val="0"/>
+              </w:rPr>
+              <w:t>교통비</w:t>
+            </w:r>
+          </w:p>
+        </w:tc>
+        <w:tc>
+          <w:tcPr>
+            <w:tcW w:type="dxa" w:w="2160"/>
+          </w:tcPr>
+          <w:p>
+            <w:r>
+              <w:rPr>
+                <w:b w:val="0"/>
+              </w:rPr>
+              <w:t>________원 × ________회</w:t>
+            </w:r>
+          </w:p>
+        </w:tc>
+        <w:tc>
+          <w:tcPr>
+            <w:tcW w:type="dxa" w:w="2160"/>
+          </w:tcPr>
+          <w:p>
+            <w:r>
+              <w:rPr>
+                <w:b w:val="0"/>
+              </w:rPr>
+              <w:t>________</w:t>
+            </w:r>
+          </w:p>
+        </w:tc>
+        <w:tc>
+          <w:tcPr>
+            <w:tcW w:type="dxa" w:w="2160"/>
+          </w:tcPr>
+          <w:p>
+            <w:r>
+              <w:rPr>
+                <w:b w:val="0"/>
+              </w:rPr>
+              <w:t>________</w:t>
+            </w:r>
+          </w:p>
+        </w:tc>
+      </w:tr>
+      <w:tr>
+        <w:tc>
+          <w:tcPr>
+            <w:tcW w:type="dxa" w:w="2160"/>
+          </w:tcPr>
+          <w:p>
+            <w:r>
+              <w:rPr>
+                <w:b w:val="0"/>
+              </w:rPr>
+              <w:t>심방 물품비</w:t>
+            </w:r>
+          </w:p>
+        </w:tc>
+        <w:tc>
+          <w:tcPr>
+            <w:tcW w:type="dxa" w:w="2160"/>
+          </w:tcPr>
+          <w:p>
+            <w:r>
+              <w:rPr>
+                <w:b w:val="0"/>
+              </w:rPr>
+              <w:t>________원 × ________가정</w:t>
+            </w:r>
+          </w:p>
+        </w:tc>
+        <w:tc>
+          <w:tcPr>
+            <w:tcW w:type="dxa" w:w="2160"/>
+          </w:tcPr>
+          <w:p>
+            <w:r>
+              <w:rPr>
+                <w:b w:val="0"/>
+              </w:rPr>
+              <w:t>________</w:t>
+            </w:r>
+          </w:p>
+        </w:tc>
+        <w:tc>
+          <w:tcPr>
+            <w:tcW w:type="dxa" w:w="2160"/>
+          </w:tcPr>
+          <w:p>
+            <w:r>
+              <w:rPr>
+                <w:b w:val="0"/>
+              </w:rPr>
+              <w:t>________</w:t>
+            </w:r>
+          </w:p>
+        </w:tc>
+      </w:tr>
+      <w:tr>
+        <w:tc>
+          <w:tcPr>
+            <w:tcW w:type="dxa" w:w="2160"/>
+          </w:tcPr>
+          <w:p>
+            <w:r>
+              <w:rPr>
+                <w:b w:val="0"/>
+              </w:rPr>
+              <w:t>기타</w:t>
+            </w:r>
+          </w:p>
+        </w:tc>
+        <w:tc>
+          <w:tcPr>
+            <w:tcW w:type="dxa" w:w="2160"/>
+          </w:tcPr>
+          <w:p>
+            <w:r>
+              <w:rPr>
+                <w:b w:val="0"/>
+              </w:rPr>
+              <w:t>________</w:t>
+            </w:r>
+          </w:p>
+        </w:tc>
+        <w:tc>
+          <w:tcPr>
+            <w:tcW w:type="dxa" w:w="2160"/>
+          </w:tcPr>
+          <w:p>
+            <w:r>
+              <w:rPr>
+                <w:b w:val="0"/>
+              </w:rPr>
+              <w:t>________</w:t>
+            </w:r>
+          </w:p>
+        </w:tc>
+        <w:tc>
+          <w:tcPr>
+            <w:tcW w:type="dxa" w:w="2160"/>
+          </w:tcPr>
+          <w:p>
+            <w:r>
+              <w:rPr>
+                <w:b w:val="0"/>
+              </w:rPr>
+              <w:t>________</w:t>
+            </w:r>
+          </w:p>
+        </w:tc>
+      </w:tr>
+      <w:tr>
+        <w:tc>
+          <w:tcPr>
+            <w:tcW w:type="dxa" w:w="2160"/>
+          </w:tcPr>
+          <w:p>
+            <w:r>
+              <w:rPr>
+                <w:b w:val="0"/>
+              </w:rPr>
+              <w:t>합계</w:t>
+            </w:r>
+          </w:p>
+        </w:tc>
+        <w:tc>
+          <w:tcPr>
+            <w:tcW w:type="dxa" w:w="2160"/>
+          </w:tcPr>
+          <w:p/>
+        </w:tc>
+        <w:tc>
+          <w:tcPr>
+            <w:tcW w:type="dxa" w:w="2160"/>
+          </w:tcPr>
+          <w:p>
+            <w:r>
+              <w:rPr>
+                <w:b w:val="0"/>
+              </w:rPr>
+              <w:t>________</w:t>
+            </w:r>
+          </w:p>
+        </w:tc>
+        <w:tc>
+          <w:tcPr>
+            <w:tcW w:type="dxa" w:w="2160"/>
+          </w:tcPr>
+          <w:p>
+            <w:r>
+              <w:rPr>
+                <w:b w:val="0"/>
+              </w:rPr>
+              <w:t>________</w:t>
+            </w:r>
+          </w:p>
+        </w:tc>
+      </w:tr>
+    </w:tbl>
+    <w:p/>
+    <w:p>
+      <w:r>
+        <w:rPr>
+          <w:b w:val="0"/>
+        </w:rPr>
+        <w:t>가. 총액: 금________원(금________원)</w:t>
+      </w:r>
+    </w:p>
+    <w:p>
+      <w:r>
+        <w:rPr>
+          <w:b w:val="0"/>
+        </w:rPr>
+        <w:t>나. 집행 담당 ________은 ________까지 사전 승인을 받은 후 집행하고, 거래별 기록에 영수증 번호를 연결합니다.</w:t>
+      </w:r>
+    </w:p>
+    <w:p>
+      <w:r>
+        <w:rPr>
+          <w:b w:val="0"/>
+        </w:rPr>
+        <w:t>다. 확인 담당 ________은 ________까지 증빙·잔액을 확인합니다. 현금은 두 사람이 함께 계수하고 서명하며, 교회 자금과 개인 계좌를 혼용하지 않습니다.</w:t>
+      </w:r>
+    </w:p>
+    <w:p>
+      <w:pPr>
+        <w:pStyle w:val="Heading2"/>
+      </w:pPr>
+      <w:r>
+        <w:rPr>
+          <w:b w:val="0"/>
+        </w:rPr>
+        <w:t>7. 기대 효과 및 평가 방법</w:t>
+      </w:r>
+    </w:p>
+    <w:p>
+      <w:r>
+        <w:rPr>
+          <w:b w:val="0"/>
+        </w:rPr>
+        <w:t>가. 신앙적 기대 효과: 말씀과 기도를 통한 위로, 교회 공동체와의 연결 유지.</w:t>
+      </w:r>
+    </w:p>
+    <w:p>
+      <w:r>
+        <w:rPr>
+          <w:b w:val="0"/>
+        </w:rPr>
+        <w:t>나. 운영 평가: 방문 동의 가정 대비 완료 가정 수, 도움 요청 처리 현황, 일정 변경·미방문 사유를 확인합니다.</w:t>
+      </w:r>
+    </w:p>
+    <w:p>
+      <w:r>
+        <w:rPr>
+          <w:b w:val="0"/>
+        </w:rPr>
+        <w:t>다. 평가 담당 ________은 ________까지 월간 실적과 개선사항을 정리합니다. 신앙 상태를 점수화하거나 가정 간 비교 자료로 사용하지 않습니다.</w:t>
+      </w:r>
+    </w:p>
+    <w:p>
+      <w:pPr>
+        <w:pStyle w:val="Heading2"/>
+      </w:pPr>
+      <w:r>
+        <w:rPr>
+          <w:b w:val="0"/>
+        </w:rPr>
+        <w:t>8. 향후 일정</w:t>
+      </w:r>
+    </w:p>
+    <w:tbl>
+      <w:tblPr>
+        <w:tblStyle w:val="TableGrid"/>
+        <w:tblW w:type="auto" w:w="0"/>
+        <w:tblLook w:firstColumn="1" w:firstRow="1" w:lastColumn="0" w:lastRow="0" w:noHBand="0" w:noVBand="1" w:val="04A0"/>
+      </w:tblPr>
+      <w:tblGrid>
+        <w:gridCol w:w="2880"/>
+        <w:gridCol w:w="2880"/>
+        <w:gridCol w:w="2880"/>
+      </w:tblGrid>
+      <w:tr>
+        <w:tc>
+          <w:tcPr>
+            <w:tcW w:type="dxa" w:w="2880"/>
+          </w:tcPr>
+          <w:p>
+            <w:r>
+              <w:rPr>
+                <w:b/>
+              </w:rPr>
+              <w:t>내용</w:t>
+            </w:r>
+          </w:p>
+        </w:tc>
+        <w:tc>
+          <w:tcPr>
+            <w:tcW w:type="dxa" w:w="2880"/>
+          </w:tcPr>
+          <w:p>
+            <w:r>
+              <w:rPr>
+                <w:b/>
+              </w:rPr>
+              <w:t>담당</w:t>
+            </w:r>
+          </w:p>
+        </w:tc>
+        <w:tc>
+          <w:tcPr>
+            <w:tcW w:type="dxa" w:w="2880"/>
+          </w:tcPr>
+          <w:p>
+            <w:r>
+              <w:rPr>
+                <w:b/>
+              </w:rPr>
+              <w:t>기한</w:t>
+            </w:r>
+          </w:p>
+        </w:tc>
+      </w:tr>
+      <w:tr>
+        <w:tc>
+          <w:tcPr>
+            <w:tcW w:type="dxa" w:w="2880"/>
+          </w:tcPr>
+          <w:p>
+            <w:r>
+              <w:rPr>
+                <w:b w:val="0"/>
+              </w:rPr>
+              <w:t>계획 승인 및 방문 일정 확정</w:t>
+            </w:r>
+          </w:p>
+        </w:tc>
+        <w:tc>
+          <w:tcPr>
+            <w:tcW w:type="dxa" w:w="2880"/>
+          </w:tcPr>
+          <w:p>
+            <w:r>
+              <w:rPr>
+                <w:b w:val="0"/>
+              </w:rPr>
+              <w:t>________</w:t>
+            </w:r>
+          </w:p>
+        </w:tc>
+        <w:tc>
+          <w:tcPr>
+            <w:tcW w:type="dxa" w:w="2880"/>
+          </w:tcPr>
+          <w:p>
+            <w:r>
+              <w:rPr>
+                <w:b w:val="0"/>
+              </w:rPr>
+              <w:t>________</w:t>
+            </w:r>
+          </w:p>
+        </w:tc>
+      </w:tr>
+      <w:tr>
+        <w:tc>
+          <w:tcPr>
+            <w:tcW w:type="dxa" w:w="2880"/>
+          </w:tcPr>
+          <w:p>
+            <w:r>
+              <w:rPr>
+                <w:b w:val="0"/>
+              </w:rPr>
+              <w:t>월간 심방 실시</w:t>
+            </w:r>
+          </w:p>
+        </w:tc>
+        <w:tc>
+          <w:tcPr>
+            <w:tcW w:type="dxa" w:w="2880"/>
+          </w:tcPr>
+          <w:p>
+            <w:r>
+              <w:rPr>
+                <w:b w:val="0"/>
+              </w:rPr>
+              <w:t>________</w:t>
+            </w:r>
+          </w:p>
+        </w:tc>
+        <w:tc>
+          <w:tcPr>
+            <w:tcW w:type="dxa" w:w="2880"/>
+          </w:tcPr>
+          <w:p>
+            <w:r>
+              <w:rPr>
+                <w:b w:val="0"/>
+              </w:rPr>
+              <w:t>________</w:t>
+            </w:r>
+          </w:p>
+        </w:tc>
+      </w:tr>
+      <w:tr>
+        <w:tc>
+          <w:tcPr>
+            <w:tcW w:type="dxa" w:w="2880"/>
+          </w:tcPr>
+          <w:p>
+            <w:r>
+              <w:rPr>
+                <w:b w:val="0"/>
+              </w:rPr>
+              <w:t>후속조치 중간 확인</w:t>
+            </w:r>
+          </w:p>
+        </w:tc>
+        <w:tc>
+          <w:tcPr>
+            <w:tcW w:type="dxa" w:w="2880"/>
+          </w:tcPr>
+          <w:p>
+            <w:r>
+              <w:rPr>
+                <w:b w:val="0"/>
+              </w:rPr>
+              <w:t>________</w:t>
+            </w:r>
+          </w:p>
+        </w:tc>
+        <w:tc>
+          <w:tcPr>
+            <w:tcW w:type="dxa" w:w="2880"/>
+          </w:tcPr>
+          <w:p>
+            <w:r>
+              <w:rPr>
+                <w:b w:val="0"/>
+              </w:rPr>
+              <w:t>________</w:t>
+            </w:r>
+          </w:p>
+        </w:tc>
+      </w:tr>
+      <w:tr>
+        <w:tc>
+          <w:tcPr>
+            <w:tcW w:type="dxa" w:w="2880"/>
+          </w:tcPr>
+          <w:p>
+            <w:r>
+              <w:rPr>
+                <w:b w:val="0"/>
+              </w:rPr>
+              <w:t>결과·정산 보고 및 다음 달 계획 반영</w:t>
+            </w:r>
+          </w:p>
+        </w:tc>
+        <w:tc>
+          <w:tcPr>
+            <w:tcW w:type="dxa" w:w="2880"/>
+          </w:tcPr>
+          <w:p>
+            <w:r>
+              <w:rPr>
+                <w:b w:val="0"/>
+              </w:rPr>
+              <w:t>________</w:t>
+            </w:r>
+          </w:p>
+        </w:tc>
+        <w:tc>
+          <w:tcPr>
+            <w:tcW w:type="dxa" w:w="2880"/>
+          </w:tcPr>
+          <w:p>
+            <w:r>
+              <w:rPr>
+                <w:b w:val="0"/>
+              </w:rPr>
+              <w:t>________</w:t>
+            </w:r>
+          </w:p>
+        </w:tc>
+      </w:tr>
+    </w:tbl>
+    <w:p/>
+    <w:p>
+      <w:r>
+        <w:rPr>
+          <w:b/>
+        </w:rPr>
+        <w:t>월간 심방 결과보고</w:t>
+      </w:r>
+    </w:p>
+    <w:p>
+      <w:r>
+        <w:rPr>
+          <w:b/>
+        </w:rPr>
+        <w:t>결과 요약</w:t>
+      </w:r>
+    </w:p>
+    <w:p>
+      <w:r>
+        <w:rPr>
+          <w:b w:val="0"/>
+        </w:rPr>
+        <w:t>가. 계획 ________가정 / 완료 ________가정 / 연기·미방문 ________가정</w:t>
+      </w:r>
+    </w:p>
+    <w:p>
+      <w:r>
+        <w:rPr>
+          <w:b w:val="0"/>
+        </w:rPr>
+        <w:t>나. 도움 요청 ________건 / 조치 완료 ________건 / 진행 중 ________건</w:t>
+      </w:r>
+    </w:p>
+    <w:p>
+      <w:r>
+        <w:rPr>
+          <w:b w:val="0"/>
+        </w:rPr>
+        <w:t>다. 집행 총액: 금________원(금________원) / 주요 보고사항: ________</w:t>
+      </w:r>
+    </w:p>
+    <w:p>
+      <w:pPr>
+        <w:pStyle w:val="Heading2"/>
+      </w:pPr>
+      <w:r>
+        <w:rPr>
+          <w:b w:val="0"/>
+        </w:rPr>
+        <w:t>1. 추진 개요</w:t>
+      </w:r>
+    </w:p>
+    <w:tbl>
+      <w:tblPr>
+        <w:tblStyle w:val="TableGrid"/>
+        <w:tblW w:type="auto" w:w="0"/>
+        <w:tblLook w:firstColumn="1" w:firstRow="1" w:lastColumn="0" w:lastRow="0" w:noHBand="0" w:noVBand="1" w:val="04A0"/>
+      </w:tblPr>
+      <w:tblGrid>
+        <w:gridCol w:w="2160"/>
+        <w:gridCol w:w="2160"/>
+        <w:gridCol w:w="2160"/>
+        <w:gridCol w:w="2160"/>
+      </w:tblGrid>
+      <w:tr>
+        <w:tc>
+          <w:tcPr>
+            <w:tcW w:type="dxa" w:w="2160"/>
+          </w:tcPr>
+          <w:p>
+            <w:r>
+              <w:rPr>
+                <w:b/>
+              </w:rPr>
+              <w:t>실시 기간</w:t>
+            </w:r>
+          </w:p>
+        </w:tc>
+        <w:tc>
+          <w:tcPr>
+            <w:tcW w:type="dxa" w:w="2160"/>
+          </w:tcPr>
+          <w:p>
+            <w:r>
+              <w:rPr>
+                <w:b/>
+              </w:rPr>
+              <w:t>대상 교구·부서</w:t>
+            </w:r>
+          </w:p>
+        </w:tc>
+        <w:tc>
+          <w:tcPr>
+            <w:tcW w:type="dxa" w:w="2160"/>
+          </w:tcPr>
+          <w:p>
+            <w:r>
+              <w:rPr>
+                <w:b/>
+              </w:rPr>
+              <w:t>방문자</w:t>
+            </w:r>
+          </w:p>
+        </w:tc>
+        <w:tc>
+          <w:tcPr>
+            <w:tcW w:type="dxa" w:w="2160"/>
+          </w:tcPr>
+          <w:p>
+            <w:r>
+              <w:rPr>
+                <w:b/>
+              </w:rPr>
+              <w:t>보고 기준일</w:t>
+            </w:r>
+          </w:p>
+        </w:tc>
+      </w:tr>
+      <w:tr>
+        <w:tc>
+          <w:tcPr>
+            <w:tcW w:type="dxa" w:w="2160"/>
+          </w:tcPr>
+          <w:p>
+            <w:r>
+              <w:rPr>
+                <w:b w:val="0"/>
+              </w:rPr>
+              <w:t>________</w:t>
+            </w:r>
+          </w:p>
+        </w:tc>
+        <w:tc>
+          <w:tcPr>
+            <w:tcW w:type="dxa" w:w="2160"/>
+          </w:tcPr>
+          <w:p>
+            <w:r>
+              <w:rPr>
+                <w:b w:val="0"/>
+              </w:rPr>
+              <w:t>________</w:t>
+            </w:r>
+          </w:p>
+        </w:tc>
+        <w:tc>
+          <w:tcPr>
+            <w:tcW w:type="dxa" w:w="2160"/>
+          </w:tcPr>
+          <w:p>
+            <w:r>
+              <w:rPr>
+                <w:b w:val="0"/>
+              </w:rPr>
+              <w:t>________</w:t>
+            </w:r>
+          </w:p>
+        </w:tc>
+        <w:tc>
+          <w:tcPr>
+            <w:tcW w:type="dxa" w:w="2160"/>
+          </w:tcPr>
+          <w:p>
+            <w:r>
+              <w:rPr>
+                <w:b w:val="0"/>
+              </w:rPr>
+              <w:t>________</w:t>
+            </w:r>
+          </w:p>
+        </w:tc>
+      </w:tr>
+    </w:tbl>
+    <w:p/>
+    <w:p>
+      <w:pPr>
+        <w:pStyle w:val="Heading2"/>
+      </w:pPr>
+      <w:r>
+        <w:rPr>
+          <w:b w:val="0"/>
+        </w:rPr>
+        <w:t>2. 계획 대비 추진 실적</w:t>
+      </w:r>
+    </w:p>
+    <w:tbl>
+      <w:tblPr>
+        <w:tblStyle w:val="TableGrid"/>
+        <w:tblW w:type="auto" w:w="0"/>
+        <w:tblLook w:firstColumn="1" w:firstRow="1" w:lastColumn="0" w:lastRow="0" w:noHBand="0" w:noVBand="1" w:val="04A0"/>
+      </w:tblPr>
+      <w:tblGrid>
+        <w:gridCol w:w="2160"/>
+        <w:gridCol w:w="2160"/>
+        <w:gridCol w:w="2160"/>
+        <w:gridCol w:w="2160"/>
+      </w:tblGrid>
+      <w:tr>
+        <w:tc>
+          <w:tcPr>
+            <w:tcW w:type="dxa" w:w="2160"/>
+          </w:tcPr>
+          <w:p>
+            <w:r>
+              <w:rPr>
+                <w:b/>
+              </w:rPr>
+              <w:t>항목</w:t>
+            </w:r>
+          </w:p>
+        </w:tc>
+        <w:tc>
+          <w:tcPr>
+            <w:tcW w:type="dxa" w:w="2160"/>
+          </w:tcPr>
+          <w:p>
+            <w:r>
+              <w:rPr>
+                <w:b/>
+              </w:rPr>
+              <w:t>계획</w:t>
+            </w:r>
+          </w:p>
+        </w:tc>
+        <w:tc>
+          <w:tcPr>
+            <w:tcW w:type="dxa" w:w="2160"/>
+          </w:tcPr>
+          <w:p>
+            <w:r>
+              <w:rPr>
+                <w:b/>
+              </w:rPr>
+              <w:t>실적</w:t>
+            </w:r>
+          </w:p>
+        </w:tc>
+        <w:tc>
+          <w:tcPr>
+            <w:tcW w:type="dxa" w:w="2160"/>
+          </w:tcPr>
+          <w:p>
+            <w:r>
+              <w:rPr>
+                <w:b/>
+              </w:rPr>
+              <w:t>차이 사유</w:t>
+            </w:r>
+          </w:p>
+        </w:tc>
+      </w:tr>
+      <w:tr>
+        <w:tc>
+          <w:tcPr>
+            <w:tcW w:type="dxa" w:w="2160"/>
+          </w:tcPr>
+          <w:p>
+            <w:r>
+              <w:rPr>
+                <w:b w:val="0"/>
+              </w:rPr>
+              <w:t>방문 가정 수</w:t>
+            </w:r>
+          </w:p>
+        </w:tc>
+        <w:tc>
+          <w:tcPr>
+            <w:tcW w:type="dxa" w:w="2160"/>
+          </w:tcPr>
+          <w:p>
+            <w:r>
+              <w:rPr>
+                <w:b w:val="0"/>
+              </w:rPr>
+              <w:t>________</w:t>
+            </w:r>
+          </w:p>
+        </w:tc>
+        <w:tc>
+          <w:tcPr>
+            <w:tcW w:type="dxa" w:w="2160"/>
+          </w:tcPr>
+          <w:p>
+            <w:r>
+              <w:rPr>
+                <w:b w:val="0"/>
+              </w:rPr>
+              <w:t>________</w:t>
+            </w:r>
+          </w:p>
+        </w:tc>
+        <w:tc>
+          <w:tcPr>
+            <w:tcW w:type="dxa" w:w="2160"/>
+          </w:tcPr>
+          <w:p>
+            <w:r>
+              <w:rPr>
+                <w:b w:val="0"/>
+              </w:rPr>
+              <w:t>________</w:t>
+            </w:r>
+          </w:p>
+        </w:tc>
+      </w:tr>
+      <w:tr>
+        <w:tc>
+          <w:tcPr>
+            <w:tcW w:type="dxa" w:w="2160"/>
+          </w:tcPr>
+          <w:p>
+            <w:r>
+              <w:rPr>
+                <w:b w:val="0"/>
+              </w:rPr>
+              <w:t>방문 횟수</w:t>
+            </w:r>
+          </w:p>
+        </w:tc>
+        <w:tc>
+          <w:tcPr>
+            <w:tcW w:type="dxa" w:w="2160"/>
+          </w:tcPr>
+          <w:p>
+            <w:r>
+              <w:rPr>
+                <w:b w:val="0"/>
+              </w:rPr>
+              <w:t>________</w:t>
+            </w:r>
+          </w:p>
+        </w:tc>
+        <w:tc>
+          <w:tcPr>
+            <w:tcW w:type="dxa" w:w="2160"/>
+          </w:tcPr>
+          <w:p>
+            <w:r>
+              <w:rPr>
+                <w:b w:val="0"/>
+              </w:rPr>
+              <w:t>________</w:t>
+            </w:r>
+          </w:p>
+        </w:tc>
+        <w:tc>
+          <w:tcPr>
+            <w:tcW w:type="dxa" w:w="2160"/>
+          </w:tcPr>
+          <w:p>
+            <w:r>
+              <w:rPr>
+                <w:b w:val="0"/>
+              </w:rPr>
+              <w:t>________</w:t>
+            </w:r>
+          </w:p>
+        </w:tc>
+      </w:tr>
+      <w:tr>
+        <w:tc>
+          <w:tcPr>
+            <w:tcW w:type="dxa" w:w="2160"/>
+          </w:tcPr>
+          <w:p>
+            <w:r>
+              <w:rPr>
+                <w:b w:val="0"/>
+              </w:rPr>
+              <w:t>도움 요청 검토·연계</w:t>
+            </w:r>
+          </w:p>
+        </w:tc>
+        <w:tc>
+          <w:tcPr>
+            <w:tcW w:type="dxa" w:w="2160"/>
+          </w:tcPr>
+          <w:p>
+            <w:r>
+              <w:rPr>
+                <w:b w:val="0"/>
+              </w:rPr>
+              <w:t>________</w:t>
+            </w:r>
+          </w:p>
+        </w:tc>
+        <w:tc>
+          <w:tcPr>
+            <w:tcW w:type="dxa" w:w="2160"/>
+          </w:tcPr>
+          <w:p>
+            <w:r>
+              <w:rPr>
+                <w:b w:val="0"/>
+              </w:rPr>
+              <w:t>________</w:t>
+            </w:r>
+          </w:p>
+        </w:tc>
+        <w:tc>
+          <w:tcPr>
+            <w:tcW w:type="dxa" w:w="2160"/>
+          </w:tcPr>
+          <w:p>
+            <w:r>
+              <w:rPr>
+                <w:b w:val="0"/>
+              </w:rPr>
+              <w:t>________</w:t>
+            </w:r>
+          </w:p>
+        </w:tc>
+      </w:tr>
+    </w:tbl>
+    <w:p/>
+    <w:p>
+      <w:pPr>
+        <w:pStyle w:val="Heading2"/>
+      </w:pPr>
+      <w:r>
+        <w:rPr>
+          <w:b w:val="0"/>
+        </w:rPr>
+        <w:t>3. 주요 성과 및 평가</w:t>
+      </w:r>
+    </w:p>
+    <w:p>
+      <w:r>
+        <w:rPr>
+          <w:b w:val="0"/>
+        </w:rPr>
+        <w:t>가. 심방 기록</w:t>
+      </w:r>
+    </w:p>
+    <w:tbl>
+      <w:tblPr>
+        <w:tblStyle w:val="TableGrid"/>
+        <w:tblW w:type="auto" w:w="0"/>
+        <w:tblLook w:firstColumn="1" w:firstRow="1" w:lastColumn="0" w:lastRow="0" w:noHBand="0" w:noVBand="1" w:val="04A0"/>
+      </w:tblPr>
+      <w:tblGrid>
+        <w:gridCol w:w="1234"/>
+        <w:gridCol w:w="1234"/>
+        <w:gridCol w:w="1234"/>
+        <w:gridCol w:w="1234"/>
+        <w:gridCol w:w="1234"/>
+        <w:gridCol w:w="1234"/>
+        <w:gridCol w:w="1234"/>
+      </w:tblGrid>
+      <w:tr>
+        <w:tc>
+          <w:tcPr>
+            <w:tcW w:type="dxa" w:w="1234"/>
+          </w:tcPr>
+          <w:p>
+            <w:r>
+              <w:rPr>
+                <w:b/>
+              </w:rPr>
+              <w:t>가정 관리번호</w:t>
+            </w:r>
+          </w:p>
+        </w:tc>
+        <w:tc>
+          <w:tcPr>
+            <w:tcW w:type="dxa" w:w="1234"/>
+          </w:tcPr>
+          <w:p>
+            <w:r>
+              <w:rPr>
+                <w:b/>
+              </w:rPr>
+              <w:t>방문 일시</w:t>
+            </w:r>
+          </w:p>
+        </w:tc>
+        <w:tc>
+          <w:tcPr>
+            <w:tcW w:type="dxa" w:w="1234"/>
+          </w:tcPr>
+          <w:p>
+            <w:r>
+              <w:rPr>
+                <w:b/>
+              </w:rPr>
+              <w:t>방문자</w:t>
+            </w:r>
+          </w:p>
+        </w:tc>
+        <w:tc>
+          <w:tcPr>
+            <w:tcW w:type="dxa" w:w="1234"/>
+          </w:tcPr>
+          <w:p>
+            <w:r>
+              <w:rPr>
+                <w:b/>
+              </w:rPr>
+              <w:t>말씀 장절</w:t>
+            </w:r>
+          </w:p>
+        </w:tc>
+        <w:tc>
+          <w:tcPr>
+            <w:tcW w:type="dxa" w:w="1234"/>
+          </w:tcPr>
+          <w:p>
+            <w:r>
+              <w:rPr>
+                <w:b/>
+              </w:rPr>
+              <w:t>기도 주제</w:t>
+            </w:r>
+          </w:p>
+        </w:tc>
+        <w:tc>
+          <w:tcPr>
+            <w:tcW w:type="dxa" w:w="1234"/>
+          </w:tcPr>
+          <w:p>
+            <w:r>
+              <w:rPr>
+                <w:b/>
+              </w:rPr>
+              <w:t>필요 도움·본인 의사</w:t>
+            </w:r>
+          </w:p>
+        </w:tc>
+        <w:tc>
+          <w:tcPr>
+            <w:tcW w:type="dxa" w:w="1234"/>
+          </w:tcPr>
+          <w:p>
+            <w:r>
+              <w:rPr>
+                <w:b/>
+              </w:rPr>
+              <w:t>기록 담당·작성 기한</w:t>
+            </w:r>
+          </w:p>
+        </w:tc>
+      </w:tr>
+      <w:tr>
+        <w:tc>
+          <w:tcPr>
+            <w:tcW w:type="dxa" w:w="1234"/>
+          </w:tcPr>
+          <w:p>
+            <w:r>
+              <w:rPr>
+                <w:b w:val="0"/>
+              </w:rPr>
+              <w:t>________</w:t>
+            </w:r>
+          </w:p>
+        </w:tc>
+        <w:tc>
+          <w:tcPr>
+            <w:tcW w:type="dxa" w:w="1234"/>
+          </w:tcPr>
+          <w:p>
+            <w:r>
+              <w:rPr>
+                <w:b w:val="0"/>
+              </w:rPr>
+              <w:t>________</w:t>
+            </w:r>
+          </w:p>
+        </w:tc>
+        <w:tc>
+          <w:tcPr>
+            <w:tcW w:type="dxa" w:w="1234"/>
+          </w:tcPr>
+          <w:p>
+            <w:r>
+              <w:rPr>
+                <w:b w:val="0"/>
+              </w:rPr>
+              <w:t>________</w:t>
+            </w:r>
+          </w:p>
+        </w:tc>
+        <w:tc>
+          <w:tcPr>
+            <w:tcW w:type="dxa" w:w="1234"/>
+          </w:tcPr>
+          <w:p>
+            <w:r>
+              <w:rPr>
+                <w:b w:val="0"/>
+              </w:rPr>
+              <w:t>________</w:t>
+            </w:r>
+          </w:p>
+        </w:tc>
+        <w:tc>
+          <w:tcPr>
+            <w:tcW w:type="dxa" w:w="1234"/>
+          </w:tcPr>
+          <w:p>
+            <w:r>
+              <w:rPr>
+                <w:b w:val="0"/>
+              </w:rPr>
+              <w:t>________</w:t>
+            </w:r>
+          </w:p>
+        </w:tc>
+        <w:tc>
+          <w:tcPr>
+            <w:tcW w:type="dxa" w:w="1234"/>
+          </w:tcPr>
+          <w:p>
+            <w:r>
+              <w:rPr>
+                <w:b w:val="0"/>
+              </w:rPr>
+              <w:t>________</w:t>
+            </w:r>
+          </w:p>
+        </w:tc>
+        <w:tc>
+          <w:tcPr>
+            <w:tcW w:type="dxa" w:w="1234"/>
+          </w:tcPr>
+          <w:p>
+            <w:r>
+              <w:rPr>
+                <w:b w:val="0"/>
+              </w:rPr>
+              <w:t>________</w:t>
+            </w:r>
+          </w:p>
+        </w:tc>
+      </w:tr>
+      <w:tr>
+        <w:tc>
+          <w:tcPr>
+            <w:tcW w:type="dxa" w:w="1234"/>
+          </w:tcPr>
+          <w:p>
+            <w:r>
+              <w:rPr>
+                <w:b w:val="0"/>
+              </w:rPr>
+              <w:t>________</w:t>
+            </w:r>
+          </w:p>
+        </w:tc>
+        <w:tc>
+          <w:tcPr>
+            <w:tcW w:type="dxa" w:w="1234"/>
+          </w:tcPr>
+          <w:p>
+            <w:r>
+              <w:rPr>
+                <w:b w:val="0"/>
+              </w:rPr>
+              <w:t>________</w:t>
+            </w:r>
+          </w:p>
+        </w:tc>
+        <w:tc>
+          <w:tcPr>
+            <w:tcW w:type="dxa" w:w="1234"/>
+          </w:tcPr>
+          <w:p>
+            <w:r>
+              <w:rPr>
+                <w:b w:val="0"/>
+              </w:rPr>
+              <w:t>________</w:t>
+            </w:r>
+          </w:p>
+        </w:tc>
+        <w:tc>
+          <w:tcPr>
+            <w:tcW w:type="dxa" w:w="1234"/>
+          </w:tcPr>
+          <w:p>
+            <w:r>
+              <w:rPr>
+                <w:b w:val="0"/>
+              </w:rPr>
+              <w:t>________</w:t>
+            </w:r>
+          </w:p>
+        </w:tc>
+        <w:tc>
+          <w:tcPr>
+            <w:tcW w:type="dxa" w:w="1234"/>
+          </w:tcPr>
+          <w:p>
+            <w:r>
+              <w:rPr>
+                <w:b w:val="0"/>
+              </w:rPr>
+              <w:t>________</w:t>
+            </w:r>
+          </w:p>
+        </w:tc>
+        <w:tc>
+          <w:tcPr>
+            <w:tcW w:type="dxa" w:w="1234"/>
+          </w:tcPr>
+          <w:p>
+            <w:r>
+              <w:rPr>
+                <w:b w:val="0"/>
+              </w:rPr>
+              <w:t>________</w:t>
+            </w:r>
+          </w:p>
+        </w:tc>
+        <w:tc>
+          <w:tcPr>
+            <w:tcW w:type="dxa" w:w="1234"/>
+          </w:tcPr>
+          <w:p>
+            <w:r>
+              <w:rPr>
+                <w:b w:val="0"/>
+              </w:rPr>
+              <w:t>________</w:t>
+            </w:r>
+          </w:p>
+        </w:tc>
+      </w:tr>
+      <w:tr>
+        <w:tc>
+          <w:tcPr>
+            <w:tcW w:type="dxa" w:w="1234"/>
+          </w:tcPr>
+          <w:p>
+            <w:r>
+              <w:rPr>
+                <w:b w:val="0"/>
+              </w:rPr>
+              <w:t>________</w:t>
+            </w:r>
+          </w:p>
+        </w:tc>
+        <w:tc>
+          <w:tcPr>
+            <w:tcW w:type="dxa" w:w="1234"/>
+          </w:tcPr>
+          <w:p>
+            <w:r>
+              <w:rPr>
+                <w:b w:val="0"/>
+              </w:rPr>
+              <w:t>________</w:t>
+            </w:r>
+          </w:p>
+        </w:tc>
+        <w:tc>
+          <w:tcPr>
+            <w:tcW w:type="dxa" w:w="1234"/>
+          </w:tcPr>
+          <w:p>
+            <w:r>
+              <w:rPr>
+                <w:b w:val="0"/>
+              </w:rPr>
+              <w:t>________</w:t>
+            </w:r>
+          </w:p>
+        </w:tc>
+        <w:tc>
+          <w:tcPr>
+            <w:tcW w:type="dxa" w:w="1234"/>
+          </w:tcPr>
+          <w:p>
+            <w:r>
+              <w:rPr>
+                <w:b w:val="0"/>
+              </w:rPr>
+              <w:t>________</w:t>
+            </w:r>
+          </w:p>
+        </w:tc>
+        <w:tc>
+          <w:tcPr>
+            <w:tcW w:type="dxa" w:w="1234"/>
+          </w:tcPr>
+          <w:p>
+            <w:r>
+              <w:rPr>
+                <w:b w:val="0"/>
+              </w:rPr>
+              <w:t>________</w:t>
+            </w:r>
+          </w:p>
+        </w:tc>
+        <w:tc>
+          <w:tcPr>
+            <w:tcW w:type="dxa" w:w="1234"/>
+          </w:tcPr>
+          <w:p>
+            <w:r>
+              <w:rPr>
+                <w:b w:val="0"/>
+              </w:rPr>
+              <w:t>________</w:t>
+            </w:r>
+          </w:p>
+        </w:tc>
+        <w:tc>
+          <w:tcPr>
+            <w:tcW w:type="dxa" w:w="1234"/>
+          </w:tcPr>
+          <w:p>
+            <w:r>
+              <w:rPr>
+                <w:b w:val="0"/>
+              </w:rPr>
+              <w:t>________</w:t>
+            </w:r>
+          </w:p>
+        </w:tc>
+      </w:tr>
+    </w:tbl>
+    <w:p/>
+    <w:p>
+      <w:r>
+        <w:rPr>
+          <w:b w:val="0"/>
+        </w:rPr>
+        <w:t>※ 말씀은 ‘주제 말씀: 디모데전서 4:12’ 형식으로 장절만 기재합니다. 기도·도움 내용은 필요한 범위로 요약하고, 건강·가족관계 등 상세 정보는 본문에 기록하지 않습니다.</w:t>
+      </w:r>
+    </w:p>
+    <w:p>
+      <w:r>
+        <w:rPr>
+          <w:b w:val="0"/>
+        </w:rPr>
+        <w:t>나. 신앙적 돌봄에 관한 관찰: ________</w:t>
+      </w:r>
+    </w:p>
+    <w:p>
+      <w:r>
+        <w:rPr>
+          <w:b w:val="0"/>
+        </w:rPr>
+        <w:t>다. 확인 가능한 성과 및 목표 달성 정도: ________</w:t>
+      </w:r>
+    </w:p>
+    <w:p>
+      <w:r>
+        <w:rPr>
+          <w:b w:val="0"/>
+        </w:rPr>
+        <w:t>라. 평가 담당: ________ / 평가 완료 기한: ________</w:t>
+      </w:r>
+    </w:p>
+    <w:p>
+      <w:pPr>
+        <w:pStyle w:val="Heading2"/>
+      </w:pPr>
+      <w:r>
+        <w:rPr>
+          <w:b w:val="0"/>
+        </w:rPr>
+        <w:t>4. 예산 집행 및 정산</w:t>
+      </w:r>
+    </w:p>
+    <w:p>
+      <w:r>
+        <w:rPr>
+          <w:b w:val="0"/>
+        </w:rPr>
+        <w:t>(단위: 원)</w:t>
       </w:r>
     </w:p>
     <w:tbl>
@@ -843,7 +3848,7 @@
               <w:rPr>
                 <w:b/>
               </w:rPr>
-              <w:t>가정(관리번호)</w:t>
+              <w:t>항목</w:t>
             </w:r>
           </w:p>
         </w:tc>
@@ -856,7 +3861,7 @@
               <w:rPr>
                 <w:b/>
               </w:rPr>
-              <w:t>할 일</w:t>
+              <w:t>예산</w:t>
             </w:r>
           </w:p>
         </w:tc>
@@ -869,7 +3874,7 @@
               <w:rPr>
                 <w:b/>
               </w:rPr>
-              <w:t>담당</w:t>
+              <w:t>집행</w:t>
             </w:r>
           </w:p>
         </w:tc>
@@ -882,7 +3887,7 @@
               <w:rPr>
                 <w:b/>
               </w:rPr>
-              <w:t>기한</w:t>
+              <w:t>잔액</w:t>
             </w:r>
           </w:p>
         </w:tc>
@@ -895,7 +3900,7 @@
               <w:rPr>
                 <w:b/>
               </w:rPr>
-              <w:t>진행·완료 결과</w:t>
+              <w:t>차액 사유</w:t>
             </w:r>
           </w:p>
         </w:tc>
@@ -910,7 +3915,7 @@
               <w:rPr>
                 <w:b w:val="0"/>
               </w:rPr>
-              <w:t>________</w:t>
+              <w:t>교통비</w:t>
             </w:r>
           </w:p>
         </w:tc>
@@ -977,7 +3982,7 @@
               <w:rPr>
                 <w:b w:val="0"/>
               </w:rPr>
-              <w:t>________</w:t>
+              <w:t>심방 물품비</w:t>
             </w:r>
           </w:p>
         </w:tc>
@@ -1044,6 +4049,19 @@
               <w:rPr>
                 <w:b w:val="0"/>
               </w:rPr>
+              <w:t>기타</w:t>
+            </w:r>
+          </w:p>
+        </w:tc>
+        <w:tc>
+          <w:tcPr>
+            <w:tcW w:type="dxa" w:w="1728"/>
+          </w:tcPr>
+          <w:p>
+            <w:r>
+              <w:rPr>
+                <w:b w:val="0"/>
+              </w:rPr>
               <w:t>________</w:t>
             </w:r>
           </w:p>
@@ -1087,9 +4105,317 @@
             </w:r>
           </w:p>
         </w:tc>
+      </w:tr>
+      <w:tr>
         <w:tc>
           <w:tcPr>
             <w:tcW w:type="dxa" w:w="1728"/>
+          </w:tcPr>
+          <w:p>
+            <w:r>
+              <w:rPr>
+                <w:b w:val="0"/>
+              </w:rPr>
+              <w:t>합계</w:t>
+            </w:r>
+          </w:p>
+        </w:tc>
+        <w:tc>
+          <w:tcPr>
+            <w:tcW w:type="dxa" w:w="1728"/>
+          </w:tcPr>
+          <w:p>
+            <w:r>
+              <w:rPr>
+                <w:b w:val="0"/>
+              </w:rPr>
+              <w:t>________</w:t>
+            </w:r>
+          </w:p>
+        </w:tc>
+        <w:tc>
+          <w:tcPr>
+            <w:tcW w:type="dxa" w:w="1728"/>
+          </w:tcPr>
+          <w:p>
+            <w:r>
+              <w:rPr>
+                <w:b w:val="0"/>
+              </w:rPr>
+              <w:t>________</w:t>
+            </w:r>
+          </w:p>
+        </w:tc>
+        <w:tc>
+          <w:tcPr>
+            <w:tcW w:type="dxa" w:w="1728"/>
+          </w:tcPr>
+          <w:p>
+            <w:r>
+              <w:rPr>
+                <w:b w:val="0"/>
+              </w:rPr>
+              <w:t>________</w:t>
+            </w:r>
+          </w:p>
+        </w:tc>
+        <w:tc>
+          <w:tcPr>
+            <w:tcW w:type="dxa" w:w="1728"/>
+          </w:tcPr>
+          <w:p>
+            <w:r>
+              <w:rPr>
+                <w:b w:val="0"/>
+              </w:rPr>
+              <w:t>________</w:t>
+            </w:r>
+          </w:p>
+        </w:tc>
+      </w:tr>
+    </w:tbl>
+    <w:p/>
+    <w:p>
+      <w:r>
+        <w:rPr>
+          <w:b w:val="0"/>
+        </w:rPr>
+        <w:t>가. 집행 총액: 금________원(금________원)</w:t>
+      </w:r>
+    </w:p>
+    <w:p>
+      <w:r>
+        <w:rPr>
+          <w:b w:val="0"/>
+        </w:rPr>
+        <w:t>나. 거래별 지출 기록·증빙 번호: ________ / 작성 담당: ________ / 기한: ________</w:t>
+      </w:r>
+    </w:p>
+    <w:p>
+      <w:r>
+        <w:rPr>
+          <w:b w:val="0"/>
+        </w:rPr>
+        <w:t>다. 정산 확인자: ________ / 확인 기한: ________ / 잔액 처리: ________</w:t>
+      </w:r>
+    </w:p>
+    <w:p>
+      <w:r>
+        <w:rPr>
+          <w:b w:val="0"/>
+        </w:rPr>
+        <w:t>라. 현금 계수 해당 여부: ________ / 공동 계수자 서명: ________·________ / 계수 일시: ________</w:t>
+      </w:r>
+    </w:p>
+    <w:p>
+      <w:pPr>
+        <w:pStyle w:val="Heading2"/>
+      </w:pPr>
+      <w:r>
+        <w:rPr>
+          <w:b w:val="0"/>
+        </w:rPr>
+        <w:t>5. 안전·운영 사항</w:t>
+      </w:r>
+    </w:p>
+    <w:p>
+      <w:r>
+        <w:rPr>
+          <w:b w:val="0"/>
+        </w:rPr>
+        <w:t>가. 사고·방문 중단·민원 발생 여부 및 조치 요약: ________</w:t>
+      </w:r>
+    </w:p>
+    <w:p>
+      <w:r>
+        <w:rPr>
+          <w:b w:val="0"/>
+        </w:rPr>
+        <w:t>나. 사전 동의·2인 방문·기록 보관 준수 여부: ________</w:t>
+      </w:r>
+    </w:p>
+    <w:p>
+      <w:r>
+        <w:rPr>
+          <w:b w:val="0"/>
+        </w:rPr>
+        <w:t>다. 추가 확인 사항: ________ / 담당: ________ / 확인 기한: ________</w:t>
+      </w:r>
+    </w:p>
+    <w:p>
+      <w:pPr>
+        <w:pStyle w:val="Heading2"/>
+      </w:pPr>
+      <w:r>
+        <w:rPr>
+          <w:b w:val="0"/>
+        </w:rPr>
+        <w:t>6. 문제점 및 개선사항</w:t>
+      </w:r>
+    </w:p>
+    <w:tbl>
+      <w:tblPr>
+        <w:tblStyle w:val="TableGrid"/>
+        <w:tblW w:type="auto" w:w="0"/>
+        <w:tblLook w:firstColumn="1" w:firstRow="1" w:lastColumn="0" w:lastRow="0" w:noHBand="0" w:noVBand="1" w:val="04A0"/>
+      </w:tblPr>
+      <w:tblGrid>
+        <w:gridCol w:w="2160"/>
+        <w:gridCol w:w="2160"/>
+        <w:gridCol w:w="2160"/>
+        <w:gridCol w:w="2160"/>
+      </w:tblGrid>
+      <w:tr>
+        <w:tc>
+          <w:tcPr>
+            <w:tcW w:type="dxa" w:w="2160"/>
+          </w:tcPr>
+          <w:p>
+            <w:r>
+              <w:rPr>
+                <w:b/>
+              </w:rPr>
+              <w:t>문제점</w:t>
+            </w:r>
+          </w:p>
+        </w:tc>
+        <w:tc>
+          <w:tcPr>
+            <w:tcW w:type="dxa" w:w="2160"/>
+          </w:tcPr>
+          <w:p>
+            <w:r>
+              <w:rPr>
+                <w:b/>
+              </w:rPr>
+              <w:t>개선사항</w:t>
+            </w:r>
+          </w:p>
+        </w:tc>
+        <w:tc>
+          <w:tcPr>
+            <w:tcW w:type="dxa" w:w="2160"/>
+          </w:tcPr>
+          <w:p>
+            <w:r>
+              <w:rPr>
+                <w:b/>
+              </w:rPr>
+              <w:t>담당</w:t>
+            </w:r>
+          </w:p>
+        </w:tc>
+        <w:tc>
+          <w:tcPr>
+            <w:tcW w:type="dxa" w:w="2160"/>
+          </w:tcPr>
+          <w:p>
+            <w:r>
+              <w:rPr>
+                <w:b/>
+              </w:rPr>
+              <w:t>기한</w:t>
+            </w:r>
+          </w:p>
+        </w:tc>
+      </w:tr>
+      <w:tr>
+        <w:tc>
+          <w:tcPr>
+            <w:tcW w:type="dxa" w:w="2160"/>
+          </w:tcPr>
+          <w:p>
+            <w:r>
+              <w:rPr>
+                <w:b w:val="0"/>
+              </w:rPr>
+              <w:t>________</w:t>
+            </w:r>
+          </w:p>
+        </w:tc>
+        <w:tc>
+          <w:tcPr>
+            <w:tcW w:type="dxa" w:w="2160"/>
+          </w:tcPr>
+          <w:p>
+            <w:r>
+              <w:rPr>
+                <w:b w:val="0"/>
+              </w:rPr>
+              <w:t>________</w:t>
+            </w:r>
+          </w:p>
+        </w:tc>
+        <w:tc>
+          <w:tcPr>
+            <w:tcW w:type="dxa" w:w="2160"/>
+          </w:tcPr>
+          <w:p>
+            <w:r>
+              <w:rPr>
+                <w:b w:val="0"/>
+              </w:rPr>
+              <w:t>________</w:t>
+            </w:r>
+          </w:p>
+        </w:tc>
+        <w:tc>
+          <w:tcPr>
+            <w:tcW w:type="dxa" w:w="2160"/>
+          </w:tcPr>
+          <w:p>
+            <w:r>
+              <w:rPr>
+                <w:b w:val="0"/>
+              </w:rPr>
+              <w:t>________</w:t>
+            </w:r>
+          </w:p>
+        </w:tc>
+      </w:tr>
+      <w:tr>
+        <w:tc>
+          <w:tcPr>
+            <w:tcW w:type="dxa" w:w="2160"/>
+          </w:tcPr>
+          <w:p>
+            <w:r>
+              <w:rPr>
+                <w:b w:val="0"/>
+              </w:rPr>
+              <w:t>________</w:t>
+            </w:r>
+          </w:p>
+        </w:tc>
+        <w:tc>
+          <w:tcPr>
+            <w:tcW w:type="dxa" w:w="2160"/>
+          </w:tcPr>
+          <w:p>
+            <w:r>
+              <w:rPr>
+                <w:b w:val="0"/>
+              </w:rPr>
+              <w:t>________</w:t>
+            </w:r>
+          </w:p>
+        </w:tc>
+        <w:tc>
+          <w:tcPr>
+            <w:tcW w:type="dxa" w:w="2160"/>
+          </w:tcPr>
+          <w:p>
+            <w:r>
+              <w:rPr>
+                <w:b w:val="0"/>
+              </w:rPr>
+              <w:t>________</w:t>
+            </w:r>
+          </w:p>
+        </w:tc>
+        <w:tc>
+          <w:tcPr>
+            <w:tcW w:type="dxa" w:w="2160"/>
           </w:tcPr>
           <w:p>
             <w:r>
@@ -1111,7 +4437,15 @@
         <w:rPr>
           <w:b w:val="0"/>
         </w:rPr>
-        <w:t>월간 점검</w:t>
+        <w:t>7. 후속조치</w:t>
+      </w:r>
+    </w:p>
+    <w:p>
+      <w:r>
+        <w:rPr>
+          <w:b w:val="0"/>
+        </w:rPr>
+        <w:t>가. 후속조치 관리</w:t>
       </w:r>
     </w:p>
     <w:tbl>
@@ -1121,33 +4455,75 @@
         <w:tblLook w:firstColumn="1" w:firstRow="1" w:lastColumn="0" w:lastRow="0" w:noHBand="0" w:noVBand="1" w:val="04A0"/>
       </w:tblPr>
       <w:tblGrid>
-        <w:gridCol w:w="4320"/>
-        <w:gridCol w:w="4320"/>
+        <w:gridCol w:w="1728"/>
+        <w:gridCol w:w="1728"/>
+        <w:gridCol w:w="1728"/>
+        <w:gridCol w:w="1728"/>
+        <w:gridCol w:w="1728"/>
       </w:tblGrid>
       <w:tr>
         <w:tc>
           <w:tcPr>
-            <w:tcW w:type="dxa" w:w="4320"/>
+            <w:tcW w:type="dxa" w:w="1728"/>
           </w:tcPr>
           <w:p>
             <w:r>
               <w:rPr>
                 <w:b/>
               </w:rPr>
-              <w:t>항목</w:t>
-            </w:r>
-          </w:p>
-        </w:tc>
-        <w:tc>
-          <w:tcPr>
-            <w:tcW w:type="dxa" w:w="4320"/>
+              <w:t>내용</w:t>
+            </w:r>
+          </w:p>
+        </w:tc>
+        <w:tc>
+          <w:tcPr>
+            <w:tcW w:type="dxa" w:w="1728"/>
           </w:tcPr>
           <w:p>
             <w:r>
               <w:rPr>
                 <w:b/>
               </w:rPr>
-              <w:t>내용</w:t>
+              <w:t>담당</w:t>
+            </w:r>
+          </w:p>
+        </w:tc>
+        <w:tc>
+          <w:tcPr>
+            <w:tcW w:type="dxa" w:w="1728"/>
+          </w:tcPr>
+          <w:p>
+            <w:r>
+              <w:rPr>
+                <w:b/>
+              </w:rPr>
+              <w:t>기한</w:t>
+            </w:r>
+          </w:p>
+        </w:tc>
+        <w:tc>
+          <w:tcPr>
+            <w:tcW w:type="dxa" w:w="1728"/>
+          </w:tcPr>
+          <w:p>
+            <w:r>
+              <w:rPr>
+                <w:b/>
+              </w:rPr>
+              <w:t>본인 동의 확인</w:t>
+            </w:r>
+          </w:p>
+        </w:tc>
+        <w:tc>
+          <w:tcPr>
+            <w:tcW w:type="dxa" w:w="1728"/>
+          </w:tcPr>
+          <w:p>
+            <w:r>
+              <w:rPr>
+                <w:b/>
+              </w:rPr>
+              <w:t>완료 여부·확인일</w:t>
             </w:r>
           </w:p>
         </w:tc>
@@ -1155,27 +4531,66 @@
       <w:tr>
         <w:tc>
           <w:tcPr>
-            <w:tcW w:type="dxa" w:w="4320"/>
+            <w:tcW w:type="dxa" w:w="1728"/>
           </w:tcPr>
           <w:p>
             <w:r>
               <w:rPr>
                 <w:b w:val="0"/>
               </w:rPr>
-              <w:t>계획·실시 현황</w:t>
-            </w:r>
-          </w:p>
-        </w:tc>
-        <w:tc>
-          <w:tcPr>
-            <w:tcW w:type="dxa" w:w="4320"/>
+              <w:t>________</w:t>
+            </w:r>
+          </w:p>
+        </w:tc>
+        <w:tc>
+          <w:tcPr>
+            <w:tcW w:type="dxa" w:w="1728"/>
           </w:tcPr>
           <w:p>
             <w:r>
               <w:rPr>
                 <w:b w:val="0"/>
               </w:rPr>
-              <w:t>계획 ________가정 / 방문 ________가정 / 전화 ________가정 / 연기 ________가정</w:t>
+              <w:t>________</w:t>
+            </w:r>
+          </w:p>
+        </w:tc>
+        <w:tc>
+          <w:tcPr>
+            <w:tcW w:type="dxa" w:w="1728"/>
+          </w:tcPr>
+          <w:p>
+            <w:r>
+              <w:rPr>
+                <w:b w:val="0"/>
+              </w:rPr>
+              <w:t>________</w:t>
+            </w:r>
+          </w:p>
+        </w:tc>
+        <w:tc>
+          <w:tcPr>
+            <w:tcW w:type="dxa" w:w="1728"/>
+          </w:tcPr>
+          <w:p>
+            <w:r>
+              <w:rPr>
+                <w:b w:val="0"/>
+              </w:rPr>
+              <w:t>________</w:t>
+            </w:r>
+          </w:p>
+        </w:tc>
+        <w:tc>
+          <w:tcPr>
+            <w:tcW w:type="dxa" w:w="1728"/>
+          </w:tcPr>
+          <w:p>
+            <w:r>
+              <w:rPr>
+                <w:b w:val="0"/>
+              </w:rPr>
+              <w:t>________</w:t>
             </w:r>
           </w:p>
         </w:tc>
@@ -1183,20 +4598,59 @@
       <w:tr>
         <w:tc>
           <w:tcPr>
-            <w:tcW w:type="dxa" w:w="4320"/>
+            <w:tcW w:type="dxa" w:w="1728"/>
           </w:tcPr>
           <w:p>
             <w:r>
               <w:rPr>
                 <w:b w:val="0"/>
               </w:rPr>
-              <w:t>잘된 점</w:t>
-            </w:r>
-          </w:p>
-        </w:tc>
-        <w:tc>
-          <w:tcPr>
-            <w:tcW w:type="dxa" w:w="4320"/>
+              <w:t>________</w:t>
+            </w:r>
+          </w:p>
+        </w:tc>
+        <w:tc>
+          <w:tcPr>
+            <w:tcW w:type="dxa" w:w="1728"/>
+          </w:tcPr>
+          <w:p>
+            <w:r>
+              <w:rPr>
+                <w:b w:val="0"/>
+              </w:rPr>
+              <w:t>________</w:t>
+            </w:r>
+          </w:p>
+        </w:tc>
+        <w:tc>
+          <w:tcPr>
+            <w:tcW w:type="dxa" w:w="1728"/>
+          </w:tcPr>
+          <w:p>
+            <w:r>
+              <w:rPr>
+                <w:b w:val="0"/>
+              </w:rPr>
+              <w:t>________</w:t>
+            </w:r>
+          </w:p>
+        </w:tc>
+        <w:tc>
+          <w:tcPr>
+            <w:tcW w:type="dxa" w:w="1728"/>
+          </w:tcPr>
+          <w:p>
+            <w:r>
+              <w:rPr>
+                <w:b w:val="0"/>
+              </w:rPr>
+              <w:t>________</w:t>
+            </w:r>
+          </w:p>
+        </w:tc>
+        <w:tc>
+          <w:tcPr>
+            <w:tcW w:type="dxa" w:w="1728"/>
           </w:tcPr>
           <w:p>
             <w:r>
@@ -1211,20 +4665,20 @@
       <w:tr>
         <w:tc>
           <w:tcPr>
-            <w:tcW w:type="dxa" w:w="4320"/>
+            <w:tcW w:type="dxa" w:w="1728"/>
           </w:tcPr>
           <w:p>
             <w:r>
               <w:rPr>
                 <w:b w:val="0"/>
               </w:rPr>
-              <w:t>아쉬운 점</w:t>
-            </w:r>
-          </w:p>
-        </w:tc>
-        <w:tc>
-          <w:tcPr>
-            <w:tcW w:type="dxa" w:w="4320"/>
+              <w:t>________</w:t>
+            </w:r>
+          </w:p>
+        </w:tc>
+        <w:tc>
+          <w:tcPr>
+            <w:tcW w:type="dxa" w:w="1728"/>
           </w:tcPr>
           <w:p>
             <w:r>
@@ -1235,24 +4689,35 @@
             </w:r>
           </w:p>
         </w:tc>
-      </w:tr>
-      <w:tr>
-        <w:tc>
-          <w:tcPr>
-            <w:tcW w:type="dxa" w:w="4320"/>
+        <w:tc>
+          <w:tcPr>
+            <w:tcW w:type="dxa" w:w="1728"/>
           </w:tcPr>
           <w:p>
             <w:r>
               <w:rPr>
                 <w:b w:val="0"/>
               </w:rPr>
-              <w:t>다음 달에 이어갈 돌봄</w:t>
-            </w:r>
-          </w:p>
-        </w:tc>
-        <w:tc>
-          <w:tcPr>
-            <w:tcW w:type="dxa" w:w="4320"/>
+              <w:t>________</w:t>
+            </w:r>
+          </w:p>
+        </w:tc>
+        <w:tc>
+          <w:tcPr>
+            <w:tcW w:type="dxa" w:w="1728"/>
+          </w:tcPr>
+          <w:p>
+            <w:r>
+              <w:rPr>
+                <w:b w:val="0"/>
+              </w:rPr>
+              <w:t>________</w:t>
+            </w:r>
+          </w:p>
+        </w:tc>
+        <w:tc>
+          <w:tcPr>
+            <w:tcW w:type="dxa" w:w="1728"/>
           </w:tcPr>
           <w:p>
             <w:r>
@@ -1267,14 +4732,75 @@
     </w:tbl>
     <w:p/>
     <w:p>
-      <w:pPr>
-        <w:pStyle w:val="Heading2"/>
-      </w:pPr>
       <w:r>
         <w:rPr>
           <w:b w:val="0"/>
         </w:rPr>
-        <w:t>개인정보 보호 안내</w:t>
+        <w:t>나. 개인정보 보호 안내</w:t>
+      </w:r>
+    </w:p>
+    <w:p>
+      <w:r>
+        <w:rPr>
+          <w:b w:val="0"/>
+        </w:rPr>
+        <w:t>1) 성명·주소·연락처와 가정 관리번호 대응표는 별도 보관합니다. 건강정보는 지원에 꼭 필요한 경우에만 별도 동의를 받아 최소한으로 기록합니다.</w:t>
+      </w:r>
+    </w:p>
+    <w:p>
+      <w:r>
+        <w:rPr>
+          <w:b w:val="0"/>
+        </w:rPr>
+        <w:t>2) 열람 권한은 승인된 담당자로 제한합니다. 문서는 잠금 보관하고 전자파일에는 접근 제한을 설정하며, 단체 대화방·주보·공개 기도제목에 식별 가능한 내용을 게시하지 않습니다.</w:t>
+      </w:r>
+    </w:p>
+    <w:p>
+      <w:r>
+        <w:rPr>
+          <w:b w:val="0"/>
+        </w:rPr>
+        <w:t>3) 보유기간은 ________, 보관 장소는 ________로 정하며 적용 기준은 (확인 필요)입니다. 관리 담당 ________은 ________까지 확인·기재합니다.</w:t>
+      </w:r>
+    </w:p>
+    <w:p>
+      <w:r>
+        <w:rPr>
+          <w:b w:val="0"/>
+        </w:rPr>
+        <w:t>4) 관리 담당 ________은 ________까지 보유 필요성을 점검하고, 목적 달성 또는 보유기간 종료 시 종이는 파쇄하고 전자파일은 복구하기 어렵게 삭제합니다.</w:t>
+      </w:r>
+    </w:p>
+    <w:p>
+      <w:r>
+        <w:rPr>
+          <w:b w:val="0"/>
+        </w:rPr>
+        <w:t>5) 개인정보 수집·이용 동의는 아래 별도 회신서로 받으며, 본문과 분리하여 보관합니다.</w:t>
+      </w:r>
+    </w:p>
+    <w:p>
+      <w:r>
+        <w:rPr>
+          <w:b w:val="0"/>
+        </w:rPr>
+        <w:t>붙임 1. 심방 신청·개인정보 수집·이용 동의 회신서 1부.</w:t>
+      </w:r>
+    </w:p>
+    <w:p>
+      <w:r>
+        <w:rPr>
+          <w:b w:val="0"/>
+        </w:rPr>
+        <w:t>붙임 2. 거래별 지출 및 증빙 확인표 1부.</w:t>
+      </w:r>
+    </w:p>
+    <w:p>
+      <w:r>
+        <w:rPr>
+          <w:b/>
+        </w:rPr>
+        <w:t>붙임 1. 심방 신청·개인정보 수집·이용 동의 회신서 — 제한열람</w:t>
       </w:r>
     </w:p>
     <w:tbl>
@@ -1284,33 +4810,61 @@
         <w:tblLook w:firstColumn="1" w:firstRow="1" w:lastColumn="0" w:lastRow="0" w:noHBand="0" w:noVBand="1" w:val="04A0"/>
       </w:tblPr>
       <w:tblGrid>
-        <w:gridCol w:w="4320"/>
-        <w:gridCol w:w="4320"/>
+        <w:gridCol w:w="2160"/>
+        <w:gridCol w:w="2160"/>
+        <w:gridCol w:w="2160"/>
+        <w:gridCol w:w="2160"/>
       </w:tblGrid>
       <w:tr>
         <w:tc>
           <w:tcPr>
-            <w:tcW w:type="dxa" w:w="4320"/>
+            <w:tcW w:type="dxa" w:w="2160"/>
           </w:tcPr>
           <w:p>
             <w:r>
               <w:rPr>
                 <w:b/>
               </w:rPr>
-              <w:t>구분</w:t>
-            </w:r>
-          </w:p>
-        </w:tc>
-        <w:tc>
-          <w:tcPr>
-            <w:tcW w:type="dxa" w:w="4320"/>
+              <w:t>가정 관리번호</w:t>
+            </w:r>
+          </w:p>
+        </w:tc>
+        <w:tc>
+          <w:tcPr>
+            <w:tcW w:type="dxa" w:w="2160"/>
           </w:tcPr>
           <w:p>
             <w:r>
               <w:rPr>
                 <w:b/>
               </w:rPr>
-              <w:t>지킬 사항</w:t>
+              <w:t>신청자 성명</w:t>
+            </w:r>
+          </w:p>
+        </w:tc>
+        <w:tc>
+          <w:tcPr>
+            <w:tcW w:type="dxa" w:w="2160"/>
+          </w:tcPr>
+          <w:p>
+            <w:r>
+              <w:rPr>
+                <w:b/>
+              </w:rPr>
+              <w:t>연락처</w:t>
+            </w:r>
+          </w:p>
+        </w:tc>
+        <w:tc>
+          <w:tcPr>
+            <w:tcW w:type="dxa" w:w="2160"/>
+          </w:tcPr>
+          <w:p>
+            <w:r>
+              <w:rPr>
+                <w:b/>
+              </w:rPr>
+              <w:t>방문 장소</w:t>
             </w:r>
           </w:p>
         </w:tc>
@@ -1318,229 +4872,538 @@
       <w:tr>
         <w:tc>
           <w:tcPr>
-            <w:tcW w:type="dxa" w:w="4320"/>
+            <w:tcW w:type="dxa" w:w="2160"/>
           </w:tcPr>
           <w:p>
             <w:r>
               <w:rPr>
                 <w:b w:val="0"/>
               </w:rPr>
-              <w:t>방문 전 확인</w:t>
-            </w:r>
-          </w:p>
-        </w:tc>
-        <w:tc>
-          <w:tcPr>
-            <w:tcW w:type="dxa" w:w="4320"/>
+              <w:t>________</w:t>
+            </w:r>
+          </w:p>
+        </w:tc>
+        <w:tc>
+          <w:tcPr>
+            <w:tcW w:type="dxa" w:w="2160"/>
           </w:tcPr>
           <w:p>
             <w:r>
               <w:rPr>
                 <w:b w:val="0"/>
               </w:rPr>
-              <w:t>방문 목적·일시·방문자를 알리고 당사자의 의사를 확인한다.</w:t>
-            </w:r>
-          </w:p>
-        </w:tc>
-      </w:tr>
-      <w:tr>
-        <w:tc>
-          <w:tcPr>
-            <w:tcW w:type="dxa" w:w="4320"/>
+              <w:t>________</w:t>
+            </w:r>
+          </w:p>
+        </w:tc>
+        <w:tc>
+          <w:tcPr>
+            <w:tcW w:type="dxa" w:w="2160"/>
           </w:tcPr>
           <w:p>
             <w:r>
               <w:rPr>
                 <w:b w:val="0"/>
               </w:rPr>
-              <w:t>최소 기록</w:t>
-            </w:r>
-          </w:p>
-        </w:tc>
-        <w:tc>
-          <w:tcPr>
-            <w:tcW w:type="dxa" w:w="4320"/>
+              <w:t>________</w:t>
+            </w:r>
+          </w:p>
+        </w:tc>
+        <w:tc>
+          <w:tcPr>
+            <w:tcW w:type="dxa" w:w="2160"/>
           </w:tcPr>
           <w:p>
             <w:r>
               <w:rPr>
                 <w:b w:val="0"/>
               </w:rPr>
-              <w:t>공유용 계획표에는 가정 관리번호를 사용한다. 주소·연락처는 별도 연락망에서 관리하며, 돌봄에 필요한 내용만 기록한다.</w:t>
-            </w:r>
-          </w:p>
-        </w:tc>
-      </w:tr>
-      <w:tr>
-        <w:tc>
-          <w:tcPr>
-            <w:tcW w:type="dxa" w:w="4320"/>
-          </w:tcPr>
-          <w:p>
-            <w:r>
-              <w:rPr>
-                <w:b w:val="0"/>
-              </w:rPr>
-              <w:t>민감한 내용</w:t>
-            </w:r>
-          </w:p>
-        </w:tc>
-        <w:tc>
-          <w:tcPr>
-            <w:tcW w:type="dxa" w:w="4320"/>
-          </w:tcPr>
-          <w:p>
-            <w:r>
-              <w:rPr>
-                <w:b w:val="0"/>
-              </w:rPr>
-              <w:t>건강·가정 형편 등은 상세히 적지 않는다. 필요한 경우 당사자의 동의를 확인하고 최소한으로 기록한다.</w:t>
-            </w:r>
-          </w:p>
-        </w:tc>
-      </w:tr>
-      <w:tr>
-        <w:tc>
-          <w:tcPr>
-            <w:tcW w:type="dxa" w:w="4320"/>
-          </w:tcPr>
-          <w:p>
-            <w:r>
-              <w:rPr>
-                <w:b w:val="0"/>
-              </w:rPr>
-              <w:t>열람·공유</w:t>
-            </w:r>
-          </w:p>
-        </w:tc>
-        <w:tc>
-          <w:tcPr>
-            <w:tcW w:type="dxa" w:w="4320"/>
-          </w:tcPr>
-          <w:p>
-            <w:r>
-              <w:rPr>
-                <w:b w:val="0"/>
-              </w:rPr>
-              <w:t>지정된 담당자만 열람한다. 기도 제목·사진·기록을 단체 대화방이나 주보에 올릴 때에는 별도 동의를 확인한다.</w:t>
-            </w:r>
-          </w:p>
-        </w:tc>
-      </w:tr>
-      <w:tr>
-        <w:tc>
-          <w:tcPr>
-            <w:tcW w:type="dxa" w:w="4320"/>
-          </w:tcPr>
-          <w:p>
-            <w:r>
-              <w:rPr>
-                <w:b w:val="0"/>
-              </w:rPr>
-              <w:t>외부 도움 연결</w:t>
-            </w:r>
-          </w:p>
-        </w:tc>
-        <w:tc>
-          <w:tcPr>
-            <w:tcW w:type="dxa" w:w="4320"/>
-          </w:tcPr>
-          <w:p>
-            <w:r>
-              <w:rPr>
-                <w:b w:val="0"/>
-              </w:rPr>
-              <w:t>다른 기관에 정보를 전달하기 전에 제공 목적·항목·받는 곳을 설명하고 동의를 확인한다.</w:t>
-            </w:r>
-          </w:p>
-        </w:tc>
-      </w:tr>
-      <w:tr>
-        <w:tc>
-          <w:tcPr>
-            <w:tcW w:type="dxa" w:w="4320"/>
-          </w:tcPr>
-          <w:p>
-            <w:r>
-              <w:rPr>
-                <w:b w:val="0"/>
-              </w:rPr>
-              <w:t>보관·폐기</w:t>
-            </w:r>
-          </w:p>
-        </w:tc>
-        <w:tc>
-          <w:tcPr>
-            <w:tcW w:type="dxa" w:w="4320"/>
-          </w:tcPr>
-          <w:p>
-            <w:r>
-              <w:rPr>
-                <w:b w:val="0"/>
-              </w:rPr>
-              <w:t>종이는 잠금 보관하고 전자파일은 접근을 제한한다. 보관 기한이 지나면 파쇄하거나 삭제한다.</w:t>
-            </w:r>
-          </w:p>
-        </w:tc>
-      </w:tr>
-      <w:tr>
-        <w:tc>
-          <w:tcPr>
-            <w:tcW w:type="dxa" w:w="4320"/>
-          </w:tcPr>
-          <w:p>
-            <w:r>
-              <w:rPr>
-                <w:b w:val="0"/>
-              </w:rPr>
-              <w:t>관리 담당·보관 기한</w:t>
-            </w:r>
-          </w:p>
-        </w:tc>
-        <w:tc>
-          <w:tcPr>
-            <w:tcW w:type="dxa" w:w="4320"/>
-          </w:tcPr>
-          <w:p>
-            <w:r>
-              <w:rPr>
-                <w:b w:val="0"/>
-              </w:rPr>
-              <w:t>담당 ________ / 보관 장소 ________ / 보관 기한 ________</w:t>
-            </w:r>
-          </w:p>
-        </w:tc>
-      </w:tr>
-      <w:tr>
-        <w:tc>
-          <w:tcPr>
-            <w:tcW w:type="dxa" w:w="4320"/>
-          </w:tcPr>
-          <w:p>
-            <w:r>
-              <w:rPr>
-                <w:b w:val="0"/>
-              </w:rPr>
-              <w:t>열람·정정·삭제 요청</w:t>
-            </w:r>
-          </w:p>
-        </w:tc>
-        <w:tc>
-          <w:tcPr>
-            <w:tcW w:type="dxa" w:w="4320"/>
-          </w:tcPr>
-          <w:p>
-            <w:r>
-              <w:rPr>
-                <w:b w:val="0"/>
-              </w:rPr>
-              <w:t>교회 담당자 ________에게 요청한다.</w:t>
+              <w:t>________</w:t>
             </w:r>
           </w:p>
         </w:tc>
       </w:tr>
     </w:tbl>
     <w:p/>
+    <w:tbl>
+      <w:tblPr>
+        <w:tblStyle w:val="TableGrid"/>
+        <w:tblW w:type="auto" w:w="0"/>
+        <w:tblLook w:firstColumn="1" w:firstRow="1" w:lastColumn="0" w:lastRow="0" w:noHBand="0" w:noVBand="1" w:val="04A0"/>
+      </w:tblPr>
+      <w:tblGrid>
+        <w:gridCol w:w="2880"/>
+        <w:gridCol w:w="2880"/>
+        <w:gridCol w:w="2880"/>
+      </w:tblGrid>
+      <w:tr>
+        <w:tc>
+          <w:tcPr>
+            <w:tcW w:type="dxa" w:w="2880"/>
+          </w:tcPr>
+          <w:p>
+            <w:r>
+              <w:rPr>
+                <w:b/>
+              </w:rPr>
+              <w:t>방문 희망 일시</w:t>
+            </w:r>
+          </w:p>
+        </w:tc>
+        <w:tc>
+          <w:tcPr>
+            <w:tcW w:type="dxa" w:w="2880"/>
+          </w:tcPr>
+          <w:p>
+            <w:r>
+              <w:rPr>
+                <w:b/>
+              </w:rPr>
+              <w:t>연락·방문 동의</w:t>
+            </w:r>
+          </w:p>
+        </w:tc>
+        <w:tc>
+          <w:tcPr>
+            <w:tcW w:type="dxa" w:w="2880"/>
+          </w:tcPr>
+          <w:p>
+            <w:r>
+              <w:rPr>
+                <w:b/>
+              </w:rPr>
+              <w:t>요청사항</w:t>
+            </w:r>
+          </w:p>
+        </w:tc>
+      </w:tr>
+      <w:tr>
+        <w:tc>
+          <w:tcPr>
+            <w:tcW w:type="dxa" w:w="2880"/>
+          </w:tcPr>
+          <w:p>
+            <w:r>
+              <w:rPr>
+                <w:b w:val="0"/>
+              </w:rPr>
+              <w:t>________</w:t>
+            </w:r>
+          </w:p>
+        </w:tc>
+        <w:tc>
+          <w:tcPr>
+            <w:tcW w:type="dxa" w:w="2880"/>
+          </w:tcPr>
+          <w:p>
+            <w:r>
+              <w:rPr>
+                <w:b w:val="0"/>
+              </w:rPr>
+              <w:t>________</w:t>
+            </w:r>
+          </w:p>
+        </w:tc>
+        <w:tc>
+          <w:tcPr>
+            <w:tcW w:type="dxa" w:w="2880"/>
+          </w:tcPr>
+          <w:p>
+            <w:r>
+              <w:rPr>
+                <w:b w:val="0"/>
+              </w:rPr>
+              <w:t>________</w:t>
+            </w:r>
+          </w:p>
+        </w:tc>
+      </w:tr>
+    </w:tbl>
+    <w:p/>
+    <w:p>
+      <w:r>
+        <w:rPr>
+          <w:b w:val="0"/>
+        </w:rPr>
+        <w:t>개인정보 수집·이용 동의: 심방 일정 조정·방문·후속 돌봄을 위해 성명·연락처·방문 장소·요청사항을 ________까지 수집·이용하는 데 동의합니다(동의 거부 가능, 거부 시 방문·연락이 제한될 수 있음). 동의 여부: ________ / 날짜: ________ / 서명: ________</w:t>
+      </w:r>
+    </w:p>
+    <w:p>
+      <w:r>
+        <w:rPr>
+          <w:b w:val="0"/>
+        </w:rPr>
+        <w:t>건강정보 별도 동의(필요한 경우): 후속 돌봄을 위해 본인이 제공한 건강상 유의사항 ________을 ________까지 수집·이용하는 데 동의합니다(거부 가능, 거부 시 해당 정보를 이용한 지원이 제한될 수 있음). 동의 여부: ________ / 서명: ________</w:t>
+      </w:r>
+    </w:p>
+    <w:p>
+      <w:r>
+        <w:rPr>
+          <w:b w:val="0"/>
+        </w:rPr>
+        <w:t>접수·보관 담당: ________ / 접수 기한: ________</w:t>
+      </w:r>
+    </w:p>
+    <w:p>
+      <w:r>
+        <w:rPr>
+          <w:b/>
+        </w:rPr>
+        <w:t>붙임 2. 거래별 지출 및 증빙 확인표</w:t>
+      </w:r>
+    </w:p>
+    <w:p>
+      <w:r>
+        <w:rPr>
+          <w:b w:val="0"/>
+        </w:rPr>
+        <w:t>(단위: 원)</w:t>
+      </w:r>
+    </w:p>
+    <w:tbl>
+      <w:tblPr>
+        <w:tblStyle w:val="TableGrid"/>
+        <w:tblW w:type="auto" w:w="0"/>
+        <w:tblLook w:firstColumn="1" w:firstRow="1" w:lastColumn="0" w:lastRow="0" w:noHBand="0" w:noVBand="1" w:val="04A0"/>
+      </w:tblPr>
+      <w:tblGrid>
+        <w:gridCol w:w="1080"/>
+        <w:gridCol w:w="1080"/>
+        <w:gridCol w:w="1080"/>
+        <w:gridCol w:w="1080"/>
+        <w:gridCol w:w="1080"/>
+        <w:gridCol w:w="1080"/>
+        <w:gridCol w:w="1080"/>
+        <w:gridCol w:w="1080"/>
+      </w:tblGrid>
+      <w:tr>
+        <w:tc>
+          <w:tcPr>
+            <w:tcW w:type="dxa" w:w="1080"/>
+          </w:tcPr>
+          <w:p>
+            <w:r>
+              <w:rPr>
+                <w:b/>
+              </w:rPr>
+              <w:t>거래일</w:t>
+            </w:r>
+          </w:p>
+        </w:tc>
+        <w:tc>
+          <w:tcPr>
+            <w:tcW w:type="dxa" w:w="1080"/>
+          </w:tcPr>
+          <w:p>
+            <w:r>
+              <w:rPr>
+                <w:b/>
+              </w:rPr>
+              <w:t>사전 승인 번호·일자</w:t>
+            </w:r>
+          </w:p>
+        </w:tc>
+        <w:tc>
+          <w:tcPr>
+            <w:tcW w:type="dxa" w:w="1080"/>
+          </w:tcPr>
+          <w:p>
+            <w:r>
+              <w:rPr>
+                <w:b/>
+              </w:rPr>
+              <w:t>사용 내용</w:t>
+            </w:r>
+          </w:p>
+        </w:tc>
+        <w:tc>
+          <w:tcPr>
+            <w:tcW w:type="dxa" w:w="1080"/>
+          </w:tcPr>
+          <w:p>
+            <w:r>
+              <w:rPr>
+                <w:b/>
+              </w:rPr>
+              <w:t>금액</w:t>
+            </w:r>
+          </w:p>
+        </w:tc>
+        <w:tc>
+          <w:tcPr>
+            <w:tcW w:type="dxa" w:w="1080"/>
+          </w:tcPr>
+          <w:p>
+            <w:r>
+              <w:rPr>
+                <w:b/>
+              </w:rPr>
+              <w:t>영수증 번호</w:t>
+            </w:r>
+          </w:p>
+        </w:tc>
+        <w:tc>
+          <w:tcPr>
+            <w:tcW w:type="dxa" w:w="1080"/>
+          </w:tcPr>
+          <w:p>
+            <w:r>
+              <w:rPr>
+                <w:b/>
+              </w:rPr>
+              <w:t>집행자</w:t>
+            </w:r>
+          </w:p>
+        </w:tc>
+        <w:tc>
+          <w:tcPr>
+            <w:tcW w:type="dxa" w:w="1080"/>
+          </w:tcPr>
+          <w:p>
+            <w:r>
+              <w:rPr>
+                <w:b/>
+              </w:rPr>
+              <w:t>별도 확인자</w:t>
+            </w:r>
+          </w:p>
+        </w:tc>
+        <w:tc>
+          <w:tcPr>
+            <w:tcW w:type="dxa" w:w="1080"/>
+          </w:tcPr>
+          <w:p>
+            <w:r>
+              <w:rPr>
+                <w:b/>
+              </w:rPr>
+              <w:t>확인 기한</w:t>
+            </w:r>
+          </w:p>
+        </w:tc>
+      </w:tr>
+      <w:tr>
+        <w:tc>
+          <w:tcPr>
+            <w:tcW w:type="dxa" w:w="1080"/>
+          </w:tcPr>
+          <w:p>
+            <w:r>
+              <w:rPr>
+                <w:b w:val="0"/>
+              </w:rPr>
+              <w:t>________</w:t>
+            </w:r>
+          </w:p>
+        </w:tc>
+        <w:tc>
+          <w:tcPr>
+            <w:tcW w:type="dxa" w:w="1080"/>
+          </w:tcPr>
+          <w:p>
+            <w:r>
+              <w:rPr>
+                <w:b w:val="0"/>
+              </w:rPr>
+              <w:t>________</w:t>
+            </w:r>
+          </w:p>
+        </w:tc>
+        <w:tc>
+          <w:tcPr>
+            <w:tcW w:type="dxa" w:w="1080"/>
+          </w:tcPr>
+          <w:p>
+            <w:r>
+              <w:rPr>
+                <w:b w:val="0"/>
+              </w:rPr>
+              <w:t>________</w:t>
+            </w:r>
+          </w:p>
+        </w:tc>
+        <w:tc>
+          <w:tcPr>
+            <w:tcW w:type="dxa" w:w="1080"/>
+          </w:tcPr>
+          <w:p>
+            <w:r>
+              <w:rPr>
+                <w:b w:val="0"/>
+              </w:rPr>
+              <w:t>________</w:t>
+            </w:r>
+          </w:p>
+        </w:tc>
+        <w:tc>
+          <w:tcPr>
+            <w:tcW w:type="dxa" w:w="1080"/>
+          </w:tcPr>
+          <w:p>
+            <w:r>
+              <w:rPr>
+                <w:b w:val="0"/>
+              </w:rPr>
+              <w:t>________</w:t>
+            </w:r>
+          </w:p>
+        </w:tc>
+        <w:tc>
+          <w:tcPr>
+            <w:tcW w:type="dxa" w:w="1080"/>
+          </w:tcPr>
+          <w:p>
+            <w:r>
+              <w:rPr>
+                <w:b w:val="0"/>
+              </w:rPr>
+              <w:t>________</w:t>
+            </w:r>
+          </w:p>
+        </w:tc>
+        <w:tc>
+          <w:tcPr>
+            <w:tcW w:type="dxa" w:w="1080"/>
+          </w:tcPr>
+          <w:p>
+            <w:r>
+              <w:rPr>
+                <w:b w:val="0"/>
+              </w:rPr>
+              <w:t>________</w:t>
+            </w:r>
+          </w:p>
+        </w:tc>
+        <w:tc>
+          <w:tcPr>
+            <w:tcW w:type="dxa" w:w="1080"/>
+          </w:tcPr>
+          <w:p>
+            <w:r>
+              <w:rPr>
+                <w:b w:val="0"/>
+              </w:rPr>
+              <w:t>________</w:t>
+            </w:r>
+          </w:p>
+        </w:tc>
+      </w:tr>
+      <w:tr>
+        <w:tc>
+          <w:tcPr>
+            <w:tcW w:type="dxa" w:w="1080"/>
+          </w:tcPr>
+          <w:p>
+            <w:r>
+              <w:rPr>
+                <w:b w:val="0"/>
+              </w:rPr>
+              <w:t>________</w:t>
+            </w:r>
+          </w:p>
+        </w:tc>
+        <w:tc>
+          <w:tcPr>
+            <w:tcW w:type="dxa" w:w="1080"/>
+          </w:tcPr>
+          <w:p>
+            <w:r>
+              <w:rPr>
+                <w:b w:val="0"/>
+              </w:rPr>
+              <w:t>________</w:t>
+            </w:r>
+          </w:p>
+        </w:tc>
+        <w:tc>
+          <w:tcPr>
+            <w:tcW w:type="dxa" w:w="1080"/>
+          </w:tcPr>
+          <w:p>
+            <w:r>
+              <w:rPr>
+                <w:b w:val="0"/>
+              </w:rPr>
+              <w:t>________</w:t>
+            </w:r>
+          </w:p>
+        </w:tc>
+        <w:tc>
+          <w:tcPr>
+            <w:tcW w:type="dxa" w:w="1080"/>
+          </w:tcPr>
+          <w:p>
+            <w:r>
+              <w:rPr>
+                <w:b w:val="0"/>
+              </w:rPr>
+              <w:t>________</w:t>
+            </w:r>
+          </w:p>
+        </w:tc>
+        <w:tc>
+          <w:tcPr>
+            <w:tcW w:type="dxa" w:w="1080"/>
+          </w:tcPr>
+          <w:p>
+            <w:r>
+              <w:rPr>
+                <w:b w:val="0"/>
+              </w:rPr>
+              <w:t>________</w:t>
+            </w:r>
+          </w:p>
+        </w:tc>
+        <w:tc>
+          <w:tcPr>
+            <w:tcW w:type="dxa" w:w="1080"/>
+          </w:tcPr>
+          <w:p>
+            <w:r>
+              <w:rPr>
+                <w:b w:val="0"/>
+              </w:rPr>
+              <w:t>________</w:t>
+            </w:r>
+          </w:p>
+        </w:tc>
+        <w:tc>
+          <w:tcPr>
+            <w:tcW w:type="dxa" w:w="1080"/>
+          </w:tcPr>
+          <w:p>
+            <w:r>
+              <w:rPr>
+                <w:b w:val="0"/>
+              </w:rPr>
+              <w:t>________</w:t>
+            </w:r>
+          </w:p>
+        </w:tc>
+        <w:tc>
+          <w:tcPr>
+            <w:tcW w:type="dxa" w:w="1080"/>
+          </w:tcPr>
+          <w:p>
+            <w:r>
+              <w:rPr>
+                <w:b w:val="0"/>
+              </w:rPr>
+              <w:t>________</w:t>
+            </w:r>
+          </w:p>
+        </w:tc>
+      </w:tr>
+    </w:tbl>
+    <w:p/>
+    <w:p>
+      <w:r>
+        <w:rPr>
+          <w:b w:val="0"/>
+        </w:rPr>
+        <w:t>월간·행사별 보고 담당: ________ / 제출 기한: ________</w:t>
+      </w:r>
+    </w:p>
     <w:sectPr>
       <w:pgSz w:w="12240" w:h="15840"/>
       <w:pgMar w:top="1440" w:right="1800" w:bottom="1440" w:left="1800" w:header="720" w:footer="720" w:gutter="0"/>
